--- a/docs/EvoMind_New_User_Final_Setup_Guide_20260707.docx
+++ b/docs/EvoMind_New_User_Final_Setup_Guide_20260707.docx
@@ -1368,7 +1368,7 @@
           <w:color w:val="000000"/>
           <w:sz w:val="18"/>
         </w:rPr>
-        <w:t>git clone &lt;你的GitHub仓库地址&gt; EvoMind</w:t>
+        <w:t>git clone https://github.com/hoanglenga2000-glitch/xcientist.git EvoMind</w:t>
         <w:br/>
         <w:t>cd EvoMind</w:t>
       </w:r>
@@ -4044,7 +4044,7 @@
           <w:color w:val="000000"/>
           <w:sz w:val="18"/>
         </w:rPr>
-        <w:t>git clone &lt;你的GitHub仓库地址&gt; EvoMind</w:t>
+        <w:t>git clone https://github.com/hoanglenga2000-glitch/xcientist.git EvoMind</w:t>
         <w:br/>
         <w:t>cd EvoMind</w:t>
         <w:br/>

--- a/docs/EvoMind_New_User_Final_Setup_Guide_20260707.docx
+++ b/docs/EvoMind_New_User_Final_Setup_Guide_20260707.docx
@@ -1351,23 +1351,41 @@
       <w:r>
         <w:rPr>
           <w:rFonts w:ascii="Microsoft YaHei" w:hAnsi="Microsoft YaHei" w:eastAsia="Microsoft YaHei"/>
+          <w:b/>
+          <w:color w:val="000000"/>
+          <w:sz w:val="23"/>
+        </w:rPr>
+        <w:t>3.1 ?????? Git ??</w:t>
+      </w:r>
+    </w:p>
+    <w:p>
+      <w:pPr>
+        <w:spacing w:before="60" w:after="120"/>
+        <w:ind w:left="283"/>
+      </w:pPr>
+      <w:r>
+        <w:rPr>
+          <w:rFonts w:ascii="Microsoft YaHei" w:hAnsi="Microsoft YaHei" w:eastAsia="Microsoft YaHei"/>
+          <w:b w:val="0"/>
           <w:color w:val="000000"/>
           <w:sz w:val="21"/>
         </w:rPr>
-        <w:t>从 GitHub 下载：</w:t>
-      </w:r>
-    </w:p>
-    <w:p>
-      <w:pPr>
-        <w:spacing w:before="60" w:after="120"/>
-        <w:ind w:left="283"/>
-      </w:pPr>
-      <w:r>
-        <w:rPr>
-          <w:rFonts w:ascii="Consolas" w:hAnsi="Consolas" w:eastAsia="Consolas"/>
-          <w:color w:val="000000"/>
-          <w:sz w:val="18"/>
-        </w:rPr>
+        <w:t>? Windows ??????????? PowerShell????????????????????</w:t>
+        <w:br/>
+        <w:t>cd $env:USERPROFILE\Desktop</w:t>
+        <w:br/>
+        <w:br/>
+        <w:t>?????????????? GitHub ?? EvoMind ?????????????</w:t>
+        <w:br/>
+        <w:t>git clone https://github.com/hoanglenga2000-glitch/xcientist.git EvoMind</w:t>
+        <w:br/>
+        <w:t>cd EvoMind</w:t>
+        <w:br/>
+        <w:br/>
+        <w:t>??????? D ??????????????????????</w:t>
+        <w:br/>
+        <w:t>cd D:\</w:t>
+        <w:br/>
         <w:t>git clone https://github.com/hoanglenga2000-glitch/xcientist.git EvoMind</w:t>
         <w:br/>
         <w:t>cd EvoMind</w:t>
@@ -1381,24 +1399,36 @@
       <w:r>
         <w:rPr>
           <w:rFonts w:ascii="Microsoft YaHei" w:hAnsi="Microsoft YaHei" w:eastAsia="Microsoft YaHei"/>
+          <w:b/>
+          <w:color w:val="000000"/>
+          <w:sz w:val="23"/>
+        </w:rPr>
+        <w:t>3.2 ?? Git ???? ZIP</w:t>
+      </w:r>
+    </w:p>
+    <w:p>
+      <w:pPr>
+        <w:spacing w:before="60" w:after="120"/>
+        <w:ind w:left="283"/>
+      </w:pPr>
+      <w:r>
+        <w:rPr>
+          <w:rFonts w:ascii="Microsoft YaHei" w:hAnsi="Microsoft YaHei" w:eastAsia="Microsoft YaHei"/>
+          <w:b w:val="0"/>
           <w:color w:val="000000"/>
           <w:sz w:val="21"/>
         </w:rPr>
-        <w:t>如果拿到的是压缩包，解压后进入项目根目录：</w:t>
-      </w:r>
-    </w:p>
-    <w:p>
-      <w:pPr>
-        <w:spacing w:before="60" w:after="120"/>
-        <w:ind w:left="283"/>
-      </w:pPr>
-      <w:r>
-        <w:rPr>
-          <w:rFonts w:ascii="Consolas" w:hAnsi="Consolas" w:eastAsia="Consolas"/>
-          <w:color w:val="000000"/>
-          <w:sz w:val="18"/>
-        </w:rPr>
-        <w:t>cd &lt;EvoMind项目目录&gt;</w:t>
+        <w:t>???????? Git?????????</w:t>
+        <w:br/>
+        <w:t>https://github.com/hoanglenga2000-glitch/xcientist</w:t>
+        <w:br/>
+        <w:br/>
+        <w:t>?? Code -&gt; Download ZIP?????????????????????? PowerShell??????????</w:t>
+        <w:br/>
+        <w:t>cd &lt;EvoMind????&gt;</w:t>
+        <w:br/>
+        <w:br/>
+        <w:t>???????????????</w:t>
       </w:r>
     </w:p>
     <w:p>

--- a/docs/EvoMind_New_User_Final_Setup_Guide_20260707.docx
+++ b/docs/EvoMind_New_User_Final_Setup_Guide_20260707.docx
@@ -4,7 +4,7 @@
   <w:body>
     <w:p>
       <w:pPr>
-        <w:pStyle w:val="Title"/>
+        <w:spacing w:line="276" w:lineRule="auto"/>
         <w:jc w:val="center"/>
       </w:pPr>
       <w:r>
@@ -12,19 +12,19 @@
           <w:rFonts w:ascii="Microsoft YaHei" w:hAnsi="Microsoft YaHei" w:eastAsia="Microsoft YaHei"/>
           <w:b/>
           <w:color w:val="000000"/>
-          <w:sz w:val="36"/>
+          <w:sz w:val="40"/>
         </w:rPr>
         <w:t>EvoMind 新用户最终配置使用手册</w:t>
       </w:r>
     </w:p>
     <w:p>
       <w:pPr>
-        <w:spacing w:line="324" w:lineRule="auto"/>
-        <w:ind w:firstLine="420"/>
+        <w:spacing w:after="80" w:line="276" w:lineRule="auto"/>
       </w:pPr>
       <w:r>
         <w:rPr>
           <w:rFonts w:ascii="Microsoft YaHei" w:hAnsi="Microsoft YaHei" w:eastAsia="Microsoft YaHei"/>
+          <w:b w:val="0"/>
           <w:color w:val="000000"/>
           <w:sz w:val="21"/>
         </w:rPr>
@@ -33,12 +33,12 @@
     </w:p>
     <w:p>
       <w:pPr>
-        <w:spacing w:line="324" w:lineRule="auto"/>
-        <w:ind w:firstLine="420"/>
+        <w:spacing w:after="80" w:line="276" w:lineRule="auto"/>
       </w:pPr>
       <w:r>
         <w:rPr>
           <w:rFonts w:ascii="Microsoft YaHei" w:hAnsi="Microsoft YaHei" w:eastAsia="Microsoft YaHei"/>
+          <w:b w:val="0"/>
           <w:color w:val="000000"/>
           <w:sz w:val="21"/>
         </w:rPr>
@@ -47,12 +47,12 @@
     </w:p>
     <w:p>
       <w:pPr>
-        <w:spacing w:line="324" w:lineRule="auto"/>
-        <w:ind w:firstLine="420"/>
+        <w:spacing w:after="80" w:line="276" w:lineRule="auto"/>
       </w:pPr>
       <w:r>
         <w:rPr>
           <w:rFonts w:ascii="Microsoft YaHei" w:hAnsi="Microsoft YaHei" w:eastAsia="Microsoft YaHei"/>
+          <w:b w:val="0"/>
           <w:color w:val="000000"/>
           <w:sz w:val="21"/>
         </w:rPr>
@@ -61,26 +61,28 @@
     </w:p>
     <w:p>
       <w:pPr>
-        <w:spacing w:before="60" w:after="120"/>
-        <w:ind w:left="283"/>
+        <w:spacing w:before="60" w:after="140" w:line="276" w:lineRule="auto"/>
+        <w:ind w:left="346"/>
       </w:pPr>
       <w:r>
         <w:rPr>
-          <w:rFonts w:ascii="Consolas" w:hAnsi="Consolas" w:eastAsia="Consolas"/>
+          <w:rFonts w:ascii="Consolas" w:hAnsi="Consolas" w:eastAsia="Microsoft YaHei"/>
+          <w:b w:val="0"/>
           <w:color w:val="000000"/>
           <w:sz w:val="18"/>
         </w:rPr>
         <w:t>http://127.0.0.1:8088/?page=control</w:t>
+        <w:br/>
       </w:r>
     </w:p>
     <w:p>
       <w:pPr>
-        <w:spacing w:line="324" w:lineRule="auto"/>
-        <w:ind w:firstLine="420"/>
+        <w:spacing w:after="80" w:line="276" w:lineRule="auto"/>
       </w:pPr>
       <w:r>
         <w:rPr>
           <w:rFonts w:ascii="Microsoft YaHei" w:hAnsi="Microsoft YaHei" w:eastAsia="Microsoft YaHei"/>
+          <w:b w:val="0"/>
           <w:color w:val="000000"/>
           <w:sz w:val="21"/>
         </w:rPr>
@@ -89,40 +91,37 @@
     </w:p>
     <w:p>
       <w:pPr>
-        <w:spacing w:before="60" w:after="120"/>
-        <w:ind w:left="283"/>
+        <w:spacing w:before="60" w:after="140" w:line="276" w:lineRule="auto"/>
+        <w:ind w:left="346"/>
       </w:pPr>
       <w:r>
         <w:rPr>
-          <w:rFonts w:ascii="Consolas" w:hAnsi="Consolas" w:eastAsia="Consolas"/>
+          <w:rFonts w:ascii="Consolas" w:hAnsi="Consolas" w:eastAsia="Microsoft YaHei"/>
+          <w:b w:val="0"/>
           <w:color w:val="000000"/>
           <w:sz w:val="18"/>
         </w:rPr>
         <w:t>evomind</w:t>
+        <w:br/>
       </w:r>
     </w:p>
     <w:p>
       <w:pPr>
         <w:pStyle w:val="Heading1"/>
+        <w:spacing w:line="276" w:lineRule="auto" w:before="200" w:after="100"/>
       </w:pPr>
       <w:r>
-        <w:rPr>
-          <w:rFonts w:ascii="Microsoft YaHei" w:hAnsi="Microsoft YaHei" w:eastAsia="Microsoft YaHei"/>
-          <w:b/>
-          <w:color w:val="000000"/>
-          <w:sz w:val="30"/>
-        </w:rPr>
         <w:t>1. EvoMind 是什么</w:t>
       </w:r>
     </w:p>
     <w:p>
       <w:pPr>
-        <w:spacing w:line="324" w:lineRule="auto"/>
-        <w:ind w:firstLine="420"/>
+        <w:spacing w:after="80" w:line="276" w:lineRule="auto"/>
       </w:pPr>
       <w:r>
         <w:rPr>
           <w:rFonts w:ascii="Microsoft YaHei" w:hAnsi="Microsoft YaHei" w:eastAsia="Microsoft YaHei"/>
+          <w:b w:val="0"/>
           <w:color w:val="000000"/>
           <w:sz w:val="21"/>
         </w:rPr>
@@ -131,12 +130,12 @@
     </w:p>
     <w:p>
       <w:pPr>
-        <w:spacing w:line="324" w:lineRule="auto"/>
-        <w:ind w:firstLine="420"/>
+        <w:spacing w:after="80" w:line="276" w:lineRule="auto"/>
       </w:pPr>
       <w:r>
         <w:rPr>
           <w:rFonts w:ascii="Microsoft YaHei" w:hAnsi="Microsoft YaHei" w:eastAsia="Microsoft YaHei"/>
+          <w:b w:val="0"/>
           <w:color w:val="000000"/>
           <w:sz w:val="21"/>
         </w:rPr>
@@ -151,20 +150,20 @@
         <w:tblLook w:firstColumn="1" w:firstRow="1" w:lastColumn="0" w:lastRow="0" w:noHBand="0" w:noVBand="1" w:val="04A0"/>
       </w:tblPr>
       <w:tblGrid>
-        <w:gridCol w:w="3137"/>
-        <w:gridCol w:w="3137"/>
-        <w:gridCol w:w="3137"/>
+        <w:gridCol w:w="3312"/>
+        <w:gridCol w:w="3312"/>
+        <w:gridCol w:w="3312"/>
       </w:tblGrid>
       <w:tr>
         <w:tc>
           <w:tcPr>
-            <w:tcW w:type="dxa" w:w="3137"/>
+            <w:tcW w:type="dxa" w:w="3312"/>
             <w:vAlign w:val="center"/>
-            <w:shd w:fill="F2F4F7"/>
+            <w:shd w:fill="D9EAF7"/>
           </w:tcPr>
           <w:p>
             <w:pPr>
-              <w:jc w:val="left"/>
+              <w:spacing w:after="0"/>
             </w:pPr>
             <w:r/>
             <w:r>
@@ -172,7 +171,7 @@
                 <w:rFonts w:ascii="Microsoft YaHei" w:hAnsi="Microsoft YaHei" w:eastAsia="Microsoft YaHei"/>
                 <w:b/>
                 <w:color w:val="000000"/>
-                <w:sz w:val="19"/>
+                <w:sz w:val="18"/>
               </w:rPr>
               <w:t>层级</w:t>
             </w:r>
@@ -180,13 +179,13 @@
         </w:tc>
         <w:tc>
           <w:tcPr>
-            <w:tcW w:type="dxa" w:w="3137"/>
+            <w:tcW w:type="dxa" w:w="3312"/>
             <w:vAlign w:val="center"/>
-            <w:shd w:fill="F2F4F7"/>
+            <w:shd w:fill="D9EAF7"/>
           </w:tcPr>
           <w:p>
             <w:pPr>
-              <w:jc w:val="left"/>
+              <w:spacing w:after="0"/>
             </w:pPr>
             <w:r/>
             <w:r>
@@ -194,7 +193,7 @@
                 <w:rFonts w:ascii="Microsoft YaHei" w:hAnsi="Microsoft YaHei" w:eastAsia="Microsoft YaHei"/>
                 <w:b/>
                 <w:color w:val="000000"/>
-                <w:sz w:val="19"/>
+                <w:sz w:val="18"/>
               </w:rPr>
               <w:t>名称</w:t>
             </w:r>
@@ -202,13 +201,13 @@
         </w:tc>
         <w:tc>
           <w:tcPr>
-            <w:tcW w:type="dxa" w:w="3137"/>
+            <w:tcW w:type="dxa" w:w="3312"/>
             <w:vAlign w:val="center"/>
-            <w:shd w:fill="F2F4F7"/>
+            <w:shd w:fill="D9EAF7"/>
           </w:tcPr>
           <w:p>
             <w:pPr>
-              <w:jc w:val="left"/>
+              <w:spacing w:after="0"/>
             </w:pPr>
             <w:r/>
             <w:r>
@@ -216,7 +215,7 @@
                 <w:rFonts w:ascii="Microsoft YaHei" w:hAnsi="Microsoft YaHei" w:eastAsia="Microsoft YaHei"/>
                 <w:b/>
                 <w:color w:val="000000"/>
-                <w:sz w:val="19"/>
+                <w:sz w:val="18"/>
               </w:rPr>
               <w:t>作用</w:t>
             </w:r>
@@ -226,12 +225,12 @@
       <w:tr>
         <w:tc>
           <w:tcPr>
-            <w:tcW w:type="dxa" w:w="3137"/>
+            <w:tcW w:type="dxa" w:w="3312"/>
             <w:vAlign w:val="center"/>
           </w:tcPr>
           <w:p>
             <w:pPr>
-              <w:jc w:val="left"/>
+              <w:spacing w:after="0"/>
             </w:pPr>
             <w:r/>
             <w:r>
@@ -239,7 +238,7 @@
                 <w:rFonts w:ascii="Microsoft YaHei" w:hAnsi="Microsoft YaHei" w:eastAsia="Microsoft YaHei"/>
                 <w:b w:val="0"/>
                 <w:color w:val="000000"/>
-                <w:sz w:val="19"/>
+                <w:sz w:val="18"/>
               </w:rPr>
               <w:t>Layer 1</w:t>
             </w:r>
@@ -247,12 +246,12 @@
         </w:tc>
         <w:tc>
           <w:tcPr>
-            <w:tcW w:type="dxa" w:w="3137"/>
+            <w:tcW w:type="dxa" w:w="3312"/>
             <w:vAlign w:val="center"/>
           </w:tcPr>
           <w:p>
             <w:pPr>
-              <w:jc w:val="left"/>
+              <w:spacing w:after="0"/>
             </w:pPr>
             <w:r/>
             <w:r>
@@ -260,7 +259,7 @@
                 <w:rFonts w:ascii="Microsoft YaHei" w:hAnsi="Microsoft YaHei" w:eastAsia="Microsoft YaHei"/>
                 <w:b w:val="0"/>
                 <w:color w:val="000000"/>
-                <w:sz w:val="19"/>
+                <w:sz w:val="18"/>
               </w:rPr>
               <w:t>Multi-Agent Research OS</w:t>
             </w:r>
@@ -268,12 +267,12 @@
         </w:tc>
         <w:tc>
           <w:tcPr>
-            <w:tcW w:type="dxa" w:w="3137"/>
+            <w:tcW w:type="dxa" w:w="3312"/>
             <w:vAlign w:val="center"/>
           </w:tcPr>
           <w:p>
             <w:pPr>
-              <w:jc w:val="left"/>
+              <w:spacing w:after="0"/>
             </w:pPr>
             <w:r/>
             <w:r>
@@ -281,7 +280,7 @@
                 <w:rFonts w:ascii="Microsoft YaHei" w:hAnsi="Microsoft YaHei" w:eastAsia="Microsoft YaHei"/>
                 <w:b w:val="0"/>
                 <w:color w:val="000000"/>
-                <w:sz w:val="19"/>
+                <w:sz w:val="18"/>
               </w:rPr>
               <w:t>任务解析、数据审计、代码生成、训练、验证、报告和 artifact workflow</w:t>
             </w:r>
@@ -291,12 +290,12 @@
       <w:tr>
         <w:tc>
           <w:tcPr>
-            <w:tcW w:type="dxa" w:w="3137"/>
+            <w:tcW w:type="dxa" w:w="3312"/>
             <w:vAlign w:val="center"/>
           </w:tcPr>
           <w:p>
             <w:pPr>
-              <w:jc w:val="left"/>
+              <w:spacing w:after="0"/>
             </w:pPr>
             <w:r/>
             <w:r>
@@ -304,7 +303,7 @@
                 <w:rFonts w:ascii="Microsoft YaHei" w:hAnsi="Microsoft YaHei" w:eastAsia="Microsoft YaHei"/>
                 <w:b w:val="0"/>
                 <w:color w:val="000000"/>
-                <w:sz w:val="19"/>
+                <w:sz w:val="18"/>
               </w:rPr>
               <w:t>Layer 2</w:t>
             </w:r>
@@ -312,12 +311,12 @@
         </w:tc>
         <w:tc>
           <w:tcPr>
-            <w:tcW w:type="dxa" w:w="3137"/>
+            <w:tcW w:type="dxa" w:w="3312"/>
             <w:vAlign w:val="center"/>
           </w:tcPr>
           <w:p>
             <w:pPr>
-              <w:jc w:val="left"/>
+              <w:spacing w:after="0"/>
             </w:pPr>
             <w:r/>
             <w:r>
@@ -325,7 +324,7 @@
                 <w:rFonts w:ascii="Microsoft YaHei" w:hAnsi="Microsoft YaHei" w:eastAsia="Microsoft YaHei"/>
                 <w:b w:val="0"/>
                 <w:color w:val="000000"/>
-                <w:sz w:val="19"/>
+                <w:sz w:val="18"/>
               </w:rPr>
               <w:t>MLEvolve-style Search Controller</w:t>
             </w:r>
@@ -333,12 +332,12 @@
         </w:tc>
         <w:tc>
           <w:tcPr>
-            <w:tcW w:type="dxa" w:w="3137"/>
+            <w:tcW w:type="dxa" w:w="3312"/>
             <w:vAlign w:val="center"/>
           </w:tcPr>
           <w:p>
             <w:pPr>
-              <w:jc w:val="left"/>
+              <w:spacing w:after="0"/>
             </w:pPr>
             <w:r/>
             <w:r>
@@ -346,7 +345,7 @@
                 <w:rFonts w:ascii="Microsoft YaHei" w:hAnsi="Microsoft YaHei" w:eastAsia="Microsoft YaHei"/>
                 <w:b w:val="0"/>
                 <w:color w:val="000000"/>
-                <w:sz w:val="19"/>
+                <w:sz w:val="18"/>
               </w:rPr>
               <w:t>多分支搜索、best-so-far 保护、失败归因、策略复用和自进化</w:t>
             </w:r>
@@ -356,12 +355,12 @@
       <w:tr>
         <w:tc>
           <w:tcPr>
-            <w:tcW w:type="dxa" w:w="3137"/>
+            <w:tcW w:type="dxa" w:w="3312"/>
             <w:vAlign w:val="center"/>
           </w:tcPr>
           <w:p>
             <w:pPr>
-              <w:jc w:val="left"/>
+              <w:spacing w:after="0"/>
             </w:pPr>
             <w:r/>
             <w:r>
@@ -369,7 +368,7 @@
                 <w:rFonts w:ascii="Microsoft YaHei" w:hAnsi="Microsoft YaHei" w:eastAsia="Microsoft YaHei"/>
                 <w:b w:val="0"/>
                 <w:color w:val="000000"/>
-                <w:sz w:val="19"/>
+                <w:sz w:val="18"/>
               </w:rPr>
               <w:t>Layer 3</w:t>
             </w:r>
@@ -377,12 +376,12 @@
         </w:tc>
         <w:tc>
           <w:tcPr>
-            <w:tcW w:type="dxa" w:w="3137"/>
+            <w:tcW w:type="dxa" w:w="3312"/>
             <w:vAlign w:val="center"/>
           </w:tcPr>
           <w:p>
             <w:pPr>
-              <w:jc w:val="left"/>
+              <w:spacing w:after="0"/>
             </w:pPr>
             <w:r/>
             <w:r>
@@ -390,7 +389,7 @@
                 <w:rFonts w:ascii="Microsoft YaHei" w:hAnsi="Microsoft YaHei" w:eastAsia="Microsoft YaHei"/>
                 <w:b w:val="0"/>
                 <w:color w:val="000000"/>
-                <w:sz w:val="19"/>
+                <w:sz w:val="18"/>
               </w:rPr>
               <w:t>XCIENTIST Research Harness</w:t>
             </w:r>
@@ -398,12 +397,12 @@
         </w:tc>
         <w:tc>
           <w:tcPr>
-            <w:tcW w:type="dxa" w:w="3137"/>
+            <w:tcW w:type="dxa" w:w="3312"/>
             <w:vAlign w:val="center"/>
           </w:tcPr>
           <w:p>
             <w:pPr>
-              <w:jc w:val="left"/>
+              <w:spacing w:after="0"/>
             </w:pPr>
             <w:r/>
             <w:r>
@@ -411,7 +410,7 @@
                 <w:rFonts w:ascii="Microsoft YaHei" w:hAnsi="Microsoft YaHei" w:eastAsia="Microsoft YaHei"/>
                 <w:b w:val="0"/>
                 <w:color w:val="000000"/>
-                <w:sz w:val="19"/>
+                <w:sz w:val="18"/>
               </w:rPr>
               <w:t>validation contract、claim audit、泄漏检查、过拟合风险和证据边界</w:t>
             </w:r>
@@ -421,12 +420,12 @@
       <w:tr>
         <w:tc>
           <w:tcPr>
-            <w:tcW w:type="dxa" w:w="3137"/>
+            <w:tcW w:type="dxa" w:w="3312"/>
             <w:vAlign w:val="center"/>
           </w:tcPr>
           <w:p>
             <w:pPr>
-              <w:jc w:val="left"/>
+              <w:spacing w:after="0"/>
             </w:pPr>
             <w:r/>
             <w:r>
@@ -434,7 +433,7 @@
                 <w:rFonts w:ascii="Microsoft YaHei" w:hAnsi="Microsoft YaHei" w:eastAsia="Microsoft YaHei"/>
                 <w:b w:val="0"/>
                 <w:color w:val="000000"/>
-                <w:sz w:val="19"/>
+                <w:sz w:val="18"/>
               </w:rPr>
               <w:t>Layer 4</w:t>
             </w:r>
@@ -442,12 +441,12 @@
         </w:tc>
         <w:tc>
           <w:tcPr>
-            <w:tcW w:type="dxa" w:w="3137"/>
+            <w:tcW w:type="dxa" w:w="3312"/>
             <w:vAlign w:val="center"/>
           </w:tcPr>
           <w:p>
             <w:pPr>
-              <w:jc w:val="left"/>
+              <w:spacing w:after="0"/>
             </w:pPr>
             <w:r/>
             <w:r>
@@ -455,7 +454,7 @@
                 <w:rFonts w:ascii="Microsoft YaHei" w:hAnsi="Microsoft YaHei" w:eastAsia="Microsoft YaHei"/>
                 <w:b w:val="0"/>
                 <w:color w:val="000000"/>
-                <w:sz w:val="19"/>
+                <w:sz w:val="18"/>
               </w:rPr>
               <w:t>Memory / Benchmark / Kaggle Feedback</w:t>
             </w:r>
@@ -463,12 +462,12 @@
         </w:tc>
         <w:tc>
           <w:tcPr>
-            <w:tcW w:type="dxa" w:w="3137"/>
+            <w:tcW w:type="dxa" w:w="3312"/>
             <w:vAlign w:val="center"/>
           </w:tcPr>
           <w:p>
             <w:pPr>
-              <w:jc w:val="left"/>
+              <w:spacing w:after="0"/>
             </w:pPr>
             <w:r/>
             <w:r>
@@ -476,7 +475,7 @@
                 <w:rFonts w:ascii="Microsoft YaHei" w:hAnsi="Microsoft YaHei" w:eastAsia="Microsoft YaHei"/>
                 <w:b w:val="0"/>
                 <w:color w:val="000000"/>
-                <w:sz w:val="19"/>
+                <w:sz w:val="18"/>
               </w:rPr>
               <w:t>retrospective memory、benchmark 追踪、官方结果和本地 proxy 分离</w:t>
             </w:r>
@@ -484,15 +483,19 @@
         </w:tc>
       </w:tr>
     </w:tbl>
-    <w:p/>
     <w:p>
       <w:pPr>
-        <w:spacing w:line="324" w:lineRule="auto"/>
-        <w:ind w:firstLine="420"/>
+        <w:spacing w:line="276" w:lineRule="auto"/>
+      </w:pPr>
+    </w:p>
+    <w:p>
+      <w:pPr>
+        <w:spacing w:after="80" w:line="276" w:lineRule="auto"/>
       </w:pPr>
       <w:r>
         <w:rPr>
           <w:rFonts w:ascii="Microsoft YaHei" w:hAnsi="Microsoft YaHei" w:eastAsia="Microsoft YaHei"/>
+          <w:b w:val="0"/>
           <w:color w:val="000000"/>
           <w:sz w:val="21"/>
         </w:rPr>
@@ -502,10 +505,12 @@
     <w:p>
       <w:pPr>
         <w:pStyle w:val="ListBullet"/>
+        <w:spacing w:after="40" w:line="276" w:lineRule="auto"/>
       </w:pPr>
       <w:r>
         <w:rPr>
           <w:rFonts w:ascii="Microsoft YaHei" w:hAnsi="Microsoft YaHei" w:eastAsia="Microsoft YaHei"/>
+          <w:b w:val="0"/>
           <w:color w:val="000000"/>
           <w:sz w:val="21"/>
         </w:rPr>
@@ -515,10 +520,12 @@
     <w:p>
       <w:pPr>
         <w:pStyle w:val="ListBullet"/>
+        <w:spacing w:after="40" w:line="276" w:lineRule="auto"/>
       </w:pPr>
       <w:r>
         <w:rPr>
           <w:rFonts w:ascii="Microsoft YaHei" w:hAnsi="Microsoft YaHei" w:eastAsia="Microsoft YaHei"/>
+          <w:b w:val="0"/>
           <w:color w:val="000000"/>
           <w:sz w:val="21"/>
         </w:rPr>
@@ -528,10 +535,12 @@
     <w:p>
       <w:pPr>
         <w:pStyle w:val="ListBullet"/>
+        <w:spacing w:after="40" w:line="276" w:lineRule="auto"/>
       </w:pPr>
       <w:r>
         <w:rPr>
           <w:rFonts w:ascii="Microsoft YaHei" w:hAnsi="Microsoft YaHei" w:eastAsia="Microsoft YaHei"/>
+          <w:b w:val="0"/>
           <w:color w:val="000000"/>
           <w:sz w:val="21"/>
         </w:rPr>
@@ -541,25 +550,20 @@
     <w:p>
       <w:pPr>
         <w:pStyle w:val="Heading1"/>
+        <w:spacing w:line="276" w:lineRule="auto" w:before="200" w:after="100"/>
       </w:pPr>
       <w:r>
-        <w:rPr>
-          <w:rFonts w:ascii="Microsoft YaHei" w:hAnsi="Microsoft YaHei" w:eastAsia="Microsoft YaHei"/>
-          <w:b/>
-          <w:color w:val="000000"/>
-          <w:sz w:val="30"/>
-        </w:rPr>
         <w:t>2. 安装前准备</w:t>
       </w:r>
     </w:p>
     <w:p>
       <w:pPr>
-        <w:spacing w:line="324" w:lineRule="auto"/>
-        <w:ind w:firstLine="420"/>
+        <w:spacing w:after="80" w:line="276" w:lineRule="auto"/>
       </w:pPr>
       <w:r>
         <w:rPr>
           <w:rFonts w:ascii="Microsoft YaHei" w:hAnsi="Microsoft YaHei" w:eastAsia="Microsoft YaHei"/>
+          <w:b w:val="0"/>
           <w:color w:val="000000"/>
           <w:sz w:val="21"/>
         </w:rPr>
@@ -574,20 +578,20 @@
         <w:tblLook w:firstColumn="1" w:firstRow="1" w:lastColumn="0" w:lastRow="0" w:noHBand="0" w:noVBand="1" w:val="04A0"/>
       </w:tblPr>
       <w:tblGrid>
-        <w:gridCol w:w="3137"/>
-        <w:gridCol w:w="3137"/>
-        <w:gridCol w:w="3137"/>
+        <w:gridCol w:w="3312"/>
+        <w:gridCol w:w="3312"/>
+        <w:gridCol w:w="3312"/>
       </w:tblGrid>
       <w:tr>
         <w:tc>
           <w:tcPr>
-            <w:tcW w:type="dxa" w:w="3137"/>
+            <w:tcW w:type="dxa" w:w="3312"/>
             <w:vAlign w:val="center"/>
-            <w:shd w:fill="F2F4F7"/>
+            <w:shd w:fill="D9EAF7"/>
           </w:tcPr>
           <w:p>
             <w:pPr>
-              <w:jc w:val="left"/>
+              <w:spacing w:after="0"/>
             </w:pPr>
             <w:r/>
             <w:r>
@@ -595,7 +599,7 @@
                 <w:rFonts w:ascii="Microsoft YaHei" w:hAnsi="Microsoft YaHei" w:eastAsia="Microsoft YaHei"/>
                 <w:b/>
                 <w:color w:val="000000"/>
-                <w:sz w:val="19"/>
+                <w:sz w:val="18"/>
               </w:rPr>
               <w:t>项目</w:t>
             </w:r>
@@ -603,13 +607,13 @@
         </w:tc>
         <w:tc>
           <w:tcPr>
-            <w:tcW w:type="dxa" w:w="3137"/>
+            <w:tcW w:type="dxa" w:w="3312"/>
             <w:vAlign w:val="center"/>
-            <w:shd w:fill="F2F4F7"/>
+            <w:shd w:fill="D9EAF7"/>
           </w:tcPr>
           <w:p>
             <w:pPr>
-              <w:jc w:val="left"/>
+              <w:spacing w:after="0"/>
             </w:pPr>
             <w:r/>
             <w:r>
@@ -617,7 +621,7 @@
                 <w:rFonts w:ascii="Microsoft YaHei" w:hAnsi="Microsoft YaHei" w:eastAsia="Microsoft YaHei"/>
                 <w:b/>
                 <w:color w:val="000000"/>
-                <w:sz w:val="19"/>
+                <w:sz w:val="18"/>
               </w:rPr>
               <w:t>最低要求</w:t>
             </w:r>
@@ -625,13 +629,13 @@
         </w:tc>
         <w:tc>
           <w:tcPr>
-            <w:tcW w:type="dxa" w:w="3137"/>
+            <w:tcW w:type="dxa" w:w="3312"/>
             <w:vAlign w:val="center"/>
-            <w:shd w:fill="F2F4F7"/>
+            <w:shd w:fill="D9EAF7"/>
           </w:tcPr>
           <w:p>
             <w:pPr>
-              <w:jc w:val="left"/>
+              <w:spacing w:after="0"/>
             </w:pPr>
             <w:r/>
             <w:r>
@@ -639,7 +643,7 @@
                 <w:rFonts w:ascii="Microsoft YaHei" w:hAnsi="Microsoft YaHei" w:eastAsia="Microsoft YaHei"/>
                 <w:b/>
                 <w:color w:val="000000"/>
-                <w:sz w:val="19"/>
+                <w:sz w:val="18"/>
               </w:rPr>
               <w:t>推荐</w:t>
             </w:r>
@@ -649,12 +653,12 @@
       <w:tr>
         <w:tc>
           <w:tcPr>
-            <w:tcW w:type="dxa" w:w="3137"/>
+            <w:tcW w:type="dxa" w:w="3312"/>
             <w:vAlign w:val="center"/>
           </w:tcPr>
           <w:p>
             <w:pPr>
-              <w:jc w:val="left"/>
+              <w:spacing w:after="0"/>
             </w:pPr>
             <w:r/>
             <w:r>
@@ -662,7 +666,7 @@
                 <w:rFonts w:ascii="Microsoft YaHei" w:hAnsi="Microsoft YaHei" w:eastAsia="Microsoft YaHei"/>
                 <w:b w:val="0"/>
                 <w:color w:val="000000"/>
-                <w:sz w:val="19"/>
+                <w:sz w:val="18"/>
               </w:rPr>
               <w:t>操作系统</w:t>
             </w:r>
@@ -670,12 +674,12 @@
         </w:tc>
         <w:tc>
           <w:tcPr>
-            <w:tcW w:type="dxa" w:w="3137"/>
+            <w:tcW w:type="dxa" w:w="3312"/>
             <w:vAlign w:val="center"/>
           </w:tcPr>
           <w:p>
             <w:pPr>
-              <w:jc w:val="left"/>
+              <w:spacing w:after="0"/>
             </w:pPr>
             <w:r/>
             <w:r>
@@ -683,7 +687,7 @@
                 <w:rFonts w:ascii="Microsoft YaHei" w:hAnsi="Microsoft YaHei" w:eastAsia="Microsoft YaHei"/>
                 <w:b w:val="0"/>
                 <w:color w:val="000000"/>
-                <w:sz w:val="19"/>
+                <w:sz w:val="18"/>
               </w:rPr>
               <w:t>Windows 10/11、Linux、macOS</w:t>
             </w:r>
@@ -691,12 +695,12 @@
         </w:tc>
         <w:tc>
           <w:tcPr>
-            <w:tcW w:type="dxa" w:w="3137"/>
+            <w:tcW w:type="dxa" w:w="3312"/>
             <w:vAlign w:val="center"/>
           </w:tcPr>
           <w:p>
             <w:pPr>
-              <w:jc w:val="left"/>
+              <w:spacing w:after="0"/>
             </w:pPr>
             <w:r/>
             <w:r>
@@ -704,7 +708,7 @@
                 <w:rFonts w:ascii="Microsoft YaHei" w:hAnsi="Microsoft YaHei" w:eastAsia="Microsoft YaHei"/>
                 <w:b w:val="0"/>
                 <w:color w:val="000000"/>
-                <w:sz w:val="19"/>
+                <w:sz w:val="18"/>
               </w:rPr>
               <w:t>Windows 11</w:t>
             </w:r>
@@ -714,12 +718,12 @@
       <w:tr>
         <w:tc>
           <w:tcPr>
-            <w:tcW w:type="dxa" w:w="3137"/>
+            <w:tcW w:type="dxa" w:w="3312"/>
             <w:vAlign w:val="center"/>
           </w:tcPr>
           <w:p>
             <w:pPr>
-              <w:jc w:val="left"/>
+              <w:spacing w:after="0"/>
             </w:pPr>
             <w:r/>
             <w:r>
@@ -727,7 +731,7 @@
                 <w:rFonts w:ascii="Microsoft YaHei" w:hAnsi="Microsoft YaHei" w:eastAsia="Microsoft YaHei"/>
                 <w:b w:val="0"/>
                 <w:color w:val="000000"/>
-                <w:sz w:val="19"/>
+                <w:sz w:val="18"/>
               </w:rPr>
               <w:t>Python</w:t>
             </w:r>
@@ -735,12 +739,12 @@
         </w:tc>
         <w:tc>
           <w:tcPr>
-            <w:tcW w:type="dxa" w:w="3137"/>
+            <w:tcW w:type="dxa" w:w="3312"/>
             <w:vAlign w:val="center"/>
           </w:tcPr>
           <w:p>
             <w:pPr>
-              <w:jc w:val="left"/>
+              <w:spacing w:after="0"/>
             </w:pPr>
             <w:r/>
             <w:r>
@@ -748,7 +752,7 @@
                 <w:rFonts w:ascii="Microsoft YaHei" w:hAnsi="Microsoft YaHei" w:eastAsia="Microsoft YaHei"/>
                 <w:b w:val="0"/>
                 <w:color w:val="000000"/>
-                <w:sz w:val="19"/>
+                <w:sz w:val="18"/>
               </w:rPr>
               <w:t>3.10+</w:t>
             </w:r>
@@ -756,12 +760,12 @@
         </w:tc>
         <w:tc>
           <w:tcPr>
-            <w:tcW w:type="dxa" w:w="3137"/>
+            <w:tcW w:type="dxa" w:w="3312"/>
             <w:vAlign w:val="center"/>
           </w:tcPr>
           <w:p>
             <w:pPr>
-              <w:jc w:val="left"/>
+              <w:spacing w:after="0"/>
             </w:pPr>
             <w:r/>
             <w:r>
@@ -769,7 +773,7 @@
                 <w:rFonts w:ascii="Microsoft YaHei" w:hAnsi="Microsoft YaHei" w:eastAsia="Microsoft YaHei"/>
                 <w:b w:val="0"/>
                 <w:color w:val="000000"/>
-                <w:sz w:val="19"/>
+                <w:sz w:val="18"/>
               </w:rPr>
               <w:t>3.11</w:t>
             </w:r>
@@ -779,12 +783,12 @@
       <w:tr>
         <w:tc>
           <w:tcPr>
-            <w:tcW w:type="dxa" w:w="3137"/>
+            <w:tcW w:type="dxa" w:w="3312"/>
             <w:vAlign w:val="center"/>
           </w:tcPr>
           <w:p>
             <w:pPr>
-              <w:jc w:val="left"/>
+              <w:spacing w:after="0"/>
             </w:pPr>
             <w:r/>
             <w:r>
@@ -792,7 +796,7 @@
                 <w:rFonts w:ascii="Microsoft YaHei" w:hAnsi="Microsoft YaHei" w:eastAsia="Microsoft YaHei"/>
                 <w:b w:val="0"/>
                 <w:color w:val="000000"/>
-                <w:sz w:val="19"/>
+                <w:sz w:val="18"/>
               </w:rPr>
               <w:t>Node.js</w:t>
             </w:r>
@@ -800,12 +804,12 @@
         </w:tc>
         <w:tc>
           <w:tcPr>
-            <w:tcW w:type="dxa" w:w="3137"/>
+            <w:tcW w:type="dxa" w:w="3312"/>
             <w:vAlign w:val="center"/>
           </w:tcPr>
           <w:p>
             <w:pPr>
-              <w:jc w:val="left"/>
+              <w:spacing w:after="0"/>
             </w:pPr>
             <w:r/>
             <w:r>
@@ -813,7 +817,7 @@
                 <w:rFonts w:ascii="Microsoft YaHei" w:hAnsi="Microsoft YaHei" w:eastAsia="Microsoft YaHei"/>
                 <w:b w:val="0"/>
                 <w:color w:val="000000"/>
-                <w:sz w:val="19"/>
+                <w:sz w:val="18"/>
               </w:rPr>
               <w:t>18+</w:t>
             </w:r>
@@ -821,12 +825,12 @@
         </w:tc>
         <w:tc>
           <w:tcPr>
-            <w:tcW w:type="dxa" w:w="3137"/>
+            <w:tcW w:type="dxa" w:w="3312"/>
             <w:vAlign w:val="center"/>
           </w:tcPr>
           <w:p>
             <w:pPr>
-              <w:jc w:val="left"/>
+              <w:spacing w:after="0"/>
             </w:pPr>
             <w:r/>
             <w:r>
@@ -834,7 +838,7 @@
                 <w:rFonts w:ascii="Microsoft YaHei" w:hAnsi="Microsoft YaHei" w:eastAsia="Microsoft YaHei"/>
                 <w:b w:val="0"/>
                 <w:color w:val="000000"/>
-                <w:sz w:val="19"/>
+                <w:sz w:val="18"/>
               </w:rPr>
               <w:t>20 LTS</w:t>
             </w:r>
@@ -844,12 +848,12 @@
       <w:tr>
         <w:tc>
           <w:tcPr>
-            <w:tcW w:type="dxa" w:w="3137"/>
+            <w:tcW w:type="dxa" w:w="3312"/>
             <w:vAlign w:val="center"/>
           </w:tcPr>
           <w:p>
             <w:pPr>
-              <w:jc w:val="left"/>
+              <w:spacing w:after="0"/>
             </w:pPr>
             <w:r/>
             <w:r>
@@ -857,7 +861,7 @@
                 <w:rFonts w:ascii="Microsoft YaHei" w:hAnsi="Microsoft YaHei" w:eastAsia="Microsoft YaHei"/>
                 <w:b w:val="0"/>
                 <w:color w:val="000000"/>
-                <w:sz w:val="19"/>
+                <w:sz w:val="18"/>
               </w:rPr>
               <w:t>Git</w:t>
             </w:r>
@@ -865,12 +869,12 @@
         </w:tc>
         <w:tc>
           <w:tcPr>
-            <w:tcW w:type="dxa" w:w="3137"/>
+            <w:tcW w:type="dxa" w:w="3312"/>
             <w:vAlign w:val="center"/>
           </w:tcPr>
           <w:p>
             <w:pPr>
-              <w:jc w:val="left"/>
+              <w:spacing w:after="0"/>
             </w:pPr>
             <w:r/>
             <w:r>
@@ -878,7 +882,7 @@
                 <w:rFonts w:ascii="Microsoft YaHei" w:hAnsi="Microsoft YaHei" w:eastAsia="Microsoft YaHei"/>
                 <w:b w:val="0"/>
                 <w:color w:val="000000"/>
-                <w:sz w:val="19"/>
+                <w:sz w:val="18"/>
               </w:rPr>
               <w:t>现代版本</w:t>
             </w:r>
@@ -886,12 +890,12 @@
         </w:tc>
         <w:tc>
           <w:tcPr>
-            <w:tcW w:type="dxa" w:w="3137"/>
+            <w:tcW w:type="dxa" w:w="3312"/>
             <w:vAlign w:val="center"/>
           </w:tcPr>
           <w:p>
             <w:pPr>
-              <w:jc w:val="left"/>
+              <w:spacing w:after="0"/>
             </w:pPr>
             <w:r/>
             <w:r>
@@ -899,7 +903,7 @@
                 <w:rFonts w:ascii="Microsoft YaHei" w:hAnsi="Microsoft YaHei" w:eastAsia="Microsoft YaHei"/>
                 <w:b w:val="0"/>
                 <w:color w:val="000000"/>
-                <w:sz w:val="19"/>
+                <w:sz w:val="18"/>
               </w:rPr>
               <w:t>最新稳定版</w:t>
             </w:r>
@@ -909,12 +913,12 @@
       <w:tr>
         <w:tc>
           <w:tcPr>
-            <w:tcW w:type="dxa" w:w="3137"/>
+            <w:tcW w:type="dxa" w:w="3312"/>
             <w:vAlign w:val="center"/>
           </w:tcPr>
           <w:p>
             <w:pPr>
-              <w:jc w:val="left"/>
+              <w:spacing w:after="0"/>
             </w:pPr>
             <w:r/>
             <w:r>
@@ -922,7 +926,7 @@
                 <w:rFonts w:ascii="Microsoft YaHei" w:hAnsi="Microsoft YaHei" w:eastAsia="Microsoft YaHei"/>
                 <w:b w:val="0"/>
                 <w:color w:val="000000"/>
-                <w:sz w:val="19"/>
+                <w:sz w:val="18"/>
               </w:rPr>
               <w:t>浏览器</w:t>
             </w:r>
@@ -930,12 +934,12 @@
         </w:tc>
         <w:tc>
           <w:tcPr>
-            <w:tcW w:type="dxa" w:w="3137"/>
+            <w:tcW w:type="dxa" w:w="3312"/>
             <w:vAlign w:val="center"/>
           </w:tcPr>
           <w:p>
             <w:pPr>
-              <w:jc w:val="left"/>
+              <w:spacing w:after="0"/>
             </w:pPr>
             <w:r/>
             <w:r>
@@ -943,7 +947,7 @@
                 <w:rFonts w:ascii="Microsoft YaHei" w:hAnsi="Microsoft YaHei" w:eastAsia="Microsoft YaHei"/>
                 <w:b w:val="0"/>
                 <w:color w:val="000000"/>
-                <w:sz w:val="19"/>
+                <w:sz w:val="18"/>
               </w:rPr>
               <w:t>Chrome 或 Edge</w:t>
             </w:r>
@@ -951,12 +955,12 @@
         </w:tc>
         <w:tc>
           <w:tcPr>
-            <w:tcW w:type="dxa" w:w="3137"/>
+            <w:tcW w:type="dxa" w:w="3312"/>
             <w:vAlign w:val="center"/>
           </w:tcPr>
           <w:p>
             <w:pPr>
-              <w:jc w:val="left"/>
+              <w:spacing w:after="0"/>
             </w:pPr>
             <w:r/>
             <w:r>
@@ -964,7 +968,7 @@
                 <w:rFonts w:ascii="Microsoft YaHei" w:hAnsi="Microsoft YaHei" w:eastAsia="Microsoft YaHei"/>
                 <w:b w:val="0"/>
                 <w:color w:val="000000"/>
-                <w:sz w:val="19"/>
+                <w:sz w:val="18"/>
               </w:rPr>
               <w:t>Chrome</w:t>
             </w:r>
@@ -974,12 +978,12 @@
       <w:tr>
         <w:tc>
           <w:tcPr>
-            <w:tcW w:type="dxa" w:w="3137"/>
+            <w:tcW w:type="dxa" w:w="3312"/>
             <w:vAlign w:val="center"/>
           </w:tcPr>
           <w:p>
             <w:pPr>
-              <w:jc w:val="left"/>
+              <w:spacing w:after="0"/>
             </w:pPr>
             <w:r/>
             <w:r>
@@ -987,7 +991,7 @@
                 <w:rFonts w:ascii="Microsoft YaHei" w:hAnsi="Microsoft YaHei" w:eastAsia="Microsoft YaHei"/>
                 <w:b w:val="0"/>
                 <w:color w:val="000000"/>
-                <w:sz w:val="19"/>
+                <w:sz w:val="18"/>
               </w:rPr>
               <w:t>磁盘空间</w:t>
             </w:r>
@@ -995,12 +999,12 @@
         </w:tc>
         <w:tc>
           <w:tcPr>
-            <w:tcW w:type="dxa" w:w="3137"/>
+            <w:tcW w:type="dxa" w:w="3312"/>
             <w:vAlign w:val="center"/>
           </w:tcPr>
           <w:p>
             <w:pPr>
-              <w:jc w:val="left"/>
+              <w:spacing w:after="0"/>
             </w:pPr>
             <w:r/>
             <w:r>
@@ -1008,7 +1012,7 @@
                 <w:rFonts w:ascii="Microsoft YaHei" w:hAnsi="Microsoft YaHei" w:eastAsia="Microsoft YaHei"/>
                 <w:b w:val="0"/>
                 <w:color w:val="000000"/>
-                <w:sz w:val="19"/>
+                <w:sz w:val="18"/>
               </w:rPr>
               <w:t>5GB</w:t>
             </w:r>
@@ -1016,12 +1020,12 @@
         </w:tc>
         <w:tc>
           <w:tcPr>
-            <w:tcW w:type="dxa" w:w="3137"/>
+            <w:tcW w:type="dxa" w:w="3312"/>
             <w:vAlign w:val="center"/>
           </w:tcPr>
           <w:p>
             <w:pPr>
-              <w:jc w:val="left"/>
+              <w:spacing w:after="0"/>
             </w:pPr>
             <w:r/>
             <w:r>
@@ -1029,7 +1033,7 @@
                 <w:rFonts w:ascii="Microsoft YaHei" w:hAnsi="Microsoft YaHei" w:eastAsia="Microsoft YaHei"/>
                 <w:b w:val="0"/>
                 <w:color w:val="000000"/>
-                <w:sz w:val="19"/>
+                <w:sz w:val="18"/>
               </w:rPr>
               <w:t>20GB+</w:t>
             </w:r>
@@ -1037,15 +1041,19 @@
         </w:tc>
       </w:tr>
     </w:tbl>
-    <w:p/>
     <w:p>
       <w:pPr>
-        <w:spacing w:line="324" w:lineRule="auto"/>
-        <w:ind w:firstLine="420"/>
+        <w:spacing w:line="276" w:lineRule="auto"/>
+      </w:pPr>
+    </w:p>
+    <w:p>
+      <w:pPr>
+        <w:spacing w:after="80" w:line="276" w:lineRule="auto"/>
       </w:pPr>
       <w:r>
         <w:rPr>
           <w:rFonts w:ascii="Microsoft YaHei" w:hAnsi="Microsoft YaHei" w:eastAsia="Microsoft YaHei"/>
+          <w:b w:val="0"/>
           <w:color w:val="000000"/>
           <w:sz w:val="21"/>
         </w:rPr>
@@ -1060,20 +1068,20 @@
         <w:tblLook w:firstColumn="1" w:firstRow="1" w:lastColumn="0" w:lastRow="0" w:noHBand="0" w:noVBand="1" w:val="04A0"/>
       </w:tblPr>
       <w:tblGrid>
-        <w:gridCol w:w="3137"/>
-        <w:gridCol w:w="3137"/>
-        <w:gridCol w:w="3137"/>
+        <w:gridCol w:w="3312"/>
+        <w:gridCol w:w="3312"/>
+        <w:gridCol w:w="3312"/>
       </w:tblGrid>
       <w:tr>
         <w:tc>
           <w:tcPr>
-            <w:tcW w:type="dxa" w:w="3137"/>
+            <w:tcW w:type="dxa" w:w="3312"/>
             <w:vAlign w:val="center"/>
-            <w:shd w:fill="F2F4F7"/>
+            <w:shd w:fill="D9EAF7"/>
           </w:tcPr>
           <w:p>
             <w:pPr>
-              <w:jc w:val="left"/>
+              <w:spacing w:after="0"/>
             </w:pPr>
             <w:r/>
             <w:r>
@@ -1081,7 +1089,7 @@
                 <w:rFonts w:ascii="Microsoft YaHei" w:hAnsi="Microsoft YaHei" w:eastAsia="Microsoft YaHei"/>
                 <w:b/>
                 <w:color w:val="000000"/>
-                <w:sz w:val="19"/>
+                <w:sz w:val="18"/>
               </w:rPr>
               <w:t>配置项</w:t>
             </w:r>
@@ -1089,13 +1097,13 @@
         </w:tc>
         <w:tc>
           <w:tcPr>
-            <w:tcW w:type="dxa" w:w="3137"/>
+            <w:tcW w:type="dxa" w:w="3312"/>
             <w:vAlign w:val="center"/>
-            <w:shd w:fill="F2F4F7"/>
+            <w:shd w:fill="D9EAF7"/>
           </w:tcPr>
           <w:p>
             <w:pPr>
-              <w:jc w:val="left"/>
+              <w:spacing w:after="0"/>
             </w:pPr>
             <w:r/>
             <w:r>
@@ -1103,7 +1111,7 @@
                 <w:rFonts w:ascii="Microsoft YaHei" w:hAnsi="Microsoft YaHei" w:eastAsia="Microsoft YaHei"/>
                 <w:b/>
                 <w:color w:val="000000"/>
-                <w:sz w:val="19"/>
+                <w:sz w:val="18"/>
               </w:rPr>
               <w:t>是否必须</w:t>
             </w:r>
@@ -1111,13 +1119,13 @@
         </w:tc>
         <w:tc>
           <w:tcPr>
-            <w:tcW w:type="dxa" w:w="3137"/>
+            <w:tcW w:type="dxa" w:w="3312"/>
             <w:vAlign w:val="center"/>
-            <w:shd w:fill="F2F4F7"/>
+            <w:shd w:fill="D9EAF7"/>
           </w:tcPr>
           <w:p>
             <w:pPr>
-              <w:jc w:val="left"/>
+              <w:spacing w:after="0"/>
             </w:pPr>
             <w:r/>
             <w:r>
@@ -1125,7 +1133,7 @@
                 <w:rFonts w:ascii="Microsoft YaHei" w:hAnsi="Microsoft YaHei" w:eastAsia="Microsoft YaHei"/>
                 <w:b/>
                 <w:color w:val="000000"/>
-                <w:sz w:val="19"/>
+                <w:sz w:val="18"/>
               </w:rPr>
               <w:t>用途</w:t>
             </w:r>
@@ -1135,12 +1143,12 @@
       <w:tr>
         <w:tc>
           <w:tcPr>
-            <w:tcW w:type="dxa" w:w="3137"/>
+            <w:tcW w:type="dxa" w:w="3312"/>
             <w:vAlign w:val="center"/>
           </w:tcPr>
           <w:p>
             <w:pPr>
-              <w:jc w:val="left"/>
+              <w:spacing w:after="0"/>
             </w:pPr>
             <w:r/>
             <w:r>
@@ -1148,7 +1156,7 @@
                 <w:rFonts w:ascii="Microsoft YaHei" w:hAnsi="Microsoft YaHei" w:eastAsia="Microsoft YaHei"/>
                 <w:b w:val="0"/>
                 <w:color w:val="000000"/>
-                <w:sz w:val="19"/>
+                <w:sz w:val="18"/>
               </w:rPr>
               <w:t>LLM API Key</w:t>
             </w:r>
@@ -1156,12 +1164,12 @@
         </w:tc>
         <w:tc>
           <w:tcPr>
-            <w:tcW w:type="dxa" w:w="3137"/>
+            <w:tcW w:type="dxa" w:w="3312"/>
             <w:vAlign w:val="center"/>
           </w:tcPr>
           <w:p>
             <w:pPr>
-              <w:jc w:val="left"/>
+              <w:spacing w:after="0"/>
             </w:pPr>
             <w:r/>
             <w:r>
@@ -1169,7 +1177,7 @@
                 <w:rFonts w:ascii="Microsoft YaHei" w:hAnsi="Microsoft YaHei" w:eastAsia="Microsoft YaHei"/>
                 <w:b w:val="0"/>
                 <w:color w:val="000000"/>
-                <w:sz w:val="19"/>
+                <w:sz w:val="18"/>
               </w:rPr>
               <w:t>推荐必须</w:t>
             </w:r>
@@ -1177,12 +1185,12 @@
         </w:tc>
         <w:tc>
           <w:tcPr>
-            <w:tcW w:type="dxa" w:w="3137"/>
+            <w:tcW w:type="dxa" w:w="3312"/>
             <w:vAlign w:val="center"/>
           </w:tcPr>
           <w:p>
             <w:pPr>
-              <w:jc w:val="left"/>
+              <w:spacing w:after="0"/>
             </w:pPr>
             <w:r/>
             <w:r>
@@ -1190,7 +1198,7 @@
                 <w:rFonts w:ascii="Microsoft YaHei" w:hAnsi="Microsoft YaHei" w:eastAsia="Microsoft YaHei"/>
                 <w:b w:val="0"/>
                 <w:color w:val="000000"/>
-                <w:sz w:val="19"/>
+                <w:sz w:val="18"/>
               </w:rPr>
               <w:t>规划、代码生成、审计、报告和交互 Agent</w:t>
             </w:r>
@@ -1200,12 +1208,12 @@
       <w:tr>
         <w:tc>
           <w:tcPr>
-            <w:tcW w:type="dxa" w:w="3137"/>
+            <w:tcW w:type="dxa" w:w="3312"/>
             <w:vAlign w:val="center"/>
           </w:tcPr>
           <w:p>
             <w:pPr>
-              <w:jc w:val="left"/>
+              <w:spacing w:after="0"/>
             </w:pPr>
             <w:r/>
             <w:r>
@@ -1213,7 +1221,7 @@
                 <w:rFonts w:ascii="Microsoft YaHei" w:hAnsi="Microsoft YaHei" w:eastAsia="Microsoft YaHei"/>
                 <w:b w:val="0"/>
                 <w:color w:val="000000"/>
-                <w:sz w:val="19"/>
+                <w:sz w:val="18"/>
               </w:rPr>
               <w:t>Kaggle API Token</w:t>
             </w:r>
@@ -1221,12 +1229,12 @@
         </w:tc>
         <w:tc>
           <w:tcPr>
-            <w:tcW w:type="dxa" w:w="3137"/>
+            <w:tcW w:type="dxa" w:w="3312"/>
             <w:vAlign w:val="center"/>
           </w:tcPr>
           <w:p>
             <w:pPr>
-              <w:jc w:val="left"/>
+              <w:spacing w:after="0"/>
             </w:pPr>
             <w:r/>
             <w:r>
@@ -1234,7 +1242,7 @@
                 <w:rFonts w:ascii="Microsoft YaHei" w:hAnsi="Microsoft YaHei" w:eastAsia="Microsoft YaHei"/>
                 <w:b w:val="0"/>
                 <w:color w:val="000000"/>
-                <w:sz w:val="19"/>
+                <w:sz w:val="18"/>
               </w:rPr>
               <w:t>使用 Kaggle 官方数据时必须</w:t>
             </w:r>
@@ -1242,12 +1250,12 @@
         </w:tc>
         <w:tc>
           <w:tcPr>
-            <w:tcW w:type="dxa" w:w="3137"/>
+            <w:tcW w:type="dxa" w:w="3312"/>
             <w:vAlign w:val="center"/>
           </w:tcPr>
           <w:p>
             <w:pPr>
-              <w:jc w:val="left"/>
+              <w:spacing w:after="0"/>
             </w:pPr>
             <w:r/>
             <w:r>
@@ -1255,7 +1263,7 @@
                 <w:rFonts w:ascii="Microsoft YaHei" w:hAnsi="Microsoft YaHei" w:eastAsia="Microsoft YaHei"/>
                 <w:b w:val="0"/>
                 <w:color w:val="000000"/>
-                <w:sz w:val="19"/>
+                <w:sz w:val="18"/>
               </w:rPr>
               <w:t>下载比赛数据、读取官方 API、生成候选提交</w:t>
             </w:r>
@@ -1265,12 +1273,12 @@
       <w:tr>
         <w:tc>
           <w:tcPr>
-            <w:tcW w:type="dxa" w:w="3137"/>
+            <w:tcW w:type="dxa" w:w="3312"/>
             <w:vAlign w:val="center"/>
           </w:tcPr>
           <w:p>
             <w:pPr>
-              <w:jc w:val="left"/>
+              <w:spacing w:after="0"/>
             </w:pPr>
             <w:r/>
             <w:r>
@@ -1278,7 +1286,7 @@
                 <w:rFonts w:ascii="Microsoft YaHei" w:hAnsi="Microsoft YaHei" w:eastAsia="Microsoft YaHei"/>
                 <w:b w:val="0"/>
                 <w:color w:val="000000"/>
-                <w:sz w:val="19"/>
+                <w:sz w:val="18"/>
               </w:rPr>
               <w:t>GPU/HPC SSH</w:t>
             </w:r>
@@ -1286,12 +1294,12 @@
         </w:tc>
         <w:tc>
           <w:tcPr>
-            <w:tcW w:type="dxa" w:w="3137"/>
+            <w:tcW w:type="dxa" w:w="3312"/>
             <w:vAlign w:val="center"/>
           </w:tcPr>
           <w:p>
             <w:pPr>
-              <w:jc w:val="left"/>
+              <w:spacing w:after="0"/>
             </w:pPr>
             <w:r/>
             <w:r>
@@ -1299,7 +1307,7 @@
                 <w:rFonts w:ascii="Microsoft YaHei" w:hAnsi="Microsoft YaHei" w:eastAsia="Microsoft YaHei"/>
                 <w:b w:val="0"/>
                 <w:color w:val="000000"/>
-                <w:sz w:val="19"/>
+                <w:sz w:val="18"/>
               </w:rPr>
               <w:t>可选</w:t>
             </w:r>
@@ -1307,12 +1315,12 @@
         </w:tc>
         <w:tc>
           <w:tcPr>
-            <w:tcW w:type="dxa" w:w="3137"/>
+            <w:tcW w:type="dxa" w:w="3312"/>
             <w:vAlign w:val="center"/>
           </w:tcPr>
           <w:p>
             <w:pPr>
-              <w:jc w:val="left"/>
+              <w:spacing w:after="0"/>
             </w:pPr>
             <w:r/>
             <w:r>
@@ -1320,7 +1328,7 @@
                 <w:rFonts w:ascii="Microsoft YaHei" w:hAnsi="Microsoft YaHei" w:eastAsia="Microsoft YaHei"/>
                 <w:b w:val="0"/>
                 <w:color w:val="000000"/>
-                <w:sz w:val="19"/>
+                <w:sz w:val="18"/>
               </w:rPr>
               <w:t>远程训练和大规模实验</w:t>
             </w:r>
@@ -1328,40 +1336,32 @@
         </w:tc>
       </w:tr>
     </w:tbl>
-    <w:p/>
     <w:p>
       <w:pPr>
+        <w:spacing w:line="276" w:lineRule="auto"/>
+      </w:pPr>
+    </w:p>
+    <w:p>
+      <w:pPr>
         <w:pStyle w:val="Heading1"/>
+        <w:spacing w:line="276" w:lineRule="auto" w:before="200" w:after="100"/>
       </w:pPr>
       <w:r>
-        <w:rPr>
-          <w:rFonts w:ascii="Microsoft YaHei" w:hAnsi="Microsoft YaHei" w:eastAsia="Microsoft YaHei"/>
-          <w:b/>
-          <w:color w:val="000000"/>
-          <w:sz w:val="30"/>
-        </w:rPr>
         <w:t>3. 下载项目</w:t>
       </w:r>
     </w:p>
     <w:p>
       <w:pPr>
-        <w:spacing w:line="324" w:lineRule="auto"/>
-        <w:ind w:firstLine="420"/>
+        <w:pStyle w:val="Heading2"/>
+        <w:spacing w:line="276" w:lineRule="auto" w:before="200" w:after="100"/>
       </w:pPr>
       <w:r>
-        <w:rPr>
-          <w:rFonts w:ascii="Microsoft YaHei" w:hAnsi="Microsoft YaHei" w:eastAsia="Microsoft YaHei"/>
-          <w:b/>
-          <w:color w:val="000000"/>
-          <w:sz w:val="23"/>
-        </w:rPr>
-        <w:t>3.1 ?????? Git ??</w:t>
+        <w:t>3.1 推荐方式：用 Git 下载</w:t>
       </w:r>
     </w:p>
     <w:p>
       <w:pPr>
-        <w:spacing w:before="60" w:after="120"/>
-        <w:ind w:left="283"/>
+        <w:spacing w:after="80" w:line="276" w:lineRule="auto"/>
       </w:pPr>
       <w:r>
         <w:rPr>
@@ -1370,46 +1370,28 @@
           <w:color w:val="000000"/>
           <w:sz w:val="21"/>
         </w:rPr>
-        <w:t>? Windows ??????????? PowerShell????????????????????</w:t>
-        <w:br/>
-        <w:t>cd $env:USERPROFILE\Desktop</w:t>
-        <w:br/>
-        <w:br/>
-        <w:t>?????????????? GitHub ?? EvoMind ?????????????</w:t>
-        <w:br/>
-        <w:t>git clone https://github.com/hoanglenga2000-glitch/xcientist.git EvoMind</w:t>
-        <w:br/>
-        <w:t>cd EvoMind</w:t>
-        <w:br/>
-        <w:br/>
-        <w:t>??????? D ??????????????????????</w:t>
-        <w:br/>
-        <w:t>cd D:\</w:t>
-        <w:br/>
-        <w:t>git clone https://github.com/hoanglenga2000-glitch/xcientist.git EvoMind</w:t>
-        <w:br/>
-        <w:t>cd EvoMind</w:t>
+        <w:t>在 Windows 上，点击开始菜单，打开 **PowerShell**。先进入你希望存放项目的目录，例如桌面：</w:t>
       </w:r>
     </w:p>
     <w:p>
       <w:pPr>
-        <w:spacing w:line="324" w:lineRule="auto"/>
-        <w:ind w:firstLine="420"/>
+        <w:spacing w:before="60" w:after="140" w:line="276" w:lineRule="auto"/>
+        <w:ind w:left="346"/>
       </w:pPr>
       <w:r>
         <w:rPr>
-          <w:rFonts w:ascii="Microsoft YaHei" w:hAnsi="Microsoft YaHei" w:eastAsia="Microsoft YaHei"/>
-          <w:b/>
+          <w:rFonts w:ascii="Consolas" w:hAnsi="Consolas" w:eastAsia="Microsoft YaHei"/>
+          <w:b w:val="0"/>
           <w:color w:val="000000"/>
-          <w:sz w:val="23"/>
+          <w:sz w:val="18"/>
         </w:rPr>
-        <w:t>3.2 ?? Git ???? ZIP</w:t>
+        <w:t>cd $env:USERPROFILE\Desktop</w:t>
+        <w:br/>
       </w:r>
     </w:p>
     <w:p>
       <w:pPr>
-        <w:spacing w:before="60" w:after="120"/>
-        <w:ind w:left="283"/>
+        <w:spacing w:after="80" w:line="276" w:lineRule="auto"/>
       </w:pPr>
       <w:r>
         <w:rPr>
@@ -1418,27 +1400,176 @@
           <w:color w:val="000000"/>
           <w:sz w:val="21"/>
         </w:rPr>
-        <w:t>???????? Git?????????</w:t>
-        <w:br/>
-        <w:t>https://github.com/hoanglenga2000-glitch/xcientist</w:t>
-        <w:br/>
-        <w:br/>
-        <w:t>?? Code -&gt; Download ZIP?????????????????????? PowerShell??????????</w:t>
-        <w:br/>
-        <w:t>cd &lt;EvoMind????&gt;</w:t>
-        <w:br/>
-        <w:br/>
-        <w:t>???????????????</w:t>
+        <w:t>然后输入下面两行。第一行会从 GitHub 下载 EvoMind 仓库，第二行进入项目目录：</w:t>
       </w:r>
     </w:p>
     <w:p>
       <w:pPr>
-        <w:spacing w:line="324" w:lineRule="auto"/>
-        <w:ind w:firstLine="420"/>
+        <w:spacing w:before="60" w:after="140" w:line="276" w:lineRule="auto"/>
+        <w:ind w:left="346"/>
+      </w:pPr>
+      <w:r>
+        <w:rPr>
+          <w:rFonts w:ascii="Consolas" w:hAnsi="Consolas" w:eastAsia="Microsoft YaHei"/>
+          <w:b w:val="0"/>
+          <w:color w:val="000000"/>
+          <w:sz w:val="18"/>
+        </w:rPr>
+        <w:t>git clone https://github.com/hoanglenga2000-glitch/xcientist.git EvoMind</w:t>
+        <w:br/>
+      </w:r>
+      <w:r>
+        <w:rPr>
+          <w:rFonts w:ascii="Consolas" w:hAnsi="Consolas" w:eastAsia="Microsoft YaHei"/>
+          <w:b w:val="0"/>
+          <w:color w:val="000000"/>
+          <w:sz w:val="18"/>
+        </w:rPr>
+        <w:t>cd EvoMind</w:t>
+        <w:br/>
+      </w:r>
+    </w:p>
+    <w:p>
+      <w:pPr>
+        <w:spacing w:after="80" w:line="276" w:lineRule="auto"/>
       </w:pPr>
       <w:r>
         <w:rPr>
           <w:rFonts w:ascii="Microsoft YaHei" w:hAnsi="Microsoft YaHei" w:eastAsia="Microsoft YaHei"/>
+          <w:b w:val="0"/>
+          <w:color w:val="000000"/>
+          <w:sz w:val="21"/>
+        </w:rPr>
+        <w:t>如果你希望放到 D 盘，也可以先进入自己的目录后再执行同样命令：</w:t>
+      </w:r>
+    </w:p>
+    <w:p>
+      <w:pPr>
+        <w:spacing w:before="60" w:after="140" w:line="276" w:lineRule="auto"/>
+        <w:ind w:left="346"/>
+      </w:pPr>
+      <w:r>
+        <w:rPr>
+          <w:rFonts w:ascii="Consolas" w:hAnsi="Consolas" w:eastAsia="Microsoft YaHei"/>
+          <w:b w:val="0"/>
+          <w:color w:val="000000"/>
+          <w:sz w:val="18"/>
+        </w:rPr>
+        <w:t>cd D:\</w:t>
+        <w:br/>
+      </w:r>
+      <w:r>
+        <w:rPr>
+          <w:rFonts w:ascii="Consolas" w:hAnsi="Consolas" w:eastAsia="Microsoft YaHei"/>
+          <w:b w:val="0"/>
+          <w:color w:val="000000"/>
+          <w:sz w:val="18"/>
+        </w:rPr>
+        <w:t>git clone https://github.com/hoanglenga2000-glitch/xcientist.git EvoMind</w:t>
+        <w:br/>
+      </w:r>
+      <w:r>
+        <w:rPr>
+          <w:rFonts w:ascii="Consolas" w:hAnsi="Consolas" w:eastAsia="Microsoft YaHei"/>
+          <w:b w:val="0"/>
+          <w:color w:val="000000"/>
+          <w:sz w:val="18"/>
+        </w:rPr>
+        <w:t>cd EvoMind</w:t>
+        <w:br/>
+      </w:r>
+    </w:p>
+    <w:p>
+      <w:pPr>
+        <w:pStyle w:val="Heading2"/>
+        <w:spacing w:line="276" w:lineRule="auto" w:before="200" w:after="100"/>
+      </w:pPr>
+      <w:r>
+        <w:t>3.2 没有 Git 时：下载 ZIP</w:t>
+      </w:r>
+    </w:p>
+    <w:p>
+      <w:pPr>
+        <w:spacing w:after="80" w:line="276" w:lineRule="auto"/>
+      </w:pPr>
+      <w:r>
+        <w:rPr>
+          <w:rFonts w:ascii="Microsoft YaHei" w:hAnsi="Microsoft YaHei" w:eastAsia="Microsoft YaHei"/>
+          <w:b w:val="0"/>
+          <w:color w:val="000000"/>
+          <w:sz w:val="21"/>
+        </w:rPr>
+        <w:t>如果电脑没有安装 Git，打开浏览器访问：</w:t>
+      </w:r>
+    </w:p>
+    <w:p>
+      <w:pPr>
+        <w:spacing w:before="60" w:after="140" w:line="276" w:lineRule="auto"/>
+        <w:ind w:left="346"/>
+      </w:pPr>
+      <w:r>
+        <w:rPr>
+          <w:rFonts w:ascii="Consolas" w:hAnsi="Consolas" w:eastAsia="Microsoft YaHei"/>
+          <w:b w:val="0"/>
+          <w:color w:val="000000"/>
+          <w:sz w:val="18"/>
+        </w:rPr>
+        <w:t>https://github.com/hoanglenga2000-glitch/xcientist</w:t>
+        <w:br/>
+      </w:r>
+    </w:p>
+    <w:p>
+      <w:pPr>
+        <w:spacing w:after="80" w:line="276" w:lineRule="auto"/>
+      </w:pPr>
+      <w:r>
+        <w:rPr>
+          <w:rFonts w:ascii="Microsoft YaHei" w:hAnsi="Microsoft YaHei" w:eastAsia="Microsoft YaHei"/>
+          <w:b w:val="0"/>
+          <w:color w:val="000000"/>
+          <w:sz w:val="21"/>
+        </w:rPr>
+        <w:t>点击 **Code -&gt; Download ZIP**，下载后解压。然后在解压后的项目文件夹里打开 PowerShell，或手动进入该目录：</w:t>
+      </w:r>
+    </w:p>
+    <w:p>
+      <w:pPr>
+        <w:spacing w:before="60" w:after="140" w:line="276" w:lineRule="auto"/>
+        <w:ind w:left="346"/>
+      </w:pPr>
+      <w:r>
+        <w:rPr>
+          <w:rFonts w:ascii="Consolas" w:hAnsi="Consolas" w:eastAsia="Microsoft YaHei"/>
+          <w:b w:val="0"/>
+          <w:color w:val="000000"/>
+          <w:sz w:val="18"/>
+        </w:rPr>
+        <w:t>cd &lt;EvoMind项目目录&gt;</w:t>
+        <w:br/>
+      </w:r>
+    </w:p>
+    <w:p>
+      <w:pPr>
+        <w:spacing w:after="80" w:line="276" w:lineRule="auto"/>
+      </w:pPr>
+      <w:r>
+        <w:rPr>
+          <w:rFonts w:ascii="Microsoft YaHei" w:hAnsi="Microsoft YaHei" w:eastAsia="Microsoft YaHei"/>
+          <w:b w:val="0"/>
+          <w:color w:val="000000"/>
+          <w:sz w:val="21"/>
+        </w:rPr>
+        <w:t>继续执行下一节的一键安装命令。</w:t>
+      </w:r>
+    </w:p>
+    <w:p>
+      <w:pPr>
+        <w:spacing w:after="80" w:line="276" w:lineRule="auto"/>
+      </w:pPr>
+      <w:r>
+        <w:rPr>
+          <w:rFonts w:ascii="Microsoft YaHei" w:hAnsi="Microsoft YaHei" w:eastAsia="Microsoft YaHei"/>
+          <w:b w:val="0"/>
           <w:color w:val="000000"/>
           <w:sz w:val="21"/>
         </w:rPr>
@@ -1447,50 +1578,87 @@
     </w:p>
     <w:p>
       <w:pPr>
-        <w:spacing w:before="60" w:after="120"/>
-        <w:ind w:left="283"/>
+        <w:spacing w:before="60" w:after="140" w:line="276" w:lineRule="auto"/>
+        <w:ind w:left="346"/>
       </w:pPr>
       <w:r>
         <w:rPr>
-          <w:rFonts w:ascii="Consolas" w:hAnsi="Consolas" w:eastAsia="Consolas"/>
+          <w:rFonts w:ascii="Consolas" w:hAnsi="Consolas" w:eastAsia="Microsoft YaHei"/>
+          <w:b w:val="0"/>
           <w:color w:val="000000"/>
           <w:sz w:val="18"/>
         </w:rPr>
         <w:t>install.ps1</w:t>
         <w:br/>
+      </w:r>
+      <w:r>
+        <w:rPr>
+          <w:rFonts w:ascii="Consolas" w:hAnsi="Consolas" w:eastAsia="Microsoft YaHei"/>
+          <w:b w:val="0"/>
+          <w:color w:val="000000"/>
+          <w:sz w:val="18"/>
+        </w:rPr>
         <w:t>README.md</w:t>
         <w:br/>
+      </w:r>
+      <w:r>
+        <w:rPr>
+          <w:rFonts w:ascii="Consolas" w:hAnsi="Consolas" w:eastAsia="Microsoft YaHei"/>
+          <w:b w:val="0"/>
+          <w:color w:val="000000"/>
+          <w:sz w:val="18"/>
+        </w:rPr>
         <w:t>src/</w:t>
         <w:br/>
+      </w:r>
+      <w:r>
+        <w:rPr>
+          <w:rFonts w:ascii="Consolas" w:hAnsi="Consolas" w:eastAsia="Microsoft YaHei"/>
+          <w:b w:val="0"/>
+          <w:color w:val="000000"/>
+          <w:sz w:val="18"/>
+        </w:rPr>
         <w:t>web/</w:t>
         <w:br/>
+      </w:r>
+      <w:r>
+        <w:rPr>
+          <w:rFonts w:ascii="Consolas" w:hAnsi="Consolas" w:eastAsia="Microsoft YaHei"/>
+          <w:b w:val="0"/>
+          <w:color w:val="000000"/>
+          <w:sz w:val="18"/>
+        </w:rPr>
         <w:t>scripts/</w:t>
         <w:br/>
+      </w:r>
+      <w:r>
+        <w:rPr>
+          <w:rFonts w:ascii="Consolas" w:hAnsi="Consolas" w:eastAsia="Microsoft YaHei"/>
+          <w:b w:val="0"/>
+          <w:color w:val="000000"/>
+          <w:sz w:val="18"/>
+        </w:rPr>
         <w:t>docs/</w:t>
+        <w:br/>
       </w:r>
     </w:p>
     <w:p>
       <w:pPr>
         <w:pStyle w:val="Heading1"/>
+        <w:spacing w:line="276" w:lineRule="auto" w:before="200" w:after="100"/>
       </w:pPr>
       <w:r>
-        <w:rPr>
-          <w:rFonts w:ascii="Microsoft YaHei" w:hAnsi="Microsoft YaHei" w:eastAsia="Microsoft YaHei"/>
-          <w:b/>
-          <w:color w:val="000000"/>
-          <w:sz w:val="30"/>
-        </w:rPr>
         <w:t>4. 一键安装</w:t>
       </w:r>
     </w:p>
     <w:p>
       <w:pPr>
-        <w:spacing w:line="324" w:lineRule="auto"/>
-        <w:ind w:firstLine="420"/>
+        <w:spacing w:after="80" w:line="276" w:lineRule="auto"/>
       </w:pPr>
       <w:r>
         <w:rPr>
           <w:rFonts w:ascii="Microsoft YaHei" w:hAnsi="Microsoft YaHei" w:eastAsia="Microsoft YaHei"/>
+          <w:b w:val="0"/>
           <w:color w:val="000000"/>
           <w:sz w:val="21"/>
         </w:rPr>
@@ -1499,26 +1667,28 @@
     </w:p>
     <w:p>
       <w:pPr>
-        <w:spacing w:before="60" w:after="120"/>
-        <w:ind w:left="283"/>
+        <w:spacing w:before="60" w:after="140" w:line="276" w:lineRule="auto"/>
+        <w:ind w:left="346"/>
       </w:pPr>
       <w:r>
         <w:rPr>
-          <w:rFonts w:ascii="Consolas" w:hAnsi="Consolas" w:eastAsia="Consolas"/>
+          <w:rFonts w:ascii="Consolas" w:hAnsi="Consolas" w:eastAsia="Microsoft YaHei"/>
+          <w:b w:val="0"/>
           <w:color w:val="000000"/>
           <w:sz w:val="18"/>
         </w:rPr>
         <w:t>powershell -NoProfile -ExecutionPolicy Bypass -File install.ps1</w:t>
+        <w:br/>
       </w:r>
     </w:p>
     <w:p>
       <w:pPr>
-        <w:spacing w:line="324" w:lineRule="auto"/>
-        <w:ind w:firstLine="420"/>
+        <w:spacing w:after="80" w:line="276" w:lineRule="auto"/>
       </w:pPr>
       <w:r>
         <w:rPr>
           <w:rFonts w:ascii="Microsoft YaHei" w:hAnsi="Microsoft YaHei" w:eastAsia="Microsoft YaHei"/>
+          <w:b w:val="0"/>
           <w:color w:val="000000"/>
           <w:sz w:val="21"/>
         </w:rPr>
@@ -1528,10 +1698,12 @@
     <w:p>
       <w:pPr>
         <w:pStyle w:val="ListBullet"/>
+        <w:spacing w:after="40" w:line="276" w:lineRule="auto"/>
       </w:pPr>
       <w:r>
         <w:rPr>
           <w:rFonts w:ascii="Microsoft YaHei" w:hAnsi="Microsoft YaHei" w:eastAsia="Microsoft YaHei"/>
+          <w:b w:val="0"/>
           <w:color w:val="000000"/>
           <w:sz w:val="21"/>
         </w:rPr>
@@ -1541,10 +1713,12 @@
     <w:p>
       <w:pPr>
         <w:pStyle w:val="ListBullet"/>
+        <w:spacing w:after="40" w:line="276" w:lineRule="auto"/>
       </w:pPr>
       <w:r>
         <w:rPr>
           <w:rFonts w:ascii="Microsoft YaHei" w:hAnsi="Microsoft YaHei" w:eastAsia="Microsoft YaHei"/>
+          <w:b w:val="0"/>
           <w:color w:val="000000"/>
           <w:sz w:val="21"/>
         </w:rPr>
@@ -1554,10 +1728,12 @@
     <w:p>
       <w:pPr>
         <w:pStyle w:val="ListBullet"/>
+        <w:spacing w:after="40" w:line="276" w:lineRule="auto"/>
       </w:pPr>
       <w:r>
         <w:rPr>
           <w:rFonts w:ascii="Microsoft YaHei" w:hAnsi="Microsoft YaHei" w:eastAsia="Microsoft YaHei"/>
+          <w:b w:val="0"/>
           <w:color w:val="000000"/>
           <w:sz w:val="21"/>
         </w:rPr>
@@ -1567,10 +1743,12 @@
     <w:p>
       <w:pPr>
         <w:pStyle w:val="ListBullet"/>
+        <w:spacing w:after="40" w:line="276" w:lineRule="auto"/>
       </w:pPr>
       <w:r>
         <w:rPr>
           <w:rFonts w:ascii="Microsoft YaHei" w:hAnsi="Microsoft YaHei" w:eastAsia="Microsoft YaHei"/>
+          <w:b w:val="0"/>
           <w:color w:val="000000"/>
           <w:sz w:val="21"/>
         </w:rPr>
@@ -1580,10 +1758,12 @@
     <w:p>
       <w:pPr>
         <w:pStyle w:val="ListBullet"/>
+        <w:spacing w:after="40" w:line="276" w:lineRule="auto"/>
       </w:pPr>
       <w:r>
         <w:rPr>
           <w:rFonts w:ascii="Microsoft YaHei" w:hAnsi="Microsoft YaHei" w:eastAsia="Microsoft YaHei"/>
+          <w:b w:val="0"/>
           <w:color w:val="000000"/>
           <w:sz w:val="21"/>
         </w:rPr>
@@ -1593,10 +1773,12 @@
     <w:p>
       <w:pPr>
         <w:pStyle w:val="ListBullet"/>
+        <w:spacing w:after="40" w:line="276" w:lineRule="auto"/>
       </w:pPr>
       <w:r>
         <w:rPr>
           <w:rFonts w:ascii="Microsoft YaHei" w:hAnsi="Microsoft YaHei" w:eastAsia="Microsoft YaHei"/>
+          <w:b w:val="0"/>
           <w:color w:val="000000"/>
           <w:sz w:val="21"/>
         </w:rPr>
@@ -1606,10 +1788,12 @@
     <w:p>
       <w:pPr>
         <w:pStyle w:val="ListBullet"/>
+        <w:spacing w:after="40" w:line="276" w:lineRule="auto"/>
       </w:pPr>
       <w:r>
         <w:rPr>
           <w:rFonts w:ascii="Microsoft YaHei" w:hAnsi="Microsoft YaHei" w:eastAsia="Microsoft YaHei"/>
+          <w:b w:val="0"/>
           <w:color w:val="000000"/>
           <w:sz w:val="21"/>
         </w:rPr>
@@ -1618,12 +1802,12 @@
     </w:p>
     <w:p>
       <w:pPr>
-        <w:spacing w:line="324" w:lineRule="auto"/>
-        <w:ind w:firstLine="420"/>
+        <w:spacing w:after="80" w:line="276" w:lineRule="auto"/>
       </w:pPr>
       <w:r>
         <w:rPr>
           <w:rFonts w:ascii="Microsoft YaHei" w:hAnsi="Microsoft YaHei" w:eastAsia="Microsoft YaHei"/>
+          <w:b w:val="0"/>
           <w:color w:val="000000"/>
           <w:sz w:val="21"/>
         </w:rPr>
@@ -1632,26 +1816,28 @@
     </w:p>
     <w:p>
       <w:pPr>
-        <w:spacing w:before="60" w:after="120"/>
-        <w:ind w:left="283"/>
+        <w:spacing w:before="60" w:after="140" w:line="276" w:lineRule="auto"/>
+        <w:ind w:left="346"/>
       </w:pPr>
       <w:r>
         <w:rPr>
-          <w:rFonts w:ascii="Consolas" w:hAnsi="Consolas" w:eastAsia="Consolas"/>
+          <w:rFonts w:ascii="Consolas" w:hAnsi="Consolas" w:eastAsia="Microsoft YaHei"/>
+          <w:b w:val="0"/>
           <w:color w:val="000000"/>
           <w:sz w:val="18"/>
         </w:rPr>
         <w:t>powershell -NoProfile -ExecutionPolicy Bypass -File install.ps1 -SkipNpmInstall -SkipBuild</w:t>
+        <w:br/>
       </w:r>
     </w:p>
     <w:p>
       <w:pPr>
-        <w:spacing w:line="324" w:lineRule="auto"/>
-        <w:ind w:firstLine="420"/>
+        <w:spacing w:after="80" w:line="276" w:lineRule="auto"/>
       </w:pPr>
       <w:r>
         <w:rPr>
           <w:rFonts w:ascii="Microsoft YaHei" w:hAnsi="Microsoft YaHei" w:eastAsia="Microsoft YaHei"/>
+          <w:b w:val="0"/>
           <w:color w:val="000000"/>
           <w:sz w:val="21"/>
         </w:rPr>
@@ -1660,26 +1846,28 @@
     </w:p>
     <w:p>
       <w:pPr>
-        <w:spacing w:before="60" w:after="120"/>
-        <w:ind w:left="283"/>
+        <w:spacing w:before="60" w:after="140" w:line="276" w:lineRule="auto"/>
+        <w:ind w:left="346"/>
       </w:pPr>
       <w:r>
         <w:rPr>
-          <w:rFonts w:ascii="Consolas" w:hAnsi="Consolas" w:eastAsia="Consolas"/>
+          <w:rFonts w:ascii="Consolas" w:hAnsi="Consolas" w:eastAsia="Microsoft YaHei"/>
+          <w:b w:val="0"/>
           <w:color w:val="000000"/>
           <w:sz w:val="18"/>
         </w:rPr>
         <w:t>powershell -NoProfile -ExecutionPolicy Bypass -File scripts\install_autokaggle_cli.ps1 -PrependShimPath</w:t>
+        <w:br/>
       </w:r>
     </w:p>
     <w:p>
       <w:pPr>
-        <w:spacing w:line="324" w:lineRule="auto"/>
-        <w:ind w:firstLine="420"/>
+        <w:spacing w:after="80" w:line="276" w:lineRule="auto"/>
       </w:pPr>
       <w:r>
         <w:rPr>
           <w:rFonts w:ascii="Microsoft YaHei" w:hAnsi="Microsoft YaHei" w:eastAsia="Microsoft YaHei"/>
+          <w:b w:val="0"/>
           <w:color w:val="000000"/>
           <w:sz w:val="21"/>
         </w:rPr>
@@ -1688,28 +1876,38 @@
     </w:p>
     <w:p>
       <w:pPr>
-        <w:spacing w:before="60" w:after="120"/>
-        <w:ind w:left="283"/>
+        <w:spacing w:before="60" w:after="140" w:line="276" w:lineRule="auto"/>
+        <w:ind w:left="346"/>
       </w:pPr>
       <w:r>
         <w:rPr>
-          <w:rFonts w:ascii="Consolas" w:hAnsi="Consolas" w:eastAsia="Consolas"/>
+          <w:rFonts w:ascii="Consolas" w:hAnsi="Consolas" w:eastAsia="Microsoft YaHei"/>
+          <w:b w:val="0"/>
           <w:color w:val="000000"/>
           <w:sz w:val="18"/>
         </w:rPr>
         <w:t>where.exe evomind</w:t>
         <w:br/>
+      </w:r>
+      <w:r>
+        <w:rPr>
+          <w:rFonts w:ascii="Consolas" w:hAnsi="Consolas" w:eastAsia="Microsoft YaHei"/>
+          <w:b w:val="0"/>
+          <w:color w:val="000000"/>
+          <w:sz w:val="18"/>
+        </w:rPr>
         <w:t>evomind --help</w:t>
+        <w:br/>
       </w:r>
     </w:p>
     <w:p>
       <w:pPr>
-        <w:spacing w:line="324" w:lineRule="auto"/>
-        <w:ind w:firstLine="420"/>
+        <w:spacing w:after="80" w:line="276" w:lineRule="auto"/>
       </w:pPr>
       <w:r>
         <w:rPr>
           <w:rFonts w:ascii="Microsoft YaHei" w:hAnsi="Microsoft YaHei" w:eastAsia="Microsoft YaHei"/>
+          <w:b w:val="0"/>
           <w:color w:val="000000"/>
           <w:sz w:val="21"/>
         </w:rPr>
@@ -1718,40 +1916,37 @@
     </w:p>
     <w:p>
       <w:pPr>
-        <w:spacing w:before="60" w:after="120"/>
-        <w:ind w:left="283"/>
+        <w:spacing w:before="60" w:after="140" w:line="276" w:lineRule="auto"/>
+        <w:ind w:left="346"/>
       </w:pPr>
       <w:r>
         <w:rPr>
-          <w:rFonts w:ascii="Consolas" w:hAnsi="Consolas" w:eastAsia="Consolas"/>
+          <w:rFonts w:ascii="Consolas" w:hAnsi="Consolas" w:eastAsia="Microsoft YaHei"/>
+          <w:b w:val="0"/>
           <w:color w:val="000000"/>
           <w:sz w:val="18"/>
         </w:rPr>
         <w:t>%USERPROFILE%\.xsci\bin</w:t>
+        <w:br/>
       </w:r>
     </w:p>
     <w:p>
       <w:pPr>
         <w:pStyle w:val="Heading1"/>
+        <w:spacing w:line="276" w:lineRule="auto" w:before="200" w:after="100"/>
       </w:pPr>
       <w:r>
-        <w:rPr>
-          <w:rFonts w:ascii="Microsoft YaHei" w:hAnsi="Microsoft YaHei" w:eastAsia="Microsoft YaHei"/>
-          <w:b/>
-          <w:color w:val="000000"/>
-          <w:sz w:val="30"/>
-        </w:rPr>
         <w:t>5. 配置模型 API</w:t>
       </w:r>
     </w:p>
     <w:p>
       <w:pPr>
-        <w:spacing w:line="324" w:lineRule="auto"/>
-        <w:ind w:firstLine="420"/>
+        <w:spacing w:after="80" w:line="276" w:lineRule="auto"/>
       </w:pPr>
       <w:r>
         <w:rPr>
           <w:rFonts w:ascii="Microsoft YaHei" w:hAnsi="Microsoft YaHei" w:eastAsia="Microsoft YaHei"/>
+          <w:b w:val="0"/>
           <w:color w:val="000000"/>
           <w:sz w:val="21"/>
         </w:rPr>
@@ -1760,26 +1955,28 @@
     </w:p>
     <w:p>
       <w:pPr>
-        <w:spacing w:before="60" w:after="120"/>
-        <w:ind w:left="283"/>
+        <w:spacing w:before="60" w:after="140" w:line="276" w:lineRule="auto"/>
+        <w:ind w:left="346"/>
       </w:pPr>
       <w:r>
         <w:rPr>
-          <w:rFonts w:ascii="Consolas" w:hAnsi="Consolas" w:eastAsia="Consolas"/>
+          <w:rFonts w:ascii="Consolas" w:hAnsi="Consolas" w:eastAsia="Microsoft YaHei"/>
+          <w:b w:val="0"/>
           <w:color w:val="000000"/>
           <w:sz w:val="18"/>
         </w:rPr>
         <w:t>evomind setup</w:t>
+        <w:br/>
       </w:r>
     </w:p>
     <w:p>
       <w:pPr>
-        <w:spacing w:line="324" w:lineRule="auto"/>
-        <w:ind w:firstLine="420"/>
+        <w:spacing w:after="80" w:line="276" w:lineRule="auto"/>
       </w:pPr>
       <w:r>
         <w:rPr>
           <w:rFonts w:ascii="Microsoft YaHei" w:hAnsi="Microsoft YaHei" w:eastAsia="Microsoft YaHei"/>
+          <w:b w:val="0"/>
           <w:color w:val="000000"/>
           <w:sz w:val="21"/>
         </w:rPr>
@@ -1788,26 +1985,28 @@
     </w:p>
     <w:p>
       <w:pPr>
-        <w:spacing w:before="60" w:after="120"/>
-        <w:ind w:left="283"/>
+        <w:spacing w:before="60" w:after="140" w:line="276" w:lineRule="auto"/>
+        <w:ind w:left="346"/>
       </w:pPr>
       <w:r>
         <w:rPr>
-          <w:rFonts w:ascii="Consolas" w:hAnsi="Consolas" w:eastAsia="Consolas"/>
+          <w:rFonts w:ascii="Consolas" w:hAnsi="Consolas" w:eastAsia="Microsoft YaHei"/>
+          <w:b w:val="0"/>
           <w:color w:val="000000"/>
           <w:sz w:val="18"/>
         </w:rPr>
         <w:t>powershell -File scripts\manage_deepseek_secret.ps1 install-key -ApiKey &lt;你的模型API_KEY&gt;</w:t>
+        <w:br/>
       </w:r>
     </w:p>
     <w:p>
       <w:pPr>
-        <w:spacing w:line="324" w:lineRule="auto"/>
-        <w:ind w:firstLine="420"/>
+        <w:spacing w:after="80" w:line="276" w:lineRule="auto"/>
       </w:pPr>
       <w:r>
         <w:rPr>
           <w:rFonts w:ascii="Microsoft YaHei" w:hAnsi="Microsoft YaHei" w:eastAsia="Microsoft YaHei"/>
+          <w:b w:val="0"/>
           <w:color w:val="000000"/>
           <w:sz w:val="21"/>
         </w:rPr>
@@ -1816,12 +2015,12 @@
     </w:p>
     <w:p>
       <w:pPr>
-        <w:spacing w:line="324" w:lineRule="auto"/>
-        <w:ind w:firstLine="420"/>
+        <w:spacing w:after="80" w:line="276" w:lineRule="auto"/>
       </w:pPr>
       <w:r>
         <w:rPr>
           <w:rFonts w:ascii="Microsoft YaHei" w:hAnsi="Microsoft YaHei" w:eastAsia="Microsoft YaHei"/>
+          <w:b w:val="0"/>
           <w:color w:val="000000"/>
           <w:sz w:val="21"/>
         </w:rPr>
@@ -1830,26 +2029,28 @@
     </w:p>
     <w:p>
       <w:pPr>
-        <w:spacing w:before="60" w:after="120"/>
-        <w:ind w:left="283"/>
+        <w:spacing w:before="60" w:after="140" w:line="276" w:lineRule="auto"/>
+        <w:ind w:left="346"/>
       </w:pPr>
       <w:r>
         <w:rPr>
-          <w:rFonts w:ascii="Consolas" w:hAnsi="Consolas" w:eastAsia="Consolas"/>
+          <w:rFonts w:ascii="Consolas" w:hAnsi="Consolas" w:eastAsia="Microsoft YaHei"/>
+          <w:b w:val="0"/>
           <w:color w:val="000000"/>
           <w:sz w:val="18"/>
         </w:rPr>
         <w:t>evomind ready</w:t>
+        <w:br/>
       </w:r>
     </w:p>
     <w:p>
       <w:pPr>
-        <w:spacing w:line="324" w:lineRule="auto"/>
-        <w:ind w:firstLine="420"/>
+        <w:spacing w:after="80" w:line="276" w:lineRule="auto"/>
       </w:pPr>
       <w:r>
         <w:rPr>
           <w:rFonts w:ascii="Microsoft YaHei" w:hAnsi="Microsoft YaHei" w:eastAsia="Microsoft YaHei"/>
+          <w:b w:val="0"/>
           <w:color w:val="000000"/>
           <w:sz w:val="21"/>
         </w:rPr>
@@ -1859,39 +2060,29 @@
     <w:p>
       <w:pPr>
         <w:pStyle w:val="Heading1"/>
+        <w:spacing w:line="276" w:lineRule="auto" w:before="200" w:after="100"/>
       </w:pPr>
       <w:r>
-        <w:rPr>
-          <w:rFonts w:ascii="Microsoft YaHei" w:hAnsi="Microsoft YaHei" w:eastAsia="Microsoft YaHei"/>
-          <w:b/>
-          <w:color w:val="000000"/>
-          <w:sz w:val="30"/>
-        </w:rPr>
         <w:t>6. 配置 Kaggle API</w:t>
       </w:r>
     </w:p>
     <w:p>
       <w:pPr>
         <w:pStyle w:val="Heading2"/>
+        <w:spacing w:line="276" w:lineRule="auto" w:before="200" w:after="100"/>
       </w:pPr>
       <w:r>
-        <w:rPr>
-          <w:rFonts w:ascii="Microsoft YaHei" w:hAnsi="Microsoft YaHei" w:eastAsia="Microsoft YaHei"/>
-          <w:b/>
-          <w:color w:val="000000"/>
-          <w:sz w:val="26"/>
-        </w:rPr>
         <w:t>6.1 获取 Kaggle Token</w:t>
       </w:r>
     </w:p>
     <w:p>
       <w:pPr>
-        <w:spacing w:line="324" w:lineRule="auto"/>
-        <w:ind w:firstLine="420"/>
+        <w:spacing w:after="80" w:line="276" w:lineRule="auto"/>
       </w:pPr>
       <w:r>
         <w:rPr>
           <w:rFonts w:ascii="Microsoft YaHei" w:hAnsi="Microsoft YaHei" w:eastAsia="Microsoft YaHei"/>
+          <w:b w:val="0"/>
           <w:color w:val="000000"/>
           <w:sz w:val="21"/>
         </w:rPr>
@@ -1900,26 +2091,28 @@
     </w:p>
     <w:p>
       <w:pPr>
-        <w:spacing w:before="60" w:after="120"/>
-        <w:ind w:left="283"/>
+        <w:spacing w:before="60" w:after="140" w:line="276" w:lineRule="auto"/>
+        <w:ind w:left="346"/>
       </w:pPr>
       <w:r>
         <w:rPr>
-          <w:rFonts w:ascii="Consolas" w:hAnsi="Consolas" w:eastAsia="Consolas"/>
+          <w:rFonts w:ascii="Consolas" w:hAnsi="Consolas" w:eastAsia="Microsoft YaHei"/>
+          <w:b w:val="0"/>
           <w:color w:val="000000"/>
           <w:sz w:val="18"/>
         </w:rPr>
         <w:t>Account -&gt; API -&gt; Create New Token</w:t>
+        <w:br/>
       </w:r>
     </w:p>
     <w:p>
       <w:pPr>
-        <w:spacing w:line="324" w:lineRule="auto"/>
-        <w:ind w:firstLine="420"/>
+        <w:spacing w:after="80" w:line="276" w:lineRule="auto"/>
       </w:pPr>
       <w:r>
         <w:rPr>
           <w:rFonts w:ascii="Microsoft YaHei" w:hAnsi="Microsoft YaHei" w:eastAsia="Microsoft YaHei"/>
+          <w:b w:val="0"/>
           <w:color w:val="000000"/>
           <w:sz w:val="21"/>
         </w:rPr>
@@ -1929,25 +2122,20 @@
     <w:p>
       <w:pPr>
         <w:pStyle w:val="Heading2"/>
+        <w:spacing w:line="276" w:lineRule="auto" w:before="200" w:after="100"/>
       </w:pPr>
       <w:r>
-        <w:rPr>
-          <w:rFonts w:ascii="Microsoft YaHei" w:hAnsi="Microsoft YaHei" w:eastAsia="Microsoft YaHei"/>
-          <w:b/>
-          <w:color w:val="000000"/>
-          <w:sz w:val="26"/>
-        </w:rPr>
         <w:t>6.2 安装 Kaggle Token</w:t>
       </w:r>
     </w:p>
     <w:p>
       <w:pPr>
-        <w:spacing w:line="324" w:lineRule="auto"/>
-        <w:ind w:firstLine="420"/>
+        <w:spacing w:after="80" w:line="276" w:lineRule="auto"/>
       </w:pPr>
       <w:r>
         <w:rPr>
           <w:rFonts w:ascii="Microsoft YaHei" w:hAnsi="Microsoft YaHei" w:eastAsia="Microsoft YaHei"/>
+          <w:b w:val="0"/>
           <w:color w:val="000000"/>
           <w:sz w:val="21"/>
         </w:rPr>
@@ -1956,26 +2144,28 @@
     </w:p>
     <w:p>
       <w:pPr>
-        <w:spacing w:before="60" w:after="120"/>
-        <w:ind w:left="283"/>
+        <w:spacing w:before="60" w:after="140" w:line="276" w:lineRule="auto"/>
+        <w:ind w:left="346"/>
       </w:pPr>
       <w:r>
         <w:rPr>
-          <w:rFonts w:ascii="Consolas" w:hAnsi="Consolas" w:eastAsia="Consolas"/>
+          <w:rFonts w:ascii="Consolas" w:hAnsi="Consolas" w:eastAsia="Microsoft YaHei"/>
+          <w:b w:val="0"/>
           <w:color w:val="000000"/>
           <w:sz w:val="18"/>
         </w:rPr>
         <w:t>powershell -File scripts\manage_kaggle_secret.ps1 install-token -ApiToken &lt;你的KaggleToken&gt;</w:t>
+        <w:br/>
       </w:r>
     </w:p>
     <w:p>
       <w:pPr>
-        <w:spacing w:line="324" w:lineRule="auto"/>
-        <w:ind w:firstLine="420"/>
+        <w:spacing w:after="80" w:line="276" w:lineRule="auto"/>
       </w:pPr>
       <w:r>
         <w:rPr>
           <w:rFonts w:ascii="Microsoft YaHei" w:hAnsi="Microsoft YaHei" w:eastAsia="Microsoft YaHei"/>
+          <w:b w:val="0"/>
           <w:color w:val="000000"/>
           <w:sz w:val="21"/>
         </w:rPr>
@@ -1984,26 +2174,28 @@
     </w:p>
     <w:p>
       <w:pPr>
-        <w:spacing w:before="60" w:after="120"/>
-        <w:ind w:left="283"/>
+        <w:spacing w:before="60" w:after="140" w:line="276" w:lineRule="auto"/>
+        <w:ind w:left="346"/>
       </w:pPr>
       <w:r>
         <w:rPr>
-          <w:rFonts w:ascii="Consolas" w:hAnsi="Consolas" w:eastAsia="Consolas"/>
+          <w:rFonts w:ascii="Consolas" w:hAnsi="Consolas" w:eastAsia="Microsoft YaHei"/>
+          <w:b w:val="0"/>
           <w:color w:val="000000"/>
           <w:sz w:val="18"/>
         </w:rPr>
         <w:t>powershell -File scripts\manage_kaggle_secret.ps1 install-token -Username &lt;你的Kaggle用户名&gt; -Key &lt;你的KaggleKey&gt;</w:t>
+        <w:br/>
       </w:r>
     </w:p>
     <w:p>
       <w:pPr>
-        <w:spacing w:line="324" w:lineRule="auto"/>
-        <w:ind w:firstLine="420"/>
+        <w:spacing w:after="80" w:line="276" w:lineRule="auto"/>
       </w:pPr>
       <w:r>
         <w:rPr>
           <w:rFonts w:ascii="Microsoft YaHei" w:hAnsi="Microsoft YaHei" w:eastAsia="Microsoft YaHei"/>
+          <w:b w:val="0"/>
           <w:color w:val="000000"/>
           <w:sz w:val="21"/>
         </w:rPr>
@@ -2013,41 +2205,46 @@
     <w:p>
       <w:pPr>
         <w:pStyle w:val="Heading2"/>
+        <w:spacing w:line="276" w:lineRule="auto" w:before="200" w:after="100"/>
       </w:pPr>
       <w:r>
-        <w:rPr>
-          <w:rFonts w:ascii="Microsoft YaHei" w:hAnsi="Microsoft YaHei" w:eastAsia="Microsoft YaHei"/>
-          <w:b/>
-          <w:color w:val="000000"/>
-          <w:sz w:val="26"/>
-        </w:rPr>
         <w:t>6.3 验证 Kaggle</w:t>
       </w:r>
     </w:p>
     <w:p>
       <w:pPr>
-        <w:spacing w:before="60" w:after="120"/>
-        <w:ind w:left="283"/>
+        <w:spacing w:before="60" w:after="140" w:line="276" w:lineRule="auto"/>
+        <w:ind w:left="346"/>
       </w:pPr>
       <w:r>
         <w:rPr>
-          <w:rFonts w:ascii="Consolas" w:hAnsi="Consolas" w:eastAsia="Consolas"/>
+          <w:rFonts w:ascii="Consolas" w:hAnsi="Consolas" w:eastAsia="Microsoft YaHei"/>
+          <w:b w:val="0"/>
           <w:color w:val="000000"/>
           <w:sz w:val="18"/>
         </w:rPr>
         <w:t>evomind ready</w:t>
         <w:br/>
+      </w:r>
+      <w:r>
+        <w:rPr>
+          <w:rFonts w:ascii="Consolas" w:hAnsi="Consolas" w:eastAsia="Microsoft YaHei"/>
+          <w:b w:val="0"/>
+          <w:color w:val="000000"/>
+          <w:sz w:val="18"/>
+        </w:rPr>
         <w:t>evomind official competitions list</w:t>
+        <w:br/>
       </w:r>
     </w:p>
     <w:p>
       <w:pPr>
-        <w:spacing w:line="324" w:lineRule="auto"/>
-        <w:ind w:firstLine="420"/>
+        <w:spacing w:after="80" w:line="276" w:lineRule="auto"/>
       </w:pPr>
       <w:r>
         <w:rPr>
           <w:rFonts w:ascii="Microsoft YaHei" w:hAnsi="Microsoft YaHei" w:eastAsia="Microsoft YaHei"/>
+          <w:b w:val="0"/>
           <w:color w:val="000000"/>
           <w:sz w:val="21"/>
         </w:rPr>
@@ -2057,10 +2254,12 @@
     <w:p>
       <w:pPr>
         <w:pStyle w:val="ListBullet"/>
+        <w:spacing w:after="40" w:line="276" w:lineRule="auto"/>
       </w:pPr>
       <w:r>
         <w:rPr>
           <w:rFonts w:ascii="Microsoft YaHei" w:hAnsi="Microsoft YaHei" w:eastAsia="Microsoft YaHei"/>
+          <w:b w:val="0"/>
           <w:color w:val="000000"/>
           <w:sz w:val="21"/>
         </w:rPr>
@@ -2070,10 +2269,12 @@
     <w:p>
       <w:pPr>
         <w:pStyle w:val="ListBullet"/>
+        <w:spacing w:after="40" w:line="276" w:lineRule="auto"/>
       </w:pPr>
       <w:r>
         <w:rPr>
           <w:rFonts w:ascii="Microsoft YaHei" w:hAnsi="Microsoft YaHei" w:eastAsia="Microsoft YaHei"/>
+          <w:b w:val="0"/>
           <w:color w:val="000000"/>
           <w:sz w:val="21"/>
         </w:rPr>
@@ -2083,10 +2284,12 @@
     <w:p>
       <w:pPr>
         <w:pStyle w:val="ListBullet"/>
+        <w:spacing w:after="40" w:line="276" w:lineRule="auto"/>
       </w:pPr>
       <w:r>
         <w:rPr>
           <w:rFonts w:ascii="Microsoft YaHei" w:hAnsi="Microsoft YaHei" w:eastAsia="Microsoft YaHei"/>
+          <w:b w:val="0"/>
           <w:color w:val="000000"/>
           <w:sz w:val="21"/>
         </w:rPr>
@@ -2096,10 +2299,12 @@
     <w:p>
       <w:pPr>
         <w:pStyle w:val="ListBullet"/>
+        <w:spacing w:after="40" w:line="276" w:lineRule="auto"/>
       </w:pPr>
       <w:r>
         <w:rPr>
           <w:rFonts w:ascii="Microsoft YaHei" w:hAnsi="Microsoft YaHei" w:eastAsia="Microsoft YaHei"/>
+          <w:b w:val="0"/>
           <w:color w:val="000000"/>
           <w:sz w:val="21"/>
         </w:rPr>
@@ -2109,25 +2314,20 @@
     <w:p>
       <w:pPr>
         <w:pStyle w:val="Heading1"/>
+        <w:spacing w:line="276" w:lineRule="auto" w:before="200" w:after="100"/>
       </w:pPr>
       <w:r>
-        <w:rPr>
-          <w:rFonts w:ascii="Microsoft YaHei" w:hAnsi="Microsoft YaHei" w:eastAsia="Microsoft YaHei"/>
-          <w:b/>
-          <w:color w:val="000000"/>
-          <w:sz w:val="30"/>
-        </w:rPr>
         <w:t>7. 可选配置 GPU/HPC</w:t>
       </w:r>
     </w:p>
     <w:p>
       <w:pPr>
-        <w:spacing w:line="324" w:lineRule="auto"/>
-        <w:ind w:firstLine="420"/>
+        <w:spacing w:after="80" w:line="276" w:lineRule="auto"/>
       </w:pPr>
       <w:r>
         <w:rPr>
           <w:rFonts w:ascii="Microsoft YaHei" w:hAnsi="Microsoft YaHei" w:eastAsia="Microsoft YaHei"/>
+          <w:b w:val="0"/>
           <w:color w:val="000000"/>
           <w:sz w:val="21"/>
         </w:rPr>
@@ -2136,12 +2336,12 @@
     </w:p>
     <w:p>
       <w:pPr>
-        <w:spacing w:line="324" w:lineRule="auto"/>
-        <w:ind w:firstLine="420"/>
+        <w:spacing w:after="80" w:line="276" w:lineRule="auto"/>
       </w:pPr>
       <w:r>
         <w:rPr>
           <w:rFonts w:ascii="Microsoft YaHei" w:hAnsi="Microsoft YaHei" w:eastAsia="Microsoft YaHei"/>
+          <w:b w:val="0"/>
           <w:color w:val="000000"/>
           <w:sz w:val="21"/>
         </w:rPr>
@@ -2150,26 +2350,28 @@
     </w:p>
     <w:p>
       <w:pPr>
-        <w:spacing w:before="60" w:after="120"/>
-        <w:ind w:left="283"/>
+        <w:spacing w:before="60" w:after="140" w:line="276" w:lineRule="auto"/>
+        <w:ind w:left="346"/>
       </w:pPr>
       <w:r>
         <w:rPr>
-          <w:rFonts w:ascii="Consolas" w:hAnsi="Consolas" w:eastAsia="Consolas"/>
+          <w:rFonts w:ascii="Consolas" w:hAnsi="Consolas" w:eastAsia="Microsoft YaHei"/>
+          <w:b w:val="0"/>
           <w:color w:val="000000"/>
           <w:sz w:val="18"/>
         </w:rPr>
         <w:t>powershell -File scripts\install_hpc_ssh_credential_from_stdin.ps1 -User &lt;你的SSH账号&gt; -HostName &lt;登录节点地址&gt; -Port &lt;端口&gt; -RemoteWorkspace &lt;远端工作目录&gt;</w:t>
+        <w:br/>
       </w:r>
     </w:p>
     <w:p>
       <w:pPr>
-        <w:spacing w:line="324" w:lineRule="auto"/>
-        <w:ind w:firstLine="420"/>
+        <w:spacing w:after="80" w:line="276" w:lineRule="auto"/>
       </w:pPr>
       <w:r>
         <w:rPr>
           <w:rFonts w:ascii="Microsoft YaHei" w:hAnsi="Microsoft YaHei" w:eastAsia="Microsoft YaHei"/>
+          <w:b w:val="0"/>
           <w:color w:val="000000"/>
           <w:sz w:val="21"/>
         </w:rPr>
@@ -2178,26 +2380,28 @@
     </w:p>
     <w:p>
       <w:pPr>
-        <w:spacing w:before="60" w:after="120"/>
-        <w:ind w:left="283"/>
+        <w:spacing w:before="60" w:after="140" w:line="276" w:lineRule="auto"/>
+        <w:ind w:left="346"/>
       </w:pPr>
       <w:r>
         <w:rPr>
-          <w:rFonts w:ascii="Consolas" w:hAnsi="Consolas" w:eastAsia="Consolas"/>
+          <w:rFonts w:ascii="Consolas" w:hAnsi="Consolas" w:eastAsia="Microsoft YaHei"/>
+          <w:b w:val="0"/>
           <w:color w:val="000000"/>
           <w:sz w:val="18"/>
         </w:rPr>
         <w:t>HPC SSH password:</w:t>
+        <w:br/>
       </w:r>
     </w:p>
     <w:p>
       <w:pPr>
-        <w:spacing w:line="324" w:lineRule="auto"/>
-        <w:ind w:firstLine="420"/>
+        <w:spacing w:after="80" w:line="276" w:lineRule="auto"/>
       </w:pPr>
       <w:r>
         <w:rPr>
           <w:rFonts w:ascii="Microsoft YaHei" w:hAnsi="Microsoft YaHei" w:eastAsia="Microsoft YaHei"/>
+          <w:b w:val="0"/>
           <w:color w:val="000000"/>
           <w:sz w:val="21"/>
         </w:rPr>
@@ -2206,12 +2410,12 @@
     </w:p>
     <w:p>
       <w:pPr>
-        <w:spacing w:line="324" w:lineRule="auto"/>
-        <w:ind w:firstLine="420"/>
+        <w:spacing w:after="80" w:line="276" w:lineRule="auto"/>
       </w:pPr>
       <w:r>
         <w:rPr>
           <w:rFonts w:ascii="Microsoft YaHei" w:hAnsi="Microsoft YaHei" w:eastAsia="Microsoft YaHei"/>
+          <w:b w:val="0"/>
           <w:color w:val="000000"/>
           <w:sz w:val="21"/>
         </w:rPr>
@@ -2220,28 +2424,38 @@
     </w:p>
     <w:p>
       <w:pPr>
-        <w:spacing w:before="60" w:after="120"/>
-        <w:ind w:left="283"/>
+        <w:spacing w:before="60" w:after="140" w:line="276" w:lineRule="auto"/>
+        <w:ind w:left="346"/>
       </w:pPr>
       <w:r>
         <w:rPr>
-          <w:rFonts w:ascii="Consolas" w:hAnsi="Consolas" w:eastAsia="Consolas"/>
+          <w:rFonts w:ascii="Consolas" w:hAnsi="Consolas" w:eastAsia="Microsoft YaHei"/>
+          <w:b w:val="0"/>
           <w:color w:val="000000"/>
           <w:sz w:val="18"/>
         </w:rPr>
         <w:t>SocksHost = 127.0.0.1</w:t>
         <w:br/>
+      </w:r>
+      <w:r>
+        <w:rPr>
+          <w:rFonts w:ascii="Consolas" w:hAnsi="Consolas" w:eastAsia="Microsoft YaHei"/>
+          <w:b w:val="0"/>
+          <w:color w:val="000000"/>
+          <w:sz w:val="18"/>
+        </w:rPr>
         <w:t>SocksPort = 7890</w:t>
+        <w:br/>
       </w:r>
     </w:p>
     <w:p>
       <w:pPr>
-        <w:spacing w:line="324" w:lineRule="auto"/>
-        <w:ind w:firstLine="420"/>
+        <w:spacing w:after="80" w:line="276" w:lineRule="auto"/>
       </w:pPr>
       <w:r>
         <w:rPr>
           <w:rFonts w:ascii="Microsoft YaHei" w:hAnsi="Microsoft YaHei" w:eastAsia="Microsoft YaHei"/>
+          <w:b w:val="0"/>
           <w:color w:val="000000"/>
           <w:sz w:val="21"/>
         </w:rPr>
@@ -2250,26 +2464,28 @@
     </w:p>
     <w:p>
       <w:pPr>
-        <w:spacing w:before="60" w:after="120"/>
-        <w:ind w:left="283"/>
+        <w:spacing w:before="60" w:after="140" w:line="276" w:lineRule="auto"/>
+        <w:ind w:left="346"/>
       </w:pPr>
       <w:r>
         <w:rPr>
-          <w:rFonts w:ascii="Consolas" w:hAnsi="Consolas" w:eastAsia="Consolas"/>
+          <w:rFonts w:ascii="Consolas" w:hAnsi="Consolas" w:eastAsia="Microsoft YaHei"/>
+          <w:b w:val="0"/>
           <w:color w:val="000000"/>
           <w:sz w:val="18"/>
         </w:rPr>
         <w:t>evomind ready</w:t>
+        <w:br/>
       </w:r>
     </w:p>
     <w:p>
       <w:pPr>
-        <w:spacing w:line="324" w:lineRule="auto"/>
-        <w:ind w:firstLine="420"/>
+        <w:spacing w:after="80" w:line="276" w:lineRule="auto"/>
       </w:pPr>
       <w:r>
         <w:rPr>
           <w:rFonts w:ascii="Microsoft YaHei" w:hAnsi="Microsoft YaHei" w:eastAsia="Microsoft YaHei"/>
+          <w:b w:val="0"/>
           <w:color w:val="000000"/>
           <w:sz w:val="21"/>
         </w:rPr>
@@ -2278,26 +2494,28 @@
     </w:p>
     <w:p>
       <w:pPr>
-        <w:spacing w:before="60" w:after="120"/>
-        <w:ind w:left="283"/>
+        <w:spacing w:before="60" w:after="140" w:line="276" w:lineRule="auto"/>
+        <w:ind w:left="346"/>
       </w:pPr>
       <w:r>
         <w:rPr>
-          <w:rFonts w:ascii="Consolas" w:hAnsi="Consolas" w:eastAsia="Consolas"/>
+          <w:rFonts w:ascii="Consolas" w:hAnsi="Consolas" w:eastAsia="Microsoft YaHei"/>
+          <w:b w:val="0"/>
           <w:color w:val="000000"/>
           <w:sz w:val="18"/>
         </w:rPr>
         <w:t>curl.exe -X POST http://127.0.0.1:8088/api/gpu/connections/test</w:t>
+        <w:br/>
       </w:r>
     </w:p>
     <w:p>
       <w:pPr>
-        <w:spacing w:line="324" w:lineRule="auto"/>
-        <w:ind w:firstLine="420"/>
+        <w:spacing w:after="80" w:line="276" w:lineRule="auto"/>
       </w:pPr>
       <w:r>
         <w:rPr>
           <w:rFonts w:ascii="Microsoft YaHei" w:hAnsi="Microsoft YaHei" w:eastAsia="Microsoft YaHei"/>
+          <w:b w:val="0"/>
           <w:color w:val="000000"/>
           <w:sz w:val="21"/>
         </w:rPr>
@@ -2307,10 +2525,12 @@
     <w:p>
       <w:pPr>
         <w:pStyle w:val="ListBullet"/>
+        <w:spacing w:after="40" w:line="276" w:lineRule="auto"/>
       </w:pPr>
       <w:r>
         <w:rPr>
           <w:rFonts w:ascii="Microsoft YaHei" w:hAnsi="Microsoft YaHei" w:eastAsia="Microsoft YaHei"/>
+          <w:b w:val="0"/>
           <w:color w:val="000000"/>
           <w:sz w:val="21"/>
         </w:rPr>
@@ -2320,10 +2540,12 @@
     <w:p>
       <w:pPr>
         <w:pStyle w:val="ListBullet"/>
+        <w:spacing w:after="40" w:line="276" w:lineRule="auto"/>
       </w:pPr>
       <w:r>
         <w:rPr>
           <w:rFonts w:ascii="Microsoft YaHei" w:hAnsi="Microsoft YaHei" w:eastAsia="Microsoft YaHei"/>
+          <w:b w:val="0"/>
           <w:color w:val="000000"/>
           <w:sz w:val="21"/>
         </w:rPr>
@@ -2333,10 +2555,12 @@
     <w:p>
       <w:pPr>
         <w:pStyle w:val="ListBullet"/>
+        <w:spacing w:after="40" w:line="276" w:lineRule="auto"/>
       </w:pPr>
       <w:r>
         <w:rPr>
           <w:rFonts w:ascii="Microsoft YaHei" w:hAnsi="Microsoft YaHei" w:eastAsia="Microsoft YaHei"/>
+          <w:b w:val="0"/>
           <w:color w:val="000000"/>
           <w:sz w:val="21"/>
         </w:rPr>
@@ -2346,25 +2570,20 @@
     <w:p>
       <w:pPr>
         <w:pStyle w:val="Heading1"/>
+        <w:spacing w:line="276" w:lineRule="auto" w:before="200" w:after="100"/>
       </w:pPr>
       <w:r>
-        <w:rPr>
-          <w:rFonts w:ascii="Microsoft YaHei" w:hAnsi="Microsoft YaHei" w:eastAsia="Microsoft YaHei"/>
-          <w:b/>
-          <w:color w:val="000000"/>
-          <w:sz w:val="30"/>
-        </w:rPr>
         <w:t>8. 启动 EvoMind 控制台</w:t>
       </w:r>
     </w:p>
     <w:p>
       <w:pPr>
-        <w:spacing w:line="324" w:lineRule="auto"/>
-        <w:ind w:firstLine="420"/>
+        <w:spacing w:after="80" w:line="276" w:lineRule="auto"/>
       </w:pPr>
       <w:r>
         <w:rPr>
           <w:rFonts w:ascii="Microsoft YaHei" w:hAnsi="Microsoft YaHei" w:eastAsia="Microsoft YaHei"/>
+          <w:b w:val="0"/>
           <w:color w:val="000000"/>
           <w:sz w:val="21"/>
         </w:rPr>
@@ -2373,26 +2592,28 @@
     </w:p>
     <w:p>
       <w:pPr>
-        <w:spacing w:before="60" w:after="120"/>
-        <w:ind w:left="283"/>
+        <w:spacing w:before="60" w:after="140" w:line="276" w:lineRule="auto"/>
+        <w:ind w:left="346"/>
       </w:pPr>
       <w:r>
         <w:rPr>
-          <w:rFonts w:ascii="Consolas" w:hAnsi="Consolas" w:eastAsia="Consolas"/>
+          <w:rFonts w:ascii="Consolas" w:hAnsi="Consolas" w:eastAsia="Microsoft YaHei"/>
+          <w:b w:val="0"/>
           <w:color w:val="000000"/>
           <w:sz w:val="18"/>
         </w:rPr>
         <w:t>powershell -NoProfile -ExecutionPolicy Bypass -File scripts\start_verified_workstation.ps1 restart</w:t>
+        <w:br/>
       </w:r>
     </w:p>
     <w:p>
       <w:pPr>
-        <w:spacing w:line="324" w:lineRule="auto"/>
-        <w:ind w:firstLine="420"/>
+        <w:spacing w:after="80" w:line="276" w:lineRule="auto"/>
       </w:pPr>
       <w:r>
         <w:rPr>
           <w:rFonts w:ascii="Microsoft YaHei" w:hAnsi="Microsoft YaHei" w:eastAsia="Microsoft YaHei"/>
+          <w:b w:val="0"/>
           <w:color w:val="000000"/>
           <w:sz w:val="21"/>
         </w:rPr>
@@ -2401,26 +2622,28 @@
     </w:p>
     <w:p>
       <w:pPr>
-        <w:spacing w:before="60" w:after="120"/>
-        <w:ind w:left="283"/>
+        <w:spacing w:before="60" w:after="140" w:line="276" w:lineRule="auto"/>
+        <w:ind w:left="346"/>
       </w:pPr>
       <w:r>
         <w:rPr>
-          <w:rFonts w:ascii="Consolas" w:hAnsi="Consolas" w:eastAsia="Consolas"/>
+          <w:rFonts w:ascii="Consolas" w:hAnsi="Consolas" w:eastAsia="Microsoft YaHei"/>
+          <w:b w:val="0"/>
           <w:color w:val="000000"/>
           <w:sz w:val="18"/>
         </w:rPr>
         <w:t>http://127.0.0.1:8088/?page=control</w:t>
+        <w:br/>
       </w:r>
     </w:p>
     <w:p>
       <w:pPr>
-        <w:spacing w:line="324" w:lineRule="auto"/>
-        <w:ind w:firstLine="420"/>
+        <w:spacing w:after="80" w:line="276" w:lineRule="auto"/>
       </w:pPr>
       <w:r>
         <w:rPr>
           <w:rFonts w:ascii="Microsoft YaHei" w:hAnsi="Microsoft YaHei" w:eastAsia="Microsoft YaHei"/>
+          <w:b w:val="0"/>
           <w:color w:val="000000"/>
           <w:sz w:val="21"/>
         </w:rPr>
@@ -2429,26 +2652,28 @@
     </w:p>
     <w:p>
       <w:pPr>
-        <w:spacing w:before="60" w:after="120"/>
-        <w:ind w:left="283"/>
+        <w:spacing w:before="60" w:after="140" w:line="276" w:lineRule="auto"/>
+        <w:ind w:left="346"/>
       </w:pPr>
       <w:r>
         <w:rPr>
-          <w:rFonts w:ascii="Consolas" w:hAnsi="Consolas" w:eastAsia="Consolas"/>
+          <w:rFonts w:ascii="Consolas" w:hAnsi="Consolas" w:eastAsia="Microsoft YaHei"/>
+          <w:b w:val="0"/>
           <w:color w:val="000000"/>
           <w:sz w:val="18"/>
         </w:rPr>
         <w:t>powershell -NoProfile -ExecutionPolicy Bypass -File scripts\restart_workstation_frontend.ps1 -Port 8088</w:t>
+        <w:br/>
       </w:r>
     </w:p>
     <w:p>
       <w:pPr>
-        <w:spacing w:line="324" w:lineRule="auto"/>
-        <w:ind w:firstLine="420"/>
+        <w:spacing w:after="80" w:line="276" w:lineRule="auto"/>
       </w:pPr>
       <w:r>
         <w:rPr>
           <w:rFonts w:ascii="Microsoft YaHei" w:hAnsi="Microsoft YaHei" w:eastAsia="Microsoft YaHei"/>
+          <w:b w:val="0"/>
           <w:color w:val="000000"/>
           <w:sz w:val="21"/>
         </w:rPr>
@@ -2457,40 +2682,37 @@
     </w:p>
     <w:p>
       <w:pPr>
-        <w:spacing w:before="60" w:after="120"/>
-        <w:ind w:left="283"/>
+        <w:spacing w:before="60" w:after="140" w:line="276" w:lineRule="auto"/>
+        <w:ind w:left="346"/>
       </w:pPr>
       <w:r>
         <w:rPr>
-          <w:rFonts w:ascii="Consolas" w:hAnsi="Consolas" w:eastAsia="Consolas"/>
+          <w:rFonts w:ascii="Consolas" w:hAnsi="Consolas" w:eastAsia="Microsoft YaHei"/>
+          <w:b w:val="0"/>
           <w:color w:val="000000"/>
           <w:sz w:val="18"/>
         </w:rPr>
         <w:t>evomind dashboard start</w:t>
+        <w:br/>
       </w:r>
     </w:p>
     <w:p>
       <w:pPr>
         <w:pStyle w:val="Heading1"/>
+        <w:spacing w:line="276" w:lineRule="auto" w:before="200" w:after="100"/>
       </w:pPr>
       <w:r>
-        <w:rPr>
-          <w:rFonts w:ascii="Microsoft YaHei" w:hAnsi="Microsoft YaHei" w:eastAsia="Microsoft YaHei"/>
-          <w:b/>
-          <w:color w:val="000000"/>
-          <w:sz w:val="30"/>
-        </w:rPr>
         <w:t>9. 使用终端研究 Agent</w:t>
       </w:r>
     </w:p>
     <w:p>
       <w:pPr>
-        <w:spacing w:line="324" w:lineRule="auto"/>
-        <w:ind w:firstLine="420"/>
+        <w:spacing w:after="80" w:line="276" w:lineRule="auto"/>
       </w:pPr>
       <w:r>
         <w:rPr>
           <w:rFonts w:ascii="Microsoft YaHei" w:hAnsi="Microsoft YaHei" w:eastAsia="Microsoft YaHei"/>
+          <w:b w:val="0"/>
           <w:color w:val="000000"/>
           <w:sz w:val="21"/>
         </w:rPr>
@@ -2499,26 +2721,28 @@
     </w:p>
     <w:p>
       <w:pPr>
-        <w:spacing w:before="60" w:after="120"/>
-        <w:ind w:left="283"/>
+        <w:spacing w:before="60" w:after="140" w:line="276" w:lineRule="auto"/>
+        <w:ind w:left="346"/>
       </w:pPr>
       <w:r>
         <w:rPr>
-          <w:rFonts w:ascii="Consolas" w:hAnsi="Consolas" w:eastAsia="Consolas"/>
+          <w:rFonts w:ascii="Consolas" w:hAnsi="Consolas" w:eastAsia="Microsoft YaHei"/>
+          <w:b w:val="0"/>
           <w:color w:val="000000"/>
           <w:sz w:val="18"/>
         </w:rPr>
         <w:t>evomind</w:t>
+        <w:br/>
       </w:r>
     </w:p>
     <w:p>
       <w:pPr>
-        <w:spacing w:line="324" w:lineRule="auto"/>
-        <w:ind w:firstLine="420"/>
+        <w:spacing w:after="80" w:line="276" w:lineRule="auto"/>
       </w:pPr>
       <w:r>
         <w:rPr>
           <w:rFonts w:ascii="Microsoft YaHei" w:hAnsi="Microsoft YaHei" w:eastAsia="Microsoft YaHei"/>
+          <w:b w:val="0"/>
           <w:color w:val="000000"/>
           <w:sz w:val="21"/>
         </w:rPr>
@@ -2527,44 +2751,118 @@
     </w:p>
     <w:p>
       <w:pPr>
-        <w:spacing w:before="60" w:after="120"/>
-        <w:ind w:left="283"/>
+        <w:spacing w:before="60" w:after="140" w:line="276" w:lineRule="auto"/>
+        <w:ind w:left="346"/>
       </w:pPr>
       <w:r>
         <w:rPr>
-          <w:rFonts w:ascii="Consolas" w:hAnsi="Consolas" w:eastAsia="Consolas"/>
+          <w:rFonts w:ascii="Consolas" w:hAnsi="Consolas" w:eastAsia="Microsoft YaHei"/>
+          <w:b w:val="0"/>
           <w:color w:val="000000"/>
           <w:sz w:val="18"/>
         </w:rPr>
         <w:t>evomind ready</w:t>
         <w:br/>
+      </w:r>
+      <w:r>
+        <w:rPr>
+          <w:rFonts w:ascii="Consolas" w:hAnsi="Consolas" w:eastAsia="Microsoft YaHei"/>
+          <w:b w:val="0"/>
+          <w:color w:val="000000"/>
+          <w:sz w:val="18"/>
+        </w:rPr>
         <w:t>evomind setup</w:t>
         <w:br/>
+      </w:r>
+      <w:r>
+        <w:rPr>
+          <w:rFonts w:ascii="Consolas" w:hAnsi="Consolas" w:eastAsia="Microsoft YaHei"/>
+          <w:b w:val="0"/>
+          <w:color w:val="000000"/>
+          <w:sz w:val="18"/>
+        </w:rPr>
         <w:t>evomind competitions titanic</w:t>
         <w:br/>
+      </w:r>
+      <w:r>
+        <w:rPr>
+          <w:rFonts w:ascii="Consolas" w:hAnsi="Consolas" w:eastAsia="Microsoft YaHei"/>
+          <w:b w:val="0"/>
+          <w:color w:val="000000"/>
+          <w:sz w:val="18"/>
+        </w:rPr>
         <w:t>evomind task add https://www.kaggle.com/competitions/titanic</w:t>
         <w:br/>
+      </w:r>
+      <w:r>
+        <w:rPr>
+          <w:rFonts w:ascii="Consolas" w:hAnsi="Consolas" w:eastAsia="Microsoft YaHei"/>
+          <w:b w:val="0"/>
+          <w:color w:val="000000"/>
+          <w:sz w:val="18"/>
+        </w:rPr>
         <w:t>evomind download titanic</w:t>
         <w:br/>
+      </w:r>
+      <w:r>
+        <w:rPr>
+          <w:rFonts w:ascii="Consolas" w:hAnsi="Consolas" w:eastAsia="Microsoft YaHei"/>
+          <w:b w:val="0"/>
+          <w:color w:val="000000"/>
+          <w:sz w:val="18"/>
+        </w:rPr>
         <w:t>evomind run titanic</w:t>
         <w:br/>
+      </w:r>
+      <w:r>
+        <w:rPr>
+          <w:rFonts w:ascii="Consolas" w:hAnsi="Consolas" w:eastAsia="Microsoft YaHei"/>
+          <w:b w:val="0"/>
+          <w:color w:val="000000"/>
+          <w:sz w:val="18"/>
+        </w:rPr>
         <w:t>evomind watch -f</w:t>
         <w:br/>
+      </w:r>
+      <w:r>
+        <w:rPr>
+          <w:rFonts w:ascii="Consolas" w:hAnsi="Consolas" w:eastAsia="Microsoft YaHei"/>
+          <w:b w:val="0"/>
+          <w:color w:val="000000"/>
+          <w:sz w:val="18"/>
+        </w:rPr>
         <w:t>evomind memory</w:t>
         <w:br/>
+      </w:r>
+      <w:r>
+        <w:rPr>
+          <w:rFonts w:ascii="Consolas" w:hAnsi="Consolas" w:eastAsia="Microsoft YaHei"/>
+          <w:b w:val="0"/>
+          <w:color w:val="000000"/>
+          <w:sz w:val="18"/>
+        </w:rPr>
         <w:t>evomind dashboard start</w:t>
         <w:br/>
+      </w:r>
+      <w:r>
+        <w:rPr>
+          <w:rFonts w:ascii="Consolas" w:hAnsi="Consolas" w:eastAsia="Microsoft YaHei"/>
+          <w:b w:val="0"/>
+          <w:color w:val="000000"/>
+          <w:sz w:val="18"/>
+        </w:rPr>
         <w:t>evomind official competitions list</w:t>
+        <w:br/>
       </w:r>
     </w:p>
     <w:p>
       <w:pPr>
-        <w:spacing w:line="324" w:lineRule="auto"/>
-        <w:ind w:firstLine="420"/>
+        <w:spacing w:after="80" w:line="276" w:lineRule="auto"/>
       </w:pPr>
       <w:r>
         <w:rPr>
           <w:rFonts w:ascii="Microsoft YaHei" w:hAnsi="Microsoft YaHei" w:eastAsia="Microsoft YaHei"/>
+          <w:b w:val="0"/>
           <w:color w:val="000000"/>
           <w:sz w:val="21"/>
         </w:rPr>
@@ -2573,34 +2871,68 @@
     </w:p>
     <w:p>
       <w:pPr>
-        <w:spacing w:before="60" w:after="120"/>
-        <w:ind w:left="283"/>
+        <w:spacing w:before="60" w:after="140" w:line="276" w:lineRule="auto"/>
+        <w:ind w:left="346"/>
       </w:pPr>
       <w:r>
         <w:rPr>
-          <w:rFonts w:ascii="Consolas" w:hAnsi="Consolas" w:eastAsia="Consolas"/>
+          <w:rFonts w:ascii="Consolas" w:hAnsi="Consolas" w:eastAsia="Microsoft YaHei"/>
+          <w:b w:val="0"/>
           <w:color w:val="000000"/>
           <w:sz w:val="18"/>
         </w:rPr>
         <w:t>帮我规划 Titanic 第二轮自进化</w:t>
         <w:br/>
+      </w:r>
+      <w:r>
+        <w:rPr>
+          <w:rFonts w:ascii="Consolas" w:hAnsi="Consolas" w:eastAsia="Microsoft YaHei"/>
+          <w:b w:val="0"/>
+          <w:color w:val="000000"/>
+          <w:sz w:val="18"/>
+        </w:rPr>
         <w:t>开始训练 titanic</w:t>
         <w:br/>
+      </w:r>
+      <w:r>
+        <w:rPr>
+          <w:rFonts w:ascii="Consolas" w:hAnsi="Consolas" w:eastAsia="Microsoft YaHei"/>
+          <w:b w:val="0"/>
+          <w:color w:val="000000"/>
+          <w:sz w:val="18"/>
+        </w:rPr>
         <w:t>查看当前任务状态</w:t>
         <w:br/>
+      </w:r>
+      <w:r>
+        <w:rPr>
+          <w:rFonts w:ascii="Consolas" w:hAnsi="Consolas" w:eastAsia="Microsoft YaHei"/>
+          <w:b w:val="0"/>
+          <w:color w:val="000000"/>
+          <w:sz w:val="18"/>
+        </w:rPr>
         <w:t>生成审计报告</w:t>
         <w:br/>
+      </w:r>
+      <w:r>
+        <w:rPr>
+          <w:rFonts w:ascii="Consolas" w:hAnsi="Consolas" w:eastAsia="Microsoft YaHei"/>
+          <w:b w:val="0"/>
+          <w:color w:val="000000"/>
+          <w:sz w:val="18"/>
+        </w:rPr>
         <w:t>查看失败原因和下一轮优化计划</w:t>
+        <w:br/>
       </w:r>
     </w:p>
     <w:p>
       <w:pPr>
-        <w:spacing w:line="324" w:lineRule="auto"/>
-        <w:ind w:firstLine="420"/>
+        <w:spacing w:after="80" w:line="276" w:lineRule="auto"/>
       </w:pPr>
       <w:r>
         <w:rPr>
           <w:rFonts w:ascii="Microsoft YaHei" w:hAnsi="Microsoft YaHei" w:eastAsia="Microsoft YaHei"/>
+          <w:b w:val="0"/>
           <w:color w:val="000000"/>
           <w:sz w:val="21"/>
         </w:rPr>
@@ -2610,25 +2942,20 @@
     <w:p>
       <w:pPr>
         <w:pStyle w:val="Heading1"/>
+        <w:spacing w:line="276" w:lineRule="auto" w:before="200" w:after="100"/>
       </w:pPr>
       <w:r>
-        <w:rPr>
-          <w:rFonts w:ascii="Microsoft YaHei" w:hAnsi="Microsoft YaHei" w:eastAsia="Microsoft YaHei"/>
-          <w:b/>
-          <w:color w:val="000000"/>
-          <w:sz w:val="30"/>
-        </w:rPr>
         <w:t>10. 第一次训练建议</w:t>
       </w:r>
     </w:p>
     <w:p>
       <w:pPr>
-        <w:spacing w:line="324" w:lineRule="auto"/>
-        <w:ind w:firstLine="420"/>
+        <w:spacing w:after="80" w:line="276" w:lineRule="auto"/>
       </w:pPr>
       <w:r>
         <w:rPr>
           <w:rFonts w:ascii="Microsoft YaHei" w:hAnsi="Microsoft YaHei" w:eastAsia="Microsoft YaHei"/>
+          <w:b w:val="0"/>
           <w:color w:val="000000"/>
           <w:sz w:val="21"/>
         </w:rPr>
@@ -2637,30 +2964,48 @@
     </w:p>
     <w:p>
       <w:pPr>
-        <w:spacing w:before="60" w:after="120"/>
-        <w:ind w:left="283"/>
+        <w:spacing w:before="60" w:after="140" w:line="276" w:lineRule="auto"/>
+        <w:ind w:left="346"/>
       </w:pPr>
       <w:r>
         <w:rPr>
-          <w:rFonts w:ascii="Consolas" w:hAnsi="Consolas" w:eastAsia="Consolas"/>
+          <w:rFonts w:ascii="Consolas" w:hAnsi="Consolas" w:eastAsia="Microsoft YaHei"/>
+          <w:b w:val="0"/>
           <w:color w:val="000000"/>
           <w:sz w:val="18"/>
         </w:rPr>
         <w:t>evomind task add https://www.kaggle.com/competitions/titanic</w:t>
         <w:br/>
+      </w:r>
+      <w:r>
+        <w:rPr>
+          <w:rFonts w:ascii="Consolas" w:hAnsi="Consolas" w:eastAsia="Microsoft YaHei"/>
+          <w:b w:val="0"/>
+          <w:color w:val="000000"/>
+          <w:sz w:val="18"/>
+        </w:rPr>
         <w:t>evomind download titanic</w:t>
         <w:br/>
+      </w:r>
+      <w:r>
+        <w:rPr>
+          <w:rFonts w:ascii="Consolas" w:hAnsi="Consolas" w:eastAsia="Microsoft YaHei"/>
+          <w:b w:val="0"/>
+          <w:color w:val="000000"/>
+          <w:sz w:val="18"/>
+        </w:rPr>
         <w:t>evomind run titanic</w:t>
+        <w:br/>
       </w:r>
     </w:p>
     <w:p>
       <w:pPr>
-        <w:spacing w:line="324" w:lineRule="auto"/>
-        <w:ind w:firstLine="420"/>
+        <w:spacing w:after="80" w:line="276" w:lineRule="auto"/>
       </w:pPr>
       <w:r>
         <w:rPr>
           <w:rFonts w:ascii="Microsoft YaHei" w:hAnsi="Microsoft YaHei" w:eastAsia="Microsoft YaHei"/>
+          <w:b w:val="0"/>
           <w:color w:val="000000"/>
           <w:sz w:val="21"/>
         </w:rPr>
@@ -2670,10 +3015,12 @@
     <w:p>
       <w:pPr>
         <w:pStyle w:val="ListBullet"/>
+        <w:spacing w:after="40" w:line="276" w:lineRule="auto"/>
       </w:pPr>
       <w:r>
         <w:rPr>
           <w:rFonts w:ascii="Microsoft YaHei" w:hAnsi="Microsoft YaHei" w:eastAsia="Microsoft YaHei"/>
+          <w:b w:val="0"/>
           <w:color w:val="000000"/>
           <w:sz w:val="21"/>
         </w:rPr>
@@ -2683,10 +3030,12 @@
     <w:p>
       <w:pPr>
         <w:pStyle w:val="ListBullet"/>
+        <w:spacing w:after="40" w:line="276" w:lineRule="auto"/>
       </w:pPr>
       <w:r>
         <w:rPr>
           <w:rFonts w:ascii="Microsoft YaHei" w:hAnsi="Microsoft YaHei" w:eastAsia="Microsoft YaHei"/>
+          <w:b w:val="0"/>
           <w:color w:val="000000"/>
           <w:sz w:val="21"/>
         </w:rPr>
@@ -2696,10 +3045,12 @@
     <w:p>
       <w:pPr>
         <w:pStyle w:val="ListBullet"/>
+        <w:spacing w:after="40" w:line="276" w:lineRule="auto"/>
       </w:pPr>
       <w:r>
         <w:rPr>
           <w:rFonts w:ascii="Microsoft YaHei" w:hAnsi="Microsoft YaHei" w:eastAsia="Microsoft YaHei"/>
+          <w:b w:val="0"/>
           <w:color w:val="000000"/>
           <w:sz w:val="21"/>
         </w:rPr>
@@ -2709,10 +3060,12 @@
     <w:p>
       <w:pPr>
         <w:pStyle w:val="ListBullet"/>
+        <w:spacing w:after="40" w:line="276" w:lineRule="auto"/>
       </w:pPr>
       <w:r>
         <w:rPr>
           <w:rFonts w:ascii="Microsoft YaHei" w:hAnsi="Microsoft YaHei" w:eastAsia="Microsoft YaHei"/>
+          <w:b w:val="0"/>
           <w:color w:val="000000"/>
           <w:sz w:val="21"/>
         </w:rPr>
@@ -2722,10 +3075,12 @@
     <w:p>
       <w:pPr>
         <w:pStyle w:val="ListBullet"/>
+        <w:spacing w:after="40" w:line="276" w:lineRule="auto"/>
       </w:pPr>
       <w:r>
         <w:rPr>
           <w:rFonts w:ascii="Microsoft YaHei" w:hAnsi="Microsoft YaHei" w:eastAsia="Microsoft YaHei"/>
+          <w:b w:val="0"/>
           <w:color w:val="000000"/>
           <w:sz w:val="21"/>
         </w:rPr>
@@ -2735,10 +3090,12 @@
     <w:p>
       <w:pPr>
         <w:pStyle w:val="ListBullet"/>
+        <w:spacing w:after="40" w:line="276" w:lineRule="auto"/>
       </w:pPr>
       <w:r>
         <w:rPr>
           <w:rFonts w:ascii="Microsoft YaHei" w:hAnsi="Microsoft YaHei" w:eastAsia="Microsoft YaHei"/>
+          <w:b w:val="0"/>
           <w:color w:val="000000"/>
           <w:sz w:val="21"/>
         </w:rPr>
@@ -2748,10 +3105,12 @@
     <w:p>
       <w:pPr>
         <w:pStyle w:val="ListBullet"/>
+        <w:spacing w:after="40" w:line="276" w:lineRule="auto"/>
       </w:pPr>
       <w:r>
         <w:rPr>
           <w:rFonts w:ascii="Microsoft YaHei" w:hAnsi="Microsoft YaHei" w:eastAsia="Microsoft YaHei"/>
+          <w:b w:val="0"/>
           <w:color w:val="000000"/>
           <w:sz w:val="21"/>
         </w:rPr>
@@ -2761,10 +3120,12 @@
     <w:p>
       <w:pPr>
         <w:pStyle w:val="ListBullet"/>
+        <w:spacing w:after="40" w:line="276" w:lineRule="auto"/>
       </w:pPr>
       <w:r>
         <w:rPr>
           <w:rFonts w:ascii="Microsoft YaHei" w:hAnsi="Microsoft YaHei" w:eastAsia="Microsoft YaHei"/>
+          <w:b w:val="0"/>
           <w:color w:val="000000"/>
           <w:sz w:val="21"/>
         </w:rPr>
@@ -2774,10 +3135,12 @@
     <w:p>
       <w:pPr>
         <w:pStyle w:val="ListBullet"/>
+        <w:spacing w:after="40" w:line="276" w:lineRule="auto"/>
       </w:pPr>
       <w:r>
         <w:rPr>
           <w:rFonts w:ascii="Microsoft YaHei" w:hAnsi="Microsoft YaHei" w:eastAsia="Microsoft YaHei"/>
+          <w:b w:val="0"/>
           <w:color w:val="000000"/>
           <w:sz w:val="21"/>
         </w:rPr>
@@ -2786,12 +3149,12 @@
     </w:p>
     <w:p>
       <w:pPr>
-        <w:spacing w:line="324" w:lineRule="auto"/>
-        <w:ind w:firstLine="420"/>
+        <w:spacing w:after="80" w:line="276" w:lineRule="auto"/>
       </w:pPr>
       <w:r>
         <w:rPr>
           <w:rFonts w:ascii="Microsoft YaHei" w:hAnsi="Microsoft YaHei" w:eastAsia="Microsoft YaHei"/>
+          <w:b w:val="0"/>
           <w:color w:val="000000"/>
           <w:sz w:val="21"/>
         </w:rPr>
@@ -2801,14 +3164,9 @@
     <w:p>
       <w:pPr>
         <w:pStyle w:val="Heading1"/>
+        <w:spacing w:line="276" w:lineRule="auto" w:before="200" w:after="100"/>
       </w:pPr>
       <w:r>
-        <w:rPr>
-          <w:rFonts w:ascii="Microsoft YaHei" w:hAnsi="Microsoft YaHei" w:eastAsia="Microsoft YaHei"/>
-          <w:b/>
-          <w:color w:val="000000"/>
-          <w:sz w:val="30"/>
-        </w:rPr>
         <w:t>11. 前端页面功能</w:t>
       </w:r>
     </w:p>
@@ -2820,19 +3178,19 @@
         <w:tblLook w:firstColumn="1" w:firstRow="1" w:lastColumn="0" w:lastRow="0" w:noHBand="0" w:noVBand="1" w:val="04A0"/>
       </w:tblPr>
       <w:tblGrid>
-        <w:gridCol w:w="4706"/>
-        <w:gridCol w:w="4706"/>
+        <w:gridCol w:w="4968"/>
+        <w:gridCol w:w="4968"/>
       </w:tblGrid>
       <w:tr>
         <w:tc>
           <w:tcPr>
-            <w:tcW w:type="dxa" w:w="4706"/>
+            <w:tcW w:type="dxa" w:w="4968"/>
             <w:vAlign w:val="center"/>
-            <w:shd w:fill="F2F4F7"/>
+            <w:shd w:fill="D9EAF7"/>
           </w:tcPr>
           <w:p>
             <w:pPr>
-              <w:jc w:val="left"/>
+              <w:spacing w:after="0"/>
             </w:pPr>
             <w:r/>
             <w:r>
@@ -2840,7 +3198,7 @@
                 <w:rFonts w:ascii="Microsoft YaHei" w:hAnsi="Microsoft YaHei" w:eastAsia="Microsoft YaHei"/>
                 <w:b/>
                 <w:color w:val="000000"/>
-                <w:sz w:val="19"/>
+                <w:sz w:val="18"/>
               </w:rPr>
               <w:t>页面</w:t>
             </w:r>
@@ -2848,13 +3206,13 @@
         </w:tc>
         <w:tc>
           <w:tcPr>
-            <w:tcW w:type="dxa" w:w="4706"/>
+            <w:tcW w:type="dxa" w:w="4968"/>
             <w:vAlign w:val="center"/>
-            <w:shd w:fill="F2F4F7"/>
+            <w:shd w:fill="D9EAF7"/>
           </w:tcPr>
           <w:p>
             <w:pPr>
-              <w:jc w:val="left"/>
+              <w:spacing w:after="0"/>
             </w:pPr>
             <w:r/>
             <w:r>
@@ -2862,7 +3220,7 @@
                 <w:rFonts w:ascii="Microsoft YaHei" w:hAnsi="Microsoft YaHei" w:eastAsia="Microsoft YaHei"/>
                 <w:b/>
                 <w:color w:val="000000"/>
-                <w:sz w:val="19"/>
+                <w:sz w:val="18"/>
               </w:rPr>
               <w:t>作用</w:t>
             </w:r>
@@ -2872,12 +3230,12 @@
       <w:tr>
         <w:tc>
           <w:tcPr>
-            <w:tcW w:type="dxa" w:w="4706"/>
+            <w:tcW w:type="dxa" w:w="4968"/>
             <w:vAlign w:val="center"/>
           </w:tcPr>
           <w:p>
             <w:pPr>
-              <w:jc w:val="left"/>
+              <w:spacing w:after="0"/>
             </w:pPr>
             <w:r/>
             <w:r>
@@ -2885,7 +3243,7 @@
                 <w:rFonts w:ascii="Microsoft YaHei" w:hAnsi="Microsoft YaHei" w:eastAsia="Microsoft YaHei"/>
                 <w:b w:val="0"/>
                 <w:color w:val="000000"/>
-                <w:sz w:val="19"/>
+                <w:sz w:val="18"/>
               </w:rPr>
               <w:t>Control</w:t>
             </w:r>
@@ -2893,12 +3251,12 @@
         </w:tc>
         <w:tc>
           <w:tcPr>
-            <w:tcW w:type="dxa" w:w="4706"/>
+            <w:tcW w:type="dxa" w:w="4968"/>
             <w:vAlign w:val="center"/>
           </w:tcPr>
           <w:p>
             <w:pPr>
-              <w:jc w:val="left"/>
+              <w:spacing w:after="0"/>
             </w:pPr>
             <w:r/>
             <w:r>
@@ -2906,7 +3264,7 @@
                 <w:rFonts w:ascii="Microsoft YaHei" w:hAnsi="Microsoft YaHei" w:eastAsia="Microsoft YaHei"/>
                 <w:b w:val="0"/>
                 <w:color w:val="000000"/>
-                <w:sz w:val="19"/>
+                <w:sz w:val="18"/>
               </w:rPr>
               <w:t>统一入口、自然语言命令、任务调度、最新 action trace</w:t>
             </w:r>
@@ -2916,12 +3274,12 @@
       <w:tr>
         <w:tc>
           <w:tcPr>
-            <w:tcW w:type="dxa" w:w="4706"/>
+            <w:tcW w:type="dxa" w:w="4968"/>
             <w:vAlign w:val="center"/>
           </w:tcPr>
           <w:p>
             <w:pPr>
-              <w:jc w:val="left"/>
+              <w:spacing w:after="0"/>
             </w:pPr>
             <w:r/>
             <w:r>
@@ -2929,7 +3287,7 @@
                 <w:rFonts w:ascii="Microsoft YaHei" w:hAnsi="Microsoft YaHei" w:eastAsia="Microsoft YaHei"/>
                 <w:b w:val="0"/>
                 <w:color w:val="000000"/>
-                <w:sz w:val="19"/>
+                <w:sz w:val="18"/>
               </w:rPr>
               <w:t>Tasks</w:t>
             </w:r>
@@ -2937,12 +3295,12 @@
         </w:tc>
         <w:tc>
           <w:tcPr>
-            <w:tcW w:type="dxa" w:w="4706"/>
+            <w:tcW w:type="dxa" w:w="4968"/>
             <w:vAlign w:val="center"/>
           </w:tcPr>
           <w:p>
             <w:pPr>
-              <w:jc w:val="left"/>
+              <w:spacing w:after="0"/>
             </w:pPr>
             <w:r/>
             <w:r>
@@ -2950,7 +3308,7 @@
                 <w:rFonts w:ascii="Microsoft YaHei" w:hAnsi="Microsoft YaHei" w:eastAsia="Microsoft YaHei"/>
                 <w:b w:val="0"/>
                 <w:color w:val="000000"/>
-                <w:sz w:val="19"/>
+                <w:sz w:val="18"/>
               </w:rPr>
               <w:t>任务队列、任务状态、任务 API</w:t>
             </w:r>
@@ -2960,12 +3318,12 @@
       <w:tr>
         <w:tc>
           <w:tcPr>
-            <w:tcW w:type="dxa" w:w="4706"/>
+            <w:tcW w:type="dxa" w:w="4968"/>
             <w:vAlign w:val="center"/>
           </w:tcPr>
           <w:p>
             <w:pPr>
-              <w:jc w:val="left"/>
+              <w:spacing w:after="0"/>
             </w:pPr>
             <w:r/>
             <w:r>
@@ -2973,7 +3331,7 @@
                 <w:rFonts w:ascii="Microsoft YaHei" w:hAnsi="Microsoft YaHei" w:eastAsia="Microsoft YaHei"/>
                 <w:b w:val="0"/>
                 <w:color w:val="000000"/>
-                <w:sz w:val="19"/>
+                <w:sz w:val="18"/>
               </w:rPr>
               <w:t>Data</w:t>
             </w:r>
@@ -2981,12 +3339,12 @@
         </w:tc>
         <w:tc>
           <w:tcPr>
-            <w:tcW w:type="dxa" w:w="4706"/>
+            <w:tcW w:type="dxa" w:w="4968"/>
             <w:vAlign w:val="center"/>
           </w:tcPr>
           <w:p>
             <w:pPr>
-              <w:jc w:val="left"/>
+              <w:spacing w:after="0"/>
             </w:pPr>
             <w:r/>
             <w:r>
@@ -2994,7 +3352,7 @@
                 <w:rFonts w:ascii="Microsoft YaHei" w:hAnsi="Microsoft YaHei" w:eastAsia="Microsoft YaHei"/>
                 <w:b w:val="0"/>
                 <w:color w:val="000000"/>
-                <w:sz w:val="19"/>
+                <w:sz w:val="18"/>
               </w:rPr>
               <w:t>Kaggle 数据、schema、下载状态、数据审计</w:t>
             </w:r>
@@ -3004,12 +3362,12 @@
       <w:tr>
         <w:tc>
           <w:tcPr>
-            <w:tcW w:type="dxa" w:w="4706"/>
+            <w:tcW w:type="dxa" w:w="4968"/>
             <w:vAlign w:val="center"/>
           </w:tcPr>
           <w:p>
             <w:pPr>
-              <w:jc w:val="left"/>
+              <w:spacing w:after="0"/>
             </w:pPr>
             <w:r/>
             <w:r>
@@ -3017,7 +3375,7 @@
                 <w:rFonts w:ascii="Microsoft YaHei" w:hAnsi="Microsoft YaHei" w:eastAsia="Microsoft YaHei"/>
                 <w:b w:val="0"/>
                 <w:color w:val="000000"/>
-                <w:sz w:val="19"/>
+                <w:sz w:val="18"/>
               </w:rPr>
               <w:t>GPU</w:t>
             </w:r>
@@ -3025,12 +3383,12 @@
         </w:tc>
         <w:tc>
           <w:tcPr>
-            <w:tcW w:type="dxa" w:w="4706"/>
+            <w:tcW w:type="dxa" w:w="4968"/>
             <w:vAlign w:val="center"/>
           </w:tcPr>
           <w:p>
             <w:pPr>
-              <w:jc w:val="left"/>
+              <w:spacing w:after="0"/>
             </w:pPr>
             <w:r/>
             <w:r>
@@ -3038,7 +3396,7 @@
                 <w:rFonts w:ascii="Microsoft YaHei" w:hAnsi="Microsoft YaHei" w:eastAsia="Microsoft YaHei"/>
                 <w:b w:val="0"/>
                 <w:color w:val="000000"/>
-                <w:sz w:val="19"/>
+                <w:sz w:val="18"/>
               </w:rPr>
               <w:t>本地/远程算力状态、GPU smoke、job manifest、资源 gate</w:t>
             </w:r>
@@ -3048,12 +3406,12 @@
       <w:tr>
         <w:tc>
           <w:tcPr>
-            <w:tcW w:type="dxa" w:w="4706"/>
+            <w:tcW w:type="dxa" w:w="4968"/>
             <w:vAlign w:val="center"/>
           </w:tcPr>
           <w:p>
             <w:pPr>
-              <w:jc w:val="left"/>
+              <w:spacing w:after="0"/>
             </w:pPr>
             <w:r/>
             <w:r>
@@ -3061,7 +3419,7 @@
                 <w:rFonts w:ascii="Microsoft YaHei" w:hAnsi="Microsoft YaHei" w:eastAsia="Microsoft YaHei"/>
                 <w:b w:val="0"/>
                 <w:color w:val="000000"/>
-                <w:sz w:val="19"/>
+                <w:sz w:val="18"/>
               </w:rPr>
               <w:t>Evidence</w:t>
             </w:r>
@@ -3069,12 +3427,12 @@
         </w:tc>
         <w:tc>
           <w:tcPr>
-            <w:tcW w:type="dxa" w:w="4706"/>
+            <w:tcW w:type="dxa" w:w="4968"/>
             <w:vAlign w:val="center"/>
           </w:tcPr>
           <w:p>
             <w:pPr>
-              <w:jc w:val="left"/>
+              <w:spacing w:after="0"/>
             </w:pPr>
             <w:r/>
             <w:r>
@@ -3082,7 +3440,7 @@
                 <w:rFonts w:ascii="Microsoft YaHei" w:hAnsi="Microsoft YaHei" w:eastAsia="Microsoft YaHei"/>
                 <w:b w:val="0"/>
                 <w:color w:val="000000"/>
-                <w:sz w:val="19"/>
+                <w:sz w:val="18"/>
               </w:rPr>
               <w:t>artifact、hash、claim binding、审计证据</w:t>
             </w:r>
@@ -3092,12 +3450,12 @@
       <w:tr>
         <w:tc>
           <w:tcPr>
-            <w:tcW w:type="dxa" w:w="4706"/>
+            <w:tcW w:type="dxa" w:w="4968"/>
             <w:vAlign w:val="center"/>
           </w:tcPr>
           <w:p>
             <w:pPr>
-              <w:jc w:val="left"/>
+              <w:spacing w:after="0"/>
             </w:pPr>
             <w:r/>
             <w:r>
@@ -3105,7 +3463,7 @@
                 <w:rFonts w:ascii="Microsoft YaHei" w:hAnsi="Microsoft YaHei" w:eastAsia="Microsoft YaHei"/>
                 <w:b w:val="0"/>
                 <w:color w:val="000000"/>
-                <w:sz w:val="19"/>
+                <w:sz w:val="18"/>
               </w:rPr>
               <w:t>Literature</w:t>
             </w:r>
@@ -3113,12 +3471,12 @@
         </w:tc>
         <w:tc>
           <w:tcPr>
-            <w:tcW w:type="dxa" w:w="4706"/>
+            <w:tcW w:type="dxa" w:w="4968"/>
             <w:vAlign w:val="center"/>
           </w:tcPr>
           <w:p>
             <w:pPr>
-              <w:jc w:val="left"/>
+              <w:spacing w:after="0"/>
             </w:pPr>
             <w:r/>
             <w:r>
@@ -3126,7 +3484,7 @@
                 <w:rFonts w:ascii="Microsoft YaHei" w:hAnsi="Microsoft YaHei" w:eastAsia="Microsoft YaHei"/>
                 <w:b w:val="0"/>
                 <w:color w:val="000000"/>
-                <w:sz w:val="19"/>
+                <w:sz w:val="18"/>
               </w:rPr>
               <w:t>文献检索、RAG context、引用审计</w:t>
             </w:r>
@@ -3136,12 +3494,12 @@
       <w:tr>
         <w:tc>
           <w:tcPr>
-            <w:tcW w:type="dxa" w:w="4706"/>
+            <w:tcW w:type="dxa" w:w="4968"/>
             <w:vAlign w:val="center"/>
           </w:tcPr>
           <w:p>
             <w:pPr>
-              <w:jc w:val="left"/>
+              <w:spacing w:after="0"/>
             </w:pPr>
             <w:r/>
             <w:r>
@@ -3149,7 +3507,7 @@
                 <w:rFonts w:ascii="Microsoft YaHei" w:hAnsi="Microsoft YaHei" w:eastAsia="Microsoft YaHei"/>
                 <w:b w:val="0"/>
                 <w:color w:val="000000"/>
-                <w:sz w:val="19"/>
+                <w:sz w:val="18"/>
               </w:rPr>
               <w:t>Workflow</w:t>
             </w:r>
@@ -3157,12 +3515,12 @@
         </w:tc>
         <w:tc>
           <w:tcPr>
-            <w:tcW w:type="dxa" w:w="4706"/>
+            <w:tcW w:type="dxa" w:w="4968"/>
             <w:vAlign w:val="center"/>
           </w:tcPr>
           <w:p>
             <w:pPr>
-              <w:jc w:val="left"/>
+              <w:spacing w:after="0"/>
             </w:pPr>
             <w:r/>
             <w:r>
@@ -3170,7 +3528,7 @@
                 <w:rFonts w:ascii="Microsoft YaHei" w:hAnsi="Microsoft YaHei" w:eastAsia="Microsoft YaHei"/>
                 <w:b w:val="0"/>
                 <w:color w:val="000000"/>
-                <w:sz w:val="19"/>
+                <w:sz w:val="18"/>
               </w:rPr>
               <w:t>工作流节点、dry-run、阶段状态</w:t>
             </w:r>
@@ -3180,12 +3538,12 @@
       <w:tr>
         <w:tc>
           <w:tcPr>
-            <w:tcW w:type="dxa" w:w="4706"/>
+            <w:tcW w:type="dxa" w:w="4968"/>
             <w:vAlign w:val="center"/>
           </w:tcPr>
           <w:p>
             <w:pPr>
-              <w:jc w:val="left"/>
+              <w:spacing w:after="0"/>
             </w:pPr>
             <w:r/>
             <w:r>
@@ -3193,7 +3551,7 @@
                 <w:rFonts w:ascii="Microsoft YaHei" w:hAnsi="Microsoft YaHei" w:eastAsia="Microsoft YaHei"/>
                 <w:b w:val="0"/>
                 <w:color w:val="000000"/>
-                <w:sz w:val="19"/>
+                <w:sz w:val="18"/>
               </w:rPr>
               <w:t>Code</w:t>
             </w:r>
@@ -3201,12 +3559,12 @@
         </w:tc>
         <w:tc>
           <w:tcPr>
-            <w:tcW w:type="dxa" w:w="4706"/>
+            <w:tcW w:type="dxa" w:w="4968"/>
             <w:vAlign w:val="center"/>
           </w:tcPr>
           <w:p>
             <w:pPr>
-              <w:jc w:val="left"/>
+              <w:spacing w:after="0"/>
             </w:pPr>
             <w:r/>
             <w:r>
@@ -3214,7 +3572,7 @@
                 <w:rFonts w:ascii="Microsoft YaHei" w:hAnsi="Microsoft YaHei" w:eastAsia="Microsoft YaHei"/>
                 <w:b w:val="0"/>
                 <w:color w:val="000000"/>
-                <w:sz w:val="19"/>
+                <w:sz w:val="18"/>
               </w:rPr>
               <w:t>Code Agent IDE、代码草稿、patch gate、代码审计</w:t>
             </w:r>
@@ -3224,12 +3582,12 @@
       <w:tr>
         <w:tc>
           <w:tcPr>
-            <w:tcW w:type="dxa" w:w="4706"/>
+            <w:tcW w:type="dxa" w:w="4968"/>
             <w:vAlign w:val="center"/>
           </w:tcPr>
           <w:p>
             <w:pPr>
-              <w:jc w:val="left"/>
+              <w:spacing w:after="0"/>
             </w:pPr>
             <w:r/>
             <w:r>
@@ -3237,7 +3595,7 @@
                 <w:rFonts w:ascii="Microsoft YaHei" w:hAnsi="Microsoft YaHei" w:eastAsia="Microsoft YaHei"/>
                 <w:b w:val="0"/>
                 <w:color w:val="000000"/>
-                <w:sz w:val="19"/>
+                <w:sz w:val="18"/>
               </w:rPr>
               <w:t>Runtime</w:t>
             </w:r>
@@ -3245,12 +3603,12 @@
         </w:tc>
         <w:tc>
           <w:tcPr>
-            <w:tcW w:type="dxa" w:w="4706"/>
+            <w:tcW w:type="dxa" w:w="4968"/>
             <w:vAlign w:val="center"/>
           </w:tcPr>
           <w:p>
             <w:pPr>
-              <w:jc w:val="left"/>
+              <w:spacing w:after="0"/>
             </w:pPr>
             <w:r/>
             <w:r>
@@ -3258,7 +3616,7 @@
                 <w:rFonts w:ascii="Microsoft YaHei" w:hAnsi="Microsoft YaHei" w:eastAsia="Microsoft YaHei"/>
                 <w:b w:val="0"/>
                 <w:color w:val="000000"/>
-                <w:sz w:val="19"/>
+                <w:sz w:val="18"/>
               </w:rPr>
               <w:t>Agent trace、tool calls、cache telemetry</w:t>
             </w:r>
@@ -3268,12 +3626,12 @@
       <w:tr>
         <w:tc>
           <w:tcPr>
-            <w:tcW w:type="dxa" w:w="4706"/>
+            <w:tcW w:type="dxa" w:w="4968"/>
             <w:vAlign w:val="center"/>
           </w:tcPr>
           <w:p>
             <w:pPr>
-              <w:jc w:val="left"/>
+              <w:spacing w:after="0"/>
             </w:pPr>
             <w:r/>
             <w:r>
@@ -3281,7 +3639,7 @@
                 <w:rFonts w:ascii="Microsoft YaHei" w:hAnsi="Microsoft YaHei" w:eastAsia="Microsoft YaHei"/>
                 <w:b w:val="0"/>
                 <w:color w:val="000000"/>
-                <w:sz w:val="19"/>
+                <w:sz w:val="18"/>
               </w:rPr>
               <w:t>Experiments</w:t>
             </w:r>
@@ -3289,12 +3647,12 @@
         </w:tc>
         <w:tc>
           <w:tcPr>
-            <w:tcW w:type="dxa" w:w="4706"/>
+            <w:tcW w:type="dxa" w:w="4968"/>
             <w:vAlign w:val="center"/>
           </w:tcPr>
           <w:p>
             <w:pPr>
-              <w:jc w:val="left"/>
+              <w:spacing w:after="0"/>
             </w:pPr>
             <w:r/>
             <w:r>
@@ -3302,7 +3660,7 @@
                 <w:rFonts w:ascii="Microsoft YaHei" w:hAnsi="Microsoft YaHei" w:eastAsia="Microsoft YaHei"/>
                 <w:b w:val="0"/>
                 <w:color w:val="000000"/>
-                <w:sz w:val="19"/>
+                <w:sz w:val="18"/>
               </w:rPr>
               <w:t>实验 run、指标、promotion gate、best-so-far</w:t>
             </w:r>
@@ -3312,12 +3670,12 @@
       <w:tr>
         <w:tc>
           <w:tcPr>
-            <w:tcW w:type="dxa" w:w="4706"/>
+            <w:tcW w:type="dxa" w:w="4968"/>
             <w:vAlign w:val="center"/>
           </w:tcPr>
           <w:p>
             <w:pPr>
-              <w:jc w:val="left"/>
+              <w:spacing w:after="0"/>
             </w:pPr>
             <w:r/>
             <w:r>
@@ -3325,7 +3683,7 @@
                 <w:rFonts w:ascii="Microsoft YaHei" w:hAnsi="Microsoft YaHei" w:eastAsia="Microsoft YaHei"/>
                 <w:b w:val="0"/>
                 <w:color w:val="000000"/>
-                <w:sz w:val="19"/>
+                <w:sz w:val="18"/>
               </w:rPr>
               <w:t>Report</w:t>
             </w:r>
@@ -3333,12 +3691,12 @@
         </w:tc>
         <w:tc>
           <w:tcPr>
-            <w:tcW w:type="dxa" w:w="4706"/>
+            <w:tcW w:type="dxa" w:w="4968"/>
             <w:vAlign w:val="center"/>
           </w:tcPr>
           <w:p>
             <w:pPr>
-              <w:jc w:val="left"/>
+              <w:spacing w:after="0"/>
             </w:pPr>
             <w:r/>
             <w:r>
@@ -3346,7 +3704,7 @@
                 <w:rFonts w:ascii="Microsoft YaHei" w:hAnsi="Microsoft YaHei" w:eastAsia="Microsoft YaHei"/>
                 <w:b w:val="0"/>
                 <w:color w:val="000000"/>
-                <w:sz w:val="19"/>
+                <w:sz w:val="18"/>
               </w:rPr>
               <w:t>报告草稿、人工审核、导出</w:t>
             </w:r>
@@ -3356,12 +3714,12 @@
       <w:tr>
         <w:tc>
           <w:tcPr>
-            <w:tcW w:type="dxa" w:w="4706"/>
+            <w:tcW w:type="dxa" w:w="4968"/>
             <w:vAlign w:val="center"/>
           </w:tcPr>
           <w:p>
             <w:pPr>
-              <w:jc w:val="left"/>
+              <w:spacing w:after="0"/>
             </w:pPr>
             <w:r/>
             <w:r>
@@ -3369,7 +3727,7 @@
                 <w:rFonts w:ascii="Microsoft YaHei" w:hAnsi="Microsoft YaHei" w:eastAsia="Microsoft YaHei"/>
                 <w:b w:val="0"/>
                 <w:color w:val="000000"/>
-                <w:sz w:val="19"/>
+                <w:sz w:val="18"/>
               </w:rPr>
               <w:t>Gates</w:t>
             </w:r>
@@ -3377,12 +3735,12 @@
         </w:tc>
         <w:tc>
           <w:tcPr>
-            <w:tcW w:type="dxa" w:w="4706"/>
+            <w:tcW w:type="dxa" w:w="4968"/>
             <w:vAlign w:val="center"/>
           </w:tcPr>
           <w:p>
             <w:pPr>
-              <w:jc w:val="left"/>
+              <w:spacing w:after="0"/>
             </w:pPr>
             <w:r/>
             <w:r>
@@ -3390,7 +3748,7 @@
                 <w:rFonts w:ascii="Microsoft YaHei" w:hAnsi="Microsoft YaHei" w:eastAsia="Microsoft YaHei"/>
                 <w:b w:val="0"/>
                 <w:color w:val="000000"/>
-                <w:sz w:val="19"/>
+                <w:sz w:val="18"/>
               </w:rPr>
               <w:t>Claim gate、submission gate、approval gate</w:t>
             </w:r>
@@ -3400,12 +3758,12 @@
       <w:tr>
         <w:tc>
           <w:tcPr>
-            <w:tcW w:type="dxa" w:w="4706"/>
+            <w:tcW w:type="dxa" w:w="4968"/>
             <w:vAlign w:val="center"/>
           </w:tcPr>
           <w:p>
             <w:pPr>
-              <w:jc w:val="left"/>
+              <w:spacing w:after="0"/>
             </w:pPr>
             <w:r/>
             <w:r>
@@ -3413,7 +3771,7 @@
                 <w:rFonts w:ascii="Microsoft YaHei" w:hAnsi="Microsoft YaHei" w:eastAsia="Microsoft YaHei"/>
                 <w:b w:val="0"/>
                 <w:color w:val="000000"/>
-                <w:sz w:val="19"/>
+                <w:sz w:val="18"/>
               </w:rPr>
               <w:t>Settings</w:t>
             </w:r>
@@ -3421,12 +3779,12 @@
         </w:tc>
         <w:tc>
           <w:tcPr>
-            <w:tcW w:type="dxa" w:w="4706"/>
+            <w:tcW w:type="dxa" w:w="4968"/>
             <w:vAlign w:val="center"/>
           </w:tcPr>
           <w:p>
             <w:pPr>
-              <w:jc w:val="left"/>
+              <w:spacing w:after="0"/>
             </w:pPr>
             <w:r/>
             <w:r>
@@ -3434,7 +3792,7 @@
                 <w:rFonts w:ascii="Microsoft YaHei" w:hAnsi="Microsoft YaHei" w:eastAsia="Microsoft YaHei"/>
                 <w:b w:val="0"/>
                 <w:color w:val="000000"/>
-                <w:sz w:val="19"/>
+                <w:sz w:val="18"/>
               </w:rPr>
               <w:t>账号、语言、主题、模型、Kaggle、资源配置</w:t>
             </w:r>
@@ -3442,29 +3800,28 @@
         </w:tc>
       </w:tr>
     </w:tbl>
-    <w:p/>
     <w:p>
       <w:pPr>
+        <w:spacing w:line="276" w:lineRule="auto"/>
+      </w:pPr>
+    </w:p>
+    <w:p>
+      <w:pPr>
         <w:pStyle w:val="Heading1"/>
+        <w:spacing w:line="276" w:lineRule="auto" w:before="200" w:after="100"/>
       </w:pPr>
       <w:r>
-        <w:rPr>
-          <w:rFonts w:ascii="Microsoft YaHei" w:hAnsi="Microsoft YaHei" w:eastAsia="Microsoft YaHei"/>
-          <w:b/>
-          <w:color w:val="000000"/>
-          <w:sz w:val="30"/>
-        </w:rPr>
         <w:t>12. 上线验收命令</w:t>
       </w:r>
     </w:p>
     <w:p>
       <w:pPr>
-        <w:spacing w:line="324" w:lineRule="auto"/>
-        <w:ind w:firstLine="420"/>
+        <w:spacing w:after="80" w:line="276" w:lineRule="auto"/>
       </w:pPr>
       <w:r>
         <w:rPr>
           <w:rFonts w:ascii="Microsoft YaHei" w:hAnsi="Microsoft YaHei" w:eastAsia="Microsoft YaHei"/>
+          <w:b w:val="0"/>
           <w:color w:val="000000"/>
           <w:sz w:val="21"/>
         </w:rPr>
@@ -3473,26 +3830,28 @@
     </w:p>
     <w:p>
       <w:pPr>
-        <w:spacing w:before="60" w:after="120"/>
-        <w:ind w:left="283"/>
+        <w:spacing w:before="60" w:after="140" w:line="276" w:lineRule="auto"/>
+        <w:ind w:left="346"/>
       </w:pPr>
       <w:r>
         <w:rPr>
-          <w:rFonts w:ascii="Consolas" w:hAnsi="Consolas" w:eastAsia="Consolas"/>
+          <w:rFonts w:ascii="Consolas" w:hAnsi="Consolas" w:eastAsia="Microsoft YaHei"/>
+          <w:b w:val="0"/>
           <w:color w:val="000000"/>
           <w:sz w:val="18"/>
         </w:rPr>
         <w:t>python scripts\verify_new_user_release_readiness.py --write-report</w:t>
+        <w:br/>
       </w:r>
     </w:p>
     <w:p>
       <w:pPr>
-        <w:spacing w:line="324" w:lineRule="auto"/>
-        <w:ind w:firstLine="420"/>
+        <w:spacing w:after="80" w:line="276" w:lineRule="auto"/>
       </w:pPr>
       <w:r>
         <w:rPr>
           <w:rFonts w:ascii="Microsoft YaHei" w:hAnsi="Microsoft YaHei" w:eastAsia="Microsoft YaHei"/>
+          <w:b w:val="0"/>
           <w:color w:val="000000"/>
           <w:sz w:val="21"/>
         </w:rPr>
@@ -3501,26 +3860,28 @@
     </w:p>
     <w:p>
       <w:pPr>
-        <w:spacing w:before="60" w:after="120"/>
-        <w:ind w:left="283"/>
+        <w:spacing w:before="60" w:after="140" w:line="276" w:lineRule="auto"/>
+        <w:ind w:left="346"/>
       </w:pPr>
       <w:r>
         <w:rPr>
-          <w:rFonts w:ascii="Consolas" w:hAnsi="Consolas" w:eastAsia="Consolas"/>
+          <w:rFonts w:ascii="Consolas" w:hAnsi="Consolas" w:eastAsia="Microsoft YaHei"/>
+          <w:b w:val="0"/>
           <w:color w:val="000000"/>
           <w:sz w:val="18"/>
         </w:rPr>
         <w:t>powershell -NoProfile -ExecutionPolicy Bypass -File scripts\run_new_user_release_acceptance.ps1</w:t>
+        <w:br/>
       </w:r>
     </w:p>
     <w:p>
       <w:pPr>
-        <w:spacing w:line="324" w:lineRule="auto"/>
-        <w:ind w:firstLine="420"/>
+        <w:spacing w:after="80" w:line="276" w:lineRule="auto"/>
       </w:pPr>
       <w:r>
         <w:rPr>
           <w:rFonts w:ascii="Microsoft YaHei" w:hAnsi="Microsoft YaHei" w:eastAsia="Microsoft YaHei"/>
+          <w:b w:val="0"/>
           <w:color w:val="000000"/>
           <w:sz w:val="21"/>
         </w:rPr>
@@ -3529,30 +3890,48 @@
     </w:p>
     <w:p>
       <w:pPr>
-        <w:spacing w:before="60" w:after="120"/>
-        <w:ind w:left="283"/>
+        <w:spacing w:before="60" w:after="140" w:line="276" w:lineRule="auto"/>
+        <w:ind w:left="346"/>
       </w:pPr>
       <w:r>
         <w:rPr>
-          <w:rFonts w:ascii="Consolas" w:hAnsi="Consolas" w:eastAsia="Consolas"/>
+          <w:rFonts w:ascii="Consolas" w:hAnsi="Consolas" w:eastAsia="Microsoft YaHei"/>
+          <w:b w:val="0"/>
           <w:color w:val="000000"/>
           <w:sz w:val="18"/>
         </w:rPr>
         <w:t>python scripts\verify_workstation_browser_render_smoke.py --write-report</w:t>
         <w:br/>
+      </w:r>
+      <w:r>
+        <w:rPr>
+          <w:rFonts w:ascii="Consolas" w:hAnsi="Consolas" w:eastAsia="Microsoft YaHei"/>
+          <w:b w:val="0"/>
+          <w:color w:val="000000"/>
+          <w:sz w:val="18"/>
+        </w:rPr>
         <w:t>node scripts\verify_workstation_click_smoke.mjs --write-report</w:t>
         <w:br/>
+      </w:r>
+      <w:r>
+        <w:rPr>
+          <w:rFonts w:ascii="Consolas" w:hAnsi="Consolas" w:eastAsia="Microsoft YaHei"/>
+          <w:b w:val="0"/>
+          <w:color w:val="000000"/>
+          <w:sz w:val="18"/>
+        </w:rPr>
         <w:t>node scripts\verify_workstation_interactive_controls.mjs --write-report</w:t>
+        <w:br/>
       </w:r>
     </w:p>
     <w:p>
       <w:pPr>
-        <w:spacing w:line="324" w:lineRule="auto"/>
-        <w:ind w:firstLine="420"/>
+        <w:spacing w:after="80" w:line="276" w:lineRule="auto"/>
       </w:pPr>
       <w:r>
         <w:rPr>
           <w:rFonts w:ascii="Microsoft YaHei" w:hAnsi="Microsoft YaHei" w:eastAsia="Microsoft YaHei"/>
+          <w:b w:val="0"/>
           <w:color w:val="000000"/>
           <w:sz w:val="21"/>
         </w:rPr>
@@ -3561,26 +3940,28 @@
     </w:p>
     <w:p>
       <w:pPr>
-        <w:spacing w:before="60" w:after="120"/>
-        <w:ind w:left="283"/>
+        <w:spacing w:before="60" w:after="140" w:line="276" w:lineRule="auto"/>
+        <w:ind w:left="346"/>
       </w:pPr>
       <w:r>
         <w:rPr>
-          <w:rFonts w:ascii="Consolas" w:hAnsi="Consolas" w:eastAsia="Consolas"/>
+          <w:rFonts w:ascii="Consolas" w:hAnsi="Consolas" w:eastAsia="Microsoft YaHei"/>
+          <w:b w:val="0"/>
           <w:color w:val="000000"/>
           <w:sz w:val="18"/>
         </w:rPr>
         <w:t>python scripts\verify_no_plaintext_secrets.py</w:t>
+        <w:br/>
       </w:r>
     </w:p>
     <w:p>
       <w:pPr>
-        <w:spacing w:line="324" w:lineRule="auto"/>
-        <w:ind w:firstLine="420"/>
+        <w:spacing w:after="80" w:line="276" w:lineRule="auto"/>
       </w:pPr>
       <w:r>
         <w:rPr>
           <w:rFonts w:ascii="Microsoft YaHei" w:hAnsi="Microsoft YaHei" w:eastAsia="Microsoft YaHei"/>
+          <w:b w:val="0"/>
           <w:color w:val="000000"/>
           <w:sz w:val="21"/>
         </w:rPr>
@@ -3589,28 +3970,38 @@
     </w:p>
     <w:p>
       <w:pPr>
-        <w:spacing w:before="60" w:after="120"/>
-        <w:ind w:left="283"/>
+        <w:spacing w:before="60" w:after="140" w:line="276" w:lineRule="auto"/>
+        <w:ind w:left="346"/>
       </w:pPr>
       <w:r>
         <w:rPr>
-          <w:rFonts w:ascii="Consolas" w:hAnsi="Consolas" w:eastAsia="Consolas"/>
+          <w:rFonts w:ascii="Consolas" w:hAnsi="Consolas" w:eastAsia="Microsoft YaHei"/>
+          <w:b w:val="0"/>
           <w:color w:val="000000"/>
           <w:sz w:val="18"/>
         </w:rPr>
         <w:t>reports/NEW_USER_RELEASE_READINESS.md</w:t>
         <w:br/>
+      </w:r>
+      <w:r>
+        <w:rPr>
+          <w:rFonts w:ascii="Consolas" w:hAnsi="Consolas" w:eastAsia="Microsoft YaHei"/>
+          <w:b w:val="0"/>
+          <w:color w:val="000000"/>
+          <w:sz w:val="18"/>
+        </w:rPr>
         <w:t>workspace/new_user_release_readiness.json</w:t>
+        <w:br/>
       </w:r>
     </w:p>
     <w:p>
       <w:pPr>
-        <w:spacing w:line="324" w:lineRule="auto"/>
-        <w:ind w:firstLine="420"/>
+        <w:spacing w:after="80" w:line="276" w:lineRule="auto"/>
       </w:pPr>
       <w:r>
         <w:rPr>
           <w:rFonts w:ascii="Microsoft YaHei" w:hAnsi="Microsoft YaHei" w:eastAsia="Microsoft YaHei"/>
+          <w:b w:val="0"/>
           <w:color w:val="000000"/>
           <w:sz w:val="21"/>
         </w:rPr>
@@ -3619,74 +4010,92 @@
     </w:p>
     <w:p>
       <w:pPr>
-        <w:spacing w:before="60" w:after="120"/>
-        <w:ind w:left="283"/>
+        <w:spacing w:before="60" w:after="140" w:line="276" w:lineRule="auto"/>
+        <w:ind w:left="346"/>
       </w:pPr>
       <w:r>
         <w:rPr>
-          <w:rFonts w:ascii="Consolas" w:hAnsi="Consolas" w:eastAsia="Consolas"/>
+          <w:rFonts w:ascii="Consolas" w:hAnsi="Consolas" w:eastAsia="Microsoft YaHei"/>
+          <w:b w:val="0"/>
           <w:color w:val="000000"/>
           <w:sz w:val="18"/>
         </w:rPr>
         <w:t>status: passed</w:t>
         <w:br/>
+      </w:r>
+      <w:r>
+        <w:rPr>
+          <w:rFonts w:ascii="Consolas" w:hAnsi="Consolas" w:eastAsia="Microsoft YaHei"/>
+          <w:b w:val="0"/>
+          <w:color w:val="000000"/>
+          <w:sz w:val="18"/>
+        </w:rPr>
         <w:t>release_state: ready_for_new_user_evomind_gateway</w:t>
         <w:br/>
+      </w:r>
+      <w:r>
+        <w:rPr>
+          <w:rFonts w:ascii="Consolas" w:hAnsi="Consolas" w:eastAsia="Microsoft YaHei"/>
+          <w:b w:val="0"/>
+          <w:color w:val="000000"/>
+          <w:sz w:val="18"/>
+        </w:rPr>
         <w:t>failed_checks: []</w:t>
+        <w:br/>
       </w:r>
     </w:p>
     <w:p>
       <w:pPr>
         <w:pStyle w:val="Heading1"/>
+        <w:spacing w:line="276" w:lineRule="auto" w:before="200" w:after="100"/>
       </w:pPr>
       <w:r>
-        <w:rPr>
-          <w:rFonts w:ascii="Microsoft YaHei" w:hAnsi="Microsoft YaHei" w:eastAsia="Microsoft YaHei"/>
-          <w:b/>
-          <w:color w:val="000000"/>
-          <w:sz w:val="30"/>
-        </w:rPr>
         <w:t>13. 常见问题</w:t>
       </w:r>
     </w:p>
     <w:p>
       <w:pPr>
         <w:pStyle w:val="Heading2"/>
+        <w:spacing w:line="276" w:lineRule="auto" w:before="200" w:after="100"/>
       </w:pPr>
       <w:r>
-        <w:rPr>
-          <w:rFonts w:ascii="Microsoft YaHei" w:hAnsi="Microsoft YaHei" w:eastAsia="Microsoft YaHei"/>
-          <w:b/>
-          <w:color w:val="000000"/>
-          <w:sz w:val="26"/>
-        </w:rPr>
         <w:t>13.1 `evomind` 命令找不到</w:t>
       </w:r>
     </w:p>
     <w:p>
       <w:pPr>
-        <w:spacing w:before="60" w:after="120"/>
-        <w:ind w:left="283"/>
+        <w:spacing w:before="60" w:after="140" w:line="276" w:lineRule="auto"/>
+        <w:ind w:left="346"/>
       </w:pPr>
       <w:r>
         <w:rPr>
-          <w:rFonts w:ascii="Consolas" w:hAnsi="Consolas" w:eastAsia="Consolas"/>
+          <w:rFonts w:ascii="Consolas" w:hAnsi="Consolas" w:eastAsia="Microsoft YaHei"/>
+          <w:b w:val="0"/>
           <w:color w:val="000000"/>
           <w:sz w:val="18"/>
         </w:rPr>
         <w:t>powershell -File scripts\install_autokaggle_cli.ps1 -PrependShimPath</w:t>
         <w:br/>
+      </w:r>
+      <w:r>
+        <w:rPr>
+          <w:rFonts w:ascii="Consolas" w:hAnsi="Consolas" w:eastAsia="Microsoft YaHei"/>
+          <w:b w:val="0"/>
+          <w:color w:val="000000"/>
+          <w:sz w:val="18"/>
+        </w:rPr>
         <w:t>where.exe evomind</w:t>
+        <w:br/>
       </w:r>
     </w:p>
     <w:p>
       <w:pPr>
-        <w:spacing w:line="324" w:lineRule="auto"/>
-        <w:ind w:firstLine="420"/>
+        <w:spacing w:after="80" w:line="276" w:lineRule="auto"/>
       </w:pPr>
       <w:r>
         <w:rPr>
           <w:rFonts w:ascii="Microsoft YaHei" w:hAnsi="Microsoft YaHei" w:eastAsia="Microsoft YaHei"/>
+          <w:b w:val="0"/>
           <w:color w:val="000000"/>
           <w:sz w:val="21"/>
         </w:rPr>
@@ -3696,41 +4105,46 @@
     <w:p>
       <w:pPr>
         <w:pStyle w:val="Heading2"/>
+        <w:spacing w:line="276" w:lineRule="auto" w:before="200" w:after="100"/>
       </w:pPr>
       <w:r>
-        <w:rPr>
-          <w:rFonts w:ascii="Microsoft YaHei" w:hAnsi="Microsoft YaHei" w:eastAsia="Microsoft YaHei"/>
-          <w:b/>
-          <w:color w:val="000000"/>
-          <w:sz w:val="26"/>
-        </w:rPr>
         <w:t>13.2 8088 页面打不开</w:t>
       </w:r>
     </w:p>
     <w:p>
       <w:pPr>
-        <w:spacing w:before="60" w:after="120"/>
-        <w:ind w:left="283"/>
+        <w:spacing w:before="60" w:after="140" w:line="276" w:lineRule="auto"/>
+        <w:ind w:left="346"/>
       </w:pPr>
       <w:r>
         <w:rPr>
-          <w:rFonts w:ascii="Consolas" w:hAnsi="Consolas" w:eastAsia="Consolas"/>
+          <w:rFonts w:ascii="Consolas" w:hAnsi="Consolas" w:eastAsia="Microsoft YaHei"/>
+          <w:b w:val="0"/>
           <w:color w:val="000000"/>
           <w:sz w:val="18"/>
         </w:rPr>
         <w:t>netstat -ano | findstr :8088</w:t>
         <w:br/>
+      </w:r>
+      <w:r>
+        <w:rPr>
+          <w:rFonts w:ascii="Consolas" w:hAnsi="Consolas" w:eastAsia="Microsoft YaHei"/>
+          <w:b w:val="0"/>
+          <w:color w:val="000000"/>
+          <w:sz w:val="18"/>
+        </w:rPr>
         <w:t>powershell -File scripts\restart_workstation_frontend.ps1 -Port 8088</w:t>
+        <w:br/>
       </w:r>
     </w:p>
     <w:p>
       <w:pPr>
-        <w:spacing w:line="324" w:lineRule="auto"/>
-        <w:ind w:firstLine="420"/>
+        <w:spacing w:after="80" w:line="276" w:lineRule="auto"/>
       </w:pPr>
       <w:r>
         <w:rPr>
           <w:rFonts w:ascii="Microsoft YaHei" w:hAnsi="Microsoft YaHei" w:eastAsia="Microsoft YaHei"/>
+          <w:b w:val="0"/>
           <w:color w:val="000000"/>
           <w:sz w:val="21"/>
         </w:rPr>
@@ -3739,104 +4153,127 @@
     </w:p>
     <w:p>
       <w:pPr>
-        <w:spacing w:before="60" w:after="120"/>
-        <w:ind w:left="283"/>
+        <w:spacing w:before="60" w:after="140" w:line="276" w:lineRule="auto"/>
+        <w:ind w:left="346"/>
       </w:pPr>
       <w:r>
         <w:rPr>
-          <w:rFonts w:ascii="Consolas" w:hAnsi="Consolas" w:eastAsia="Consolas"/>
+          <w:rFonts w:ascii="Consolas" w:hAnsi="Consolas" w:eastAsia="Microsoft YaHei"/>
+          <w:b w:val="0"/>
           <w:color w:val="000000"/>
           <w:sz w:val="18"/>
         </w:rPr>
         <w:t>http://127.0.0.1:8088/?page=control</w:t>
+        <w:br/>
       </w:r>
     </w:p>
     <w:p>
       <w:pPr>
         <w:pStyle w:val="Heading2"/>
+        <w:spacing w:line="276" w:lineRule="auto" w:before="200" w:after="100"/>
       </w:pPr>
       <w:r>
-        <w:rPr>
-          <w:rFonts w:ascii="Microsoft YaHei" w:hAnsi="Microsoft YaHei" w:eastAsia="Microsoft YaHei"/>
-          <w:b/>
-          <w:color w:val="000000"/>
-          <w:sz w:val="26"/>
-        </w:rPr>
         <w:t>13.3 页面打开但没有样式</w:t>
       </w:r>
     </w:p>
     <w:p>
       <w:pPr>
-        <w:spacing w:before="60" w:after="120"/>
-        <w:ind w:left="283"/>
+        <w:spacing w:before="60" w:after="140" w:line="276" w:lineRule="auto"/>
+        <w:ind w:left="346"/>
       </w:pPr>
       <w:r>
         <w:rPr>
-          <w:rFonts w:ascii="Consolas" w:hAnsi="Consolas" w:eastAsia="Consolas"/>
+          <w:rFonts w:ascii="Consolas" w:hAnsi="Consolas" w:eastAsia="Microsoft YaHei"/>
+          <w:b w:val="0"/>
           <w:color w:val="000000"/>
           <w:sz w:val="18"/>
         </w:rPr>
         <w:t>cd web\research-agent-workstation</w:t>
         <w:br/>
+      </w:r>
+      <w:r>
+        <w:rPr>
+          <w:rFonts w:ascii="Consolas" w:hAnsi="Consolas" w:eastAsia="Microsoft YaHei"/>
+          <w:b w:val="0"/>
+          <w:color w:val="000000"/>
+          <w:sz w:val="18"/>
+        </w:rPr>
         <w:t>npm run build</w:t>
         <w:br/>
+      </w:r>
+      <w:r>
+        <w:rPr>
+          <w:rFonts w:ascii="Consolas" w:hAnsi="Consolas" w:eastAsia="Microsoft YaHei"/>
+          <w:b w:val="0"/>
+          <w:color w:val="000000"/>
+          <w:sz w:val="18"/>
+        </w:rPr>
         <w:t>cd ..\..</w:t>
         <w:br/>
+      </w:r>
+      <w:r>
+        <w:rPr>
+          <w:rFonts w:ascii="Consolas" w:hAnsi="Consolas" w:eastAsia="Microsoft YaHei"/>
+          <w:b w:val="0"/>
+          <w:color w:val="000000"/>
+          <w:sz w:val="18"/>
+        </w:rPr>
         <w:t>powershell -File scripts\restart_workstation_frontend.ps1 -Port 8088</w:t>
+        <w:br/>
       </w:r>
     </w:p>
     <w:p>
       <w:pPr>
         <w:pStyle w:val="Heading2"/>
+        <w:spacing w:line="276" w:lineRule="auto" w:before="200" w:after="100"/>
       </w:pPr>
       <w:r>
-        <w:rPr>
-          <w:rFonts w:ascii="Microsoft YaHei" w:hAnsi="Microsoft YaHei" w:eastAsia="Microsoft YaHei"/>
-          <w:b/>
-          <w:color w:val="000000"/>
-          <w:sz w:val="26"/>
-        </w:rPr>
         <w:t>13.4 Kaggle 显示未配置</w:t>
       </w:r>
     </w:p>
     <w:p>
       <w:pPr>
-        <w:spacing w:before="60" w:after="120"/>
-        <w:ind w:left="283"/>
+        <w:spacing w:before="60" w:after="140" w:line="276" w:lineRule="auto"/>
+        <w:ind w:left="346"/>
       </w:pPr>
       <w:r>
         <w:rPr>
-          <w:rFonts w:ascii="Consolas" w:hAnsi="Consolas" w:eastAsia="Consolas"/>
+          <w:rFonts w:ascii="Consolas" w:hAnsi="Consolas" w:eastAsia="Microsoft YaHei"/>
+          <w:b w:val="0"/>
           <w:color w:val="000000"/>
           <w:sz w:val="18"/>
         </w:rPr>
         <w:t>powershell -File scripts\manage_kaggle_secret.ps1 install-token -ApiToken &lt;你的KaggleToken&gt;</w:t>
         <w:br/>
+      </w:r>
+      <w:r>
+        <w:rPr>
+          <w:rFonts w:ascii="Consolas" w:hAnsi="Consolas" w:eastAsia="Microsoft YaHei"/>
+          <w:b w:val="0"/>
+          <w:color w:val="000000"/>
+          <w:sz w:val="18"/>
+        </w:rPr>
         <w:t>evomind ready</w:t>
+        <w:br/>
       </w:r>
     </w:p>
     <w:p>
       <w:pPr>
         <w:pStyle w:val="Heading2"/>
+        <w:spacing w:line="276" w:lineRule="auto" w:before="200" w:after="100"/>
       </w:pPr>
       <w:r>
-        <w:rPr>
-          <w:rFonts w:ascii="Microsoft YaHei" w:hAnsi="Microsoft YaHei" w:eastAsia="Microsoft YaHei"/>
-          <w:b/>
-          <w:color w:val="000000"/>
-          <w:sz w:val="26"/>
-        </w:rPr>
         <w:t>13.5 GPU 显示 blocked</w:t>
       </w:r>
     </w:p>
     <w:p>
       <w:pPr>
-        <w:spacing w:line="324" w:lineRule="auto"/>
-        <w:ind w:firstLine="420"/>
+        <w:spacing w:after="80" w:line="276" w:lineRule="auto"/>
       </w:pPr>
       <w:r>
         <w:rPr>
           <w:rFonts w:ascii="Microsoft YaHei" w:hAnsi="Microsoft YaHei" w:eastAsia="Microsoft YaHei"/>
+          <w:b w:val="0"/>
           <w:color w:val="000000"/>
           <w:sz w:val="21"/>
         </w:rPr>
@@ -3845,44 +4282,57 @@
     </w:p>
     <w:p>
       <w:pPr>
-        <w:spacing w:before="60" w:after="120"/>
-        <w:ind w:left="283"/>
+        <w:spacing w:before="60" w:after="140" w:line="276" w:lineRule="auto"/>
+        <w:ind w:left="346"/>
       </w:pPr>
       <w:r>
         <w:rPr>
-          <w:rFonts w:ascii="Consolas" w:hAnsi="Consolas" w:eastAsia="Consolas"/>
+          <w:rFonts w:ascii="Consolas" w:hAnsi="Consolas" w:eastAsia="Microsoft YaHei"/>
+          <w:b w:val="0"/>
           <w:color w:val="000000"/>
           <w:sz w:val="18"/>
         </w:rPr>
         <w:t>powershell -File scripts\install_hpc_ssh_credential_from_stdin.ps1 -User &lt;你的SSH账号&gt; -HostName &lt;登录节点地址&gt; -Port &lt;端口&gt; -RemoteWorkspace &lt;远端工作目录&gt;</w:t>
         <w:br/>
+      </w:r>
+      <w:r>
+        <w:rPr>
+          <w:rFonts w:ascii="Consolas" w:hAnsi="Consolas" w:eastAsia="Microsoft YaHei"/>
+          <w:b w:val="0"/>
+          <w:color w:val="000000"/>
+          <w:sz w:val="18"/>
+        </w:rPr>
         <w:t>curl.exe -X POST http://127.0.0.1:8088/api/gpu/connections/test</w:t>
         <w:br/>
+      </w:r>
+      <w:r>
+        <w:rPr>
+          <w:rFonts w:ascii="Consolas" w:hAnsi="Consolas" w:eastAsia="Microsoft YaHei"/>
+          <w:b w:val="0"/>
+          <w:color w:val="000000"/>
+          <w:sz w:val="18"/>
+        </w:rPr>
         <w:t>evomind ready</w:t>
+        <w:br/>
       </w:r>
     </w:p>
     <w:p>
       <w:pPr>
         <w:pStyle w:val="Heading2"/>
+        <w:spacing w:line="276" w:lineRule="auto" w:before="200" w:after="100"/>
       </w:pPr>
       <w:r>
-        <w:rPr>
-          <w:rFonts w:ascii="Microsoft YaHei" w:hAnsi="Microsoft YaHei" w:eastAsia="Microsoft YaHei"/>
-          <w:b/>
-          <w:color w:val="000000"/>
-          <w:sz w:val="26"/>
-        </w:rPr>
         <w:t>13.6 文献、报告、代码页面按钮无响应</w:t>
       </w:r>
     </w:p>
     <w:p>
       <w:pPr>
-        <w:spacing w:line="324" w:lineRule="auto"/>
-        <w:ind w:firstLine="420"/>
+        <w:spacing w:after="80" w:line="276" w:lineRule="auto"/>
       </w:pPr>
       <w:r>
         <w:rPr>
           <w:rFonts w:ascii="Microsoft YaHei" w:hAnsi="Microsoft YaHei" w:eastAsia="Microsoft YaHei"/>
+          <w:b w:val="0"/>
           <w:color w:val="000000"/>
           <w:sz w:val="21"/>
         </w:rPr>
@@ -3891,40 +4341,37 @@
     </w:p>
     <w:p>
       <w:pPr>
-        <w:spacing w:before="60" w:after="120"/>
-        <w:ind w:left="283"/>
+        <w:spacing w:before="60" w:after="140" w:line="276" w:lineRule="auto"/>
+        <w:ind w:left="346"/>
       </w:pPr>
       <w:r>
         <w:rPr>
-          <w:rFonts w:ascii="Consolas" w:hAnsi="Consolas" w:eastAsia="Consolas"/>
+          <w:rFonts w:ascii="Consolas" w:hAnsi="Consolas" w:eastAsia="Microsoft YaHei"/>
+          <w:b w:val="0"/>
           <w:color w:val="000000"/>
           <w:sz w:val="18"/>
         </w:rPr>
         <w:t>node scripts\verify_workstation_interactive_controls.mjs --write-report</w:t>
+        <w:br/>
       </w:r>
     </w:p>
     <w:p>
       <w:pPr>
         <w:pStyle w:val="Heading1"/>
+        <w:spacing w:line="276" w:lineRule="auto" w:before="200" w:after="100"/>
       </w:pPr>
       <w:r>
-        <w:rPr>
-          <w:rFonts w:ascii="Microsoft YaHei" w:hAnsi="Microsoft YaHei" w:eastAsia="Microsoft YaHei"/>
-          <w:b/>
-          <w:color w:val="000000"/>
-          <w:sz w:val="30"/>
-        </w:rPr>
         <w:t>14. 对外展示时的正确说法</w:t>
       </w:r>
     </w:p>
     <w:p>
       <w:pPr>
-        <w:spacing w:line="324" w:lineRule="auto"/>
-        <w:ind w:firstLine="420"/>
+        <w:spacing w:after="80" w:line="276" w:lineRule="auto"/>
       </w:pPr>
       <w:r>
         <w:rPr>
           <w:rFonts w:ascii="Microsoft YaHei" w:hAnsi="Microsoft YaHei" w:eastAsia="Microsoft YaHei"/>
+          <w:b w:val="0"/>
           <w:color w:val="000000"/>
           <w:sz w:val="21"/>
         </w:rPr>
@@ -3934,10 +4381,12 @@
     <w:p>
       <w:pPr>
         <w:pStyle w:val="ListBullet"/>
+        <w:spacing w:after="40" w:line="276" w:lineRule="auto"/>
       </w:pPr>
       <w:r>
         <w:rPr>
           <w:rFonts w:ascii="Microsoft YaHei" w:hAnsi="Microsoft YaHei" w:eastAsia="Microsoft YaHei"/>
+          <w:b w:val="0"/>
           <w:color w:val="000000"/>
           <w:sz w:val="21"/>
         </w:rPr>
@@ -3947,10 +4396,12 @@
     <w:p>
       <w:pPr>
         <w:pStyle w:val="ListBullet"/>
+        <w:spacing w:after="40" w:line="276" w:lineRule="auto"/>
       </w:pPr>
       <w:r>
         <w:rPr>
           <w:rFonts w:ascii="Microsoft YaHei" w:hAnsi="Microsoft YaHei" w:eastAsia="Microsoft YaHei"/>
+          <w:b w:val="0"/>
           <w:color w:val="000000"/>
           <w:sz w:val="21"/>
         </w:rPr>
@@ -3960,10 +4411,12 @@
     <w:p>
       <w:pPr>
         <w:pStyle w:val="ListBullet"/>
+        <w:spacing w:after="40" w:line="276" w:lineRule="auto"/>
       </w:pPr>
       <w:r>
         <w:rPr>
           <w:rFonts w:ascii="Microsoft YaHei" w:hAnsi="Microsoft YaHei" w:eastAsia="Microsoft YaHei"/>
+          <w:b w:val="0"/>
           <w:color w:val="000000"/>
           <w:sz w:val="21"/>
         </w:rPr>
@@ -3972,12 +4425,12 @@
     </w:p>
     <w:p>
       <w:pPr>
-        <w:spacing w:line="324" w:lineRule="auto"/>
-        <w:ind w:firstLine="420"/>
+        <w:spacing w:after="80" w:line="276" w:lineRule="auto"/>
       </w:pPr>
       <w:r>
         <w:rPr>
           <w:rFonts w:ascii="Microsoft YaHei" w:hAnsi="Microsoft YaHei" w:eastAsia="Microsoft YaHei"/>
+          <w:b w:val="0"/>
           <w:color w:val="000000"/>
           <w:sz w:val="21"/>
         </w:rPr>
@@ -3987,10 +4440,12 @@
     <w:p>
       <w:pPr>
         <w:pStyle w:val="ListBullet"/>
+        <w:spacing w:after="40" w:line="276" w:lineRule="auto"/>
       </w:pPr>
       <w:r>
         <w:rPr>
           <w:rFonts w:ascii="Microsoft YaHei" w:hAnsi="Microsoft YaHei" w:eastAsia="Microsoft YaHei"/>
+          <w:b w:val="0"/>
           <w:color w:val="000000"/>
           <w:sz w:val="21"/>
         </w:rPr>
@@ -4000,10 +4455,12 @@
     <w:p>
       <w:pPr>
         <w:pStyle w:val="ListBullet"/>
+        <w:spacing w:after="40" w:line="276" w:lineRule="auto"/>
       </w:pPr>
       <w:r>
         <w:rPr>
           <w:rFonts w:ascii="Microsoft YaHei" w:hAnsi="Microsoft YaHei" w:eastAsia="Microsoft YaHei"/>
+          <w:b w:val="0"/>
           <w:color w:val="000000"/>
           <w:sz w:val="21"/>
         </w:rPr>
@@ -4013,10 +4470,12 @@
     <w:p>
       <w:pPr>
         <w:pStyle w:val="ListBullet"/>
+        <w:spacing w:after="40" w:line="276" w:lineRule="auto"/>
       </w:pPr>
       <w:r>
         <w:rPr>
           <w:rFonts w:ascii="Microsoft YaHei" w:hAnsi="Microsoft YaHei" w:eastAsia="Microsoft YaHei"/>
+          <w:b w:val="0"/>
           <w:color w:val="000000"/>
           <w:sz w:val="21"/>
         </w:rPr>
@@ -4026,10 +4485,12 @@
     <w:p>
       <w:pPr>
         <w:pStyle w:val="ListBullet"/>
+        <w:spacing w:after="40" w:line="276" w:lineRule="auto"/>
       </w:pPr>
       <w:r>
         <w:rPr>
           <w:rFonts w:ascii="Microsoft YaHei" w:hAnsi="Microsoft YaHei" w:eastAsia="Microsoft YaHei"/>
+          <w:b w:val="0"/>
           <w:color w:val="000000"/>
           <w:sz w:val="21"/>
         </w:rPr>
@@ -4039,10 +4500,12 @@
     <w:p>
       <w:pPr>
         <w:pStyle w:val="ListBullet"/>
+        <w:spacing w:after="40" w:line="276" w:lineRule="auto"/>
       </w:pPr>
       <w:r>
         <w:rPr>
           <w:rFonts w:ascii="Microsoft YaHei" w:hAnsi="Microsoft YaHei" w:eastAsia="Microsoft YaHei"/>
+          <w:b w:val="0"/>
           <w:color w:val="000000"/>
           <w:sz w:val="21"/>
         </w:rPr>
@@ -4052,51 +4515,96 @@
     <w:p>
       <w:pPr>
         <w:pStyle w:val="Heading1"/>
+        <w:spacing w:line="276" w:lineRule="auto" w:before="200" w:after="100"/>
       </w:pPr>
       <w:r>
-        <w:rPr>
-          <w:rFonts w:ascii="Microsoft YaHei" w:hAnsi="Microsoft YaHei" w:eastAsia="Microsoft YaHei"/>
-          <w:b/>
-          <w:color w:val="000000"/>
-          <w:sz w:val="30"/>
-        </w:rPr>
         <w:t>15. 新用户最短路径</w:t>
       </w:r>
     </w:p>
     <w:p>
       <w:pPr>
-        <w:spacing w:before="60" w:after="120"/>
-        <w:ind w:left="283"/>
+        <w:spacing w:before="60" w:after="140" w:line="276" w:lineRule="auto"/>
+        <w:ind w:left="346"/>
       </w:pPr>
       <w:r>
         <w:rPr>
-          <w:rFonts w:ascii="Consolas" w:hAnsi="Consolas" w:eastAsia="Consolas"/>
+          <w:rFonts w:ascii="Consolas" w:hAnsi="Consolas" w:eastAsia="Microsoft YaHei"/>
+          <w:b w:val="0"/>
           <w:color w:val="000000"/>
           <w:sz w:val="18"/>
         </w:rPr>
         <w:t>git clone https://github.com/hoanglenga2000-glitch/xcientist.git EvoMind</w:t>
         <w:br/>
+      </w:r>
+      <w:r>
+        <w:rPr>
+          <w:rFonts w:ascii="Consolas" w:hAnsi="Consolas" w:eastAsia="Microsoft YaHei"/>
+          <w:b w:val="0"/>
+          <w:color w:val="000000"/>
+          <w:sz w:val="18"/>
+        </w:rPr>
         <w:t>cd EvoMind</w:t>
         <w:br/>
+      </w:r>
+      <w:r>
+        <w:rPr>
+          <w:rFonts w:ascii="Consolas" w:hAnsi="Consolas" w:eastAsia="Microsoft YaHei"/>
+          <w:b w:val="0"/>
+          <w:color w:val="000000"/>
+          <w:sz w:val="18"/>
+        </w:rPr>
         <w:t>powershell -NoProfile -ExecutionPolicy Bypass -File install.ps1</w:t>
         <w:br/>
+      </w:r>
+      <w:r>
+        <w:rPr>
+          <w:rFonts w:ascii="Consolas" w:hAnsi="Consolas" w:eastAsia="Microsoft YaHei"/>
+          <w:b w:val="0"/>
+          <w:color w:val="000000"/>
+          <w:sz w:val="18"/>
+        </w:rPr>
         <w:t>evomind setup</w:t>
         <w:br/>
+      </w:r>
+      <w:r>
+        <w:rPr>
+          <w:rFonts w:ascii="Consolas" w:hAnsi="Consolas" w:eastAsia="Microsoft YaHei"/>
+          <w:b w:val="0"/>
+          <w:color w:val="000000"/>
+          <w:sz w:val="18"/>
+        </w:rPr>
         <w:t>powershell -NoProfile -ExecutionPolicy Bypass -File scripts\start_verified_workstation.ps1 restart</w:t>
         <w:br/>
+      </w:r>
+      <w:r>
+        <w:rPr>
+          <w:rFonts w:ascii="Consolas" w:hAnsi="Consolas" w:eastAsia="Microsoft YaHei"/>
+          <w:b w:val="0"/>
+          <w:color w:val="000000"/>
+          <w:sz w:val="18"/>
+        </w:rPr>
         <w:t>evomind ready</w:t>
         <w:br/>
+      </w:r>
+      <w:r>
+        <w:rPr>
+          <w:rFonts w:ascii="Consolas" w:hAnsi="Consolas" w:eastAsia="Microsoft YaHei"/>
+          <w:b w:val="0"/>
+          <w:color w:val="000000"/>
+          <w:sz w:val="18"/>
+        </w:rPr>
         <w:t>evomind</w:t>
+        <w:br/>
       </w:r>
     </w:p>
     <w:p>
       <w:pPr>
-        <w:spacing w:line="324" w:lineRule="auto"/>
-        <w:ind w:firstLine="420"/>
+        <w:spacing w:after="80" w:line="276" w:lineRule="auto"/>
       </w:pPr>
       <w:r>
         <w:rPr>
           <w:rFonts w:ascii="Microsoft YaHei" w:hAnsi="Microsoft YaHei" w:eastAsia="Microsoft YaHei"/>
+          <w:b w:val="0"/>
           <w:color w:val="000000"/>
           <w:sz w:val="21"/>
         </w:rPr>
@@ -4105,26 +4613,28 @@
     </w:p>
     <w:p>
       <w:pPr>
-        <w:spacing w:before="60" w:after="120"/>
-        <w:ind w:left="283"/>
+        <w:spacing w:before="60" w:after="140" w:line="276" w:lineRule="auto"/>
+        <w:ind w:left="346"/>
       </w:pPr>
       <w:r>
         <w:rPr>
-          <w:rFonts w:ascii="Consolas" w:hAnsi="Consolas" w:eastAsia="Consolas"/>
+          <w:rFonts w:ascii="Consolas" w:hAnsi="Consolas" w:eastAsia="Microsoft YaHei"/>
+          <w:b w:val="0"/>
           <w:color w:val="000000"/>
           <w:sz w:val="18"/>
         </w:rPr>
         <w:t>http://127.0.0.1:8088/?page=control</w:t>
+        <w:br/>
       </w:r>
     </w:p>
     <w:p>
       <w:pPr>
-        <w:spacing w:line="324" w:lineRule="auto"/>
-        <w:ind w:firstLine="420"/>
+        <w:spacing w:after="80" w:line="276" w:lineRule="auto"/>
       </w:pPr>
       <w:r>
         <w:rPr>
           <w:rFonts w:ascii="Microsoft YaHei" w:hAnsi="Microsoft YaHei" w:eastAsia="Microsoft YaHei"/>
+          <w:b w:val="0"/>
           <w:color w:val="000000"/>
           <w:sz w:val="21"/>
         </w:rPr>
@@ -4133,28 +4643,38 @@
     </w:p>
     <w:p>
       <w:pPr>
-        <w:spacing w:before="60" w:after="120"/>
-        <w:ind w:left="283"/>
+        <w:spacing w:before="60" w:after="140" w:line="276" w:lineRule="auto"/>
+        <w:ind w:left="346"/>
       </w:pPr>
       <w:r>
         <w:rPr>
-          <w:rFonts w:ascii="Consolas" w:hAnsi="Consolas" w:eastAsia="Consolas"/>
+          <w:rFonts w:ascii="Consolas" w:hAnsi="Consolas" w:eastAsia="Microsoft YaHei"/>
+          <w:b w:val="0"/>
           <w:color w:val="000000"/>
           <w:sz w:val="18"/>
         </w:rPr>
         <w:t>powershell -File scripts\manage_kaggle_secret.ps1 install-token -ApiToken &lt;你的KaggleToken&gt;</w:t>
         <w:br/>
+      </w:r>
+      <w:r>
+        <w:rPr>
+          <w:rFonts w:ascii="Consolas" w:hAnsi="Consolas" w:eastAsia="Microsoft YaHei"/>
+          <w:b w:val="0"/>
+          <w:color w:val="000000"/>
+          <w:sz w:val="18"/>
+        </w:rPr>
         <w:t>evomind official competitions list</w:t>
+        <w:br/>
       </w:r>
     </w:p>
     <w:p>
       <w:pPr>
-        <w:spacing w:line="324" w:lineRule="auto"/>
-        <w:ind w:firstLine="420"/>
+        <w:spacing w:after="80" w:line="276" w:lineRule="auto"/>
       </w:pPr>
       <w:r>
         <w:rPr>
           <w:rFonts w:ascii="Microsoft YaHei" w:hAnsi="Microsoft YaHei" w:eastAsia="Microsoft YaHei"/>
+          <w:b w:val="0"/>
           <w:color w:val="000000"/>
           <w:sz w:val="21"/>
         </w:rPr>
@@ -4163,26 +4683,28 @@
     </w:p>
     <w:p>
       <w:pPr>
-        <w:spacing w:before="60" w:after="120"/>
-        <w:ind w:left="283"/>
+        <w:spacing w:before="60" w:after="140" w:line="276" w:lineRule="auto"/>
+        <w:ind w:left="346"/>
       </w:pPr>
       <w:r>
         <w:rPr>
-          <w:rFonts w:ascii="Consolas" w:hAnsi="Consolas" w:eastAsia="Consolas"/>
+          <w:rFonts w:ascii="Consolas" w:hAnsi="Consolas" w:eastAsia="Microsoft YaHei"/>
+          <w:b w:val="0"/>
           <w:color w:val="000000"/>
           <w:sz w:val="18"/>
         </w:rPr>
         <w:t>powershell -File scripts\install_hpc_ssh_credential_from_stdin.ps1 -User &lt;你的SSH账号&gt; -HostName &lt;登录节点地址&gt; -Port &lt;端口&gt; -RemoteWorkspace &lt;远端工作目录&gt;</w:t>
+        <w:br/>
       </w:r>
     </w:p>
     <w:p>
       <w:pPr>
-        <w:spacing w:line="324" w:lineRule="auto"/>
-        <w:ind w:firstLine="420"/>
+        <w:spacing w:after="80" w:line="276" w:lineRule="auto"/>
       </w:pPr>
       <w:r>
         <w:rPr>
           <w:rFonts w:ascii="Microsoft YaHei" w:hAnsi="Microsoft YaHei" w:eastAsia="Microsoft YaHei"/>
+          <w:b w:val="0"/>
           <w:color w:val="000000"/>
           <w:sz w:val="21"/>
         </w:rPr>
@@ -4191,8 +4713,8 @@
     </w:p>
     <w:sectPr>
       <w:footerReference w:type="default" r:id="rId9"/>
-      <w:pgSz w:w="11906" w:h="16838"/>
-      <w:pgMar w:top="1247" w:right="1247" w:bottom="1134" w:left="1247" w:header="720" w:footer="720" w:gutter="0"/>
+      <w:pgSz w:w="12240" w:h="15840"/>
+      <w:pgMar w:top="1080" w:right="1152" w:bottom="1080" w:left="1152" w:header="720" w:footer="720" w:gutter="0"/>
       <w:cols w:space="720"/>
       <w:docGrid w:linePitch="360"/>
     </w:sectPr>
@@ -4210,10 +4732,11 @@
     <w:r>
       <w:rPr>
         <w:rFonts w:ascii="Microsoft YaHei" w:hAnsi="Microsoft YaHei" w:eastAsia="Microsoft YaHei"/>
+        <w:b w:val="0"/>
         <w:color w:val="000000"/>
         <w:sz w:val="16"/>
       </w:rPr>
-      <w:t>EvoMind New User Final Setup Guide | 2026-07-07</w:t>
+      <w:t>EvoMind New User Setup Guide | 2026-07-07 | XCIENTIST AI Research Workstation</w:t>
     </w:r>
   </w:p>
 </w:ftr>
@@ -4584,6 +5107,7 @@
     <w:rsid w:val="00FC693F"/>
     <w:rPr>
       <w:rFonts w:ascii="Microsoft YaHei" w:hAnsi="Microsoft YaHei" w:eastAsia="Microsoft YaHei"/>
+      <w:b w:val="0"/>
       <w:color w:val="000000"/>
       <w:sz w:val="21"/>
     </w:rPr>
@@ -4675,7 +5199,7 @@
       <w:b/>
       <w:bCs/>
       <w:color w:val="000000"/>
-      <w:sz w:val="26"/>
+      <w:sz w:val="25"/>
       <w:szCs w:val="26"/>
     </w:rPr>
   </w:style>
@@ -4942,7 +5466,7 @@
       <w:color w:val="000000"/>
       <w:spacing w:val="5"/>
       <w:kern w:val="28"/>
-      <w:sz w:val="36"/>
+      <w:sz w:val="40"/>
       <w:szCs w:val="52"/>
     </w:rPr>
   </w:style>
@@ -5021,11 +5545,6 @@
     <w:pPr>
       <w:spacing w:after="120"/>
     </w:pPr>
-    <w:rPr>
-      <w:rFonts w:ascii="Microsoft YaHei" w:hAnsi="Microsoft YaHei" w:eastAsia="Microsoft YaHei"/>
-      <w:color w:val="000000"/>
-      <w:sz w:val="21"/>
-    </w:rPr>
   </w:style>
   <w:style w:type="character" w:customStyle="1" w:styleId="BodyTextChar">
     <w:name w:val="Body Text Char"/>
@@ -5123,6 +5642,12 @@
       </w:numPr>
       <w:contextualSpacing/>
     </w:pPr>
+    <w:rPr>
+      <w:rFonts w:ascii="Microsoft YaHei" w:hAnsi="Microsoft YaHei" w:eastAsia="Microsoft YaHei"/>
+      <w:b w:val="0"/>
+      <w:color w:val="000000"/>
+      <w:sz w:val="21"/>
+    </w:rPr>
   </w:style>
   <w:style w:type="paragraph" w:styleId="ListBullet2">
     <w:name w:val="List Bullet 2"/>
